--- a/02-放大电路/01-运算放大电路/电压跟随器电路/电压跟随器电路.docx
+++ b/02-放大电路/01-运算放大电路/电压跟随器电路/电压跟随器电路.docx
@@ -1721,6 +1721,20 @@
     </w:p>
     <w:bookmarkEnd w:id="26"/>
     <w:bookmarkEnd w:id="27"/>
+    <w:p>
+      <w:pPr>
+        <w:spacing w:before="360"/>
+        <w:jc w:val="center"/>
+      </w:pPr>
+      <w:r>
+        <w:rPr>
+          <w:rFonts w:ascii="Times New Roman" w:hAnsi="Times New Roman"/>
+          <w:color w:val="555555"/>
+          <w:sz w:val="21"/>
+        </w:rPr>
+        <w:t>材料收集者：杜文杰</w:t>
+      </w:r>
+    </w:p>
     <w:sectPr>
       <w:headerReference r:id="rId9" w:type="default"/>
       <w:footerReference r:id="rId10" w:type="default"/>

--- a/02-放大电路/01-运算放大电路/电压跟随器电路/电压跟随器电路.docx
+++ b/02-放大电路/01-运算放大电路/电压跟随器电路/电压跟随器电路.docx
@@ -1,6 +1,6 @@
 
 <file path=word/document.xml><?xml version="1.0" encoding="utf-8"?>
-<w:document xmlns:w="http://schemas.openxmlformats.org/wordprocessingml/2006/main" xmlns:m="http://schemas.openxmlformats.org/officeDocument/2006/math" xmlns:r="http://schemas.openxmlformats.org/officeDocument/2006/relationships" xmlns:o="urn:schemas-microsoft-com:office:office" xmlns:v="urn:schemas-microsoft-com:vml" xmlns:w10="urn:schemas-microsoft-com:office:word" xmlns:a="http://schemas.openxmlformats.org/drawingml/2006/main" xmlns:pic="http://schemas.openxmlformats.org/drawingml/2006/picture" xmlns:wp="http://schemas.openxmlformats.org/drawingml/2006/wordprocessingDrawing">
+<w:document xmlns:m="http://schemas.openxmlformats.org/officeDocument/2006/math" xmlns:r="http://schemas.openxmlformats.org/officeDocument/2006/relationships" xmlns:w="http://schemas.openxmlformats.org/wordprocessingml/2006/main" xmlns:o="urn:schemas-microsoft-com:office:office" xmlns:v="urn:schemas-microsoft-com:vml" xmlns:w10="urn:schemas-microsoft-com:office:word" xmlns:a="http://schemas.openxmlformats.org/drawingml/2006/main" xmlns:pic="http://schemas.openxmlformats.org/drawingml/2006/picture" xmlns:wp="http://schemas.openxmlformats.org/drawingml/2006/wordprocessingDrawing">
   <w:body>
     <w:bookmarkStart w:id="27" w:name="电压跟随器电路"/>
     <w:p>
@@ -9,7 +9,7 @@
       </w:pPr>
       <w:r>
         <w:rPr>
-          <w:rFonts w:hint="eastAsia"/>
+          <w:rFonts w:hint="eastAsia" w:eastAsia="黑体"/>
         </w:rPr>
         <w:t xml:space="preserve">电压跟随器电路</w:t>
       </w:r>
@@ -21,7 +21,7 @@
       </w:pPr>
       <w:r>
         <w:rPr>
-          <w:rFonts w:hint="eastAsia"/>
+          <w:rFonts w:hint="eastAsia" w:eastAsia="黑体"/>
         </w:rPr>
         <w:t xml:space="preserve">拓扑描述</w:t>
       </w:r>
@@ -32,16 +32,19 @@
       </w:pPr>
       <w:r>
         <w:rPr>
-          <w:rFonts w:hint="eastAsia"/>
+          <w:rFonts w:hint="eastAsia" w:eastAsia="黑体"/>
         </w:rPr>
         <w:t xml:space="preserve">由</w:t>
       </w:r>
       <w:r>
+        <w:rPr>
+          <w:rFonts w:eastAsia="黑体"/>
+        </w:rPr>
         <w:t xml:space="preserve"> </w:t>
       </w:r>
       <w:r>
         <w:rPr>
-          <w:rFonts w:hint="eastAsia"/>
+          <w:rFonts w:hint="eastAsia" w:eastAsia="黑体"/>
           <w:b/>
           <w:bCs/>
         </w:rPr>
@@ -49,32 +52,39 @@
       </w:r>
       <w:r>
         <w:rPr>
+          <w:rFonts w:eastAsia="黑体"/>
           <w:b/>
           <w:bCs/>
         </w:rPr>
         <w:t xml:space="preserve"> A1</w:t>
       </w:r>
       <w:r>
+        <w:rPr>
+          <w:rFonts w:eastAsia="黑体"/>
+        </w:rPr>
         <w:t xml:space="preserve"> </w:t>
       </w:r>
       <w:r>
         <w:rPr>
-          <w:rFonts w:hint="eastAsia"/>
+          <w:rFonts w:hint="eastAsia" w:eastAsia="黑体"/>
         </w:rPr>
         <w:t xml:space="preserve">单独构成，无需外接电阻。电路共有</w:t>
       </w:r>
       <w:r>
+        <w:rPr>
+          <w:rFonts w:eastAsia="黑体"/>
+        </w:rPr>
         <w:t xml:space="preserve"> 3 </w:t>
       </w:r>
       <w:r>
         <w:rPr>
-          <w:rFonts w:hint="eastAsia"/>
+          <w:rFonts w:hint="eastAsia" w:eastAsia="黑体"/>
         </w:rPr>
         <w:t xml:space="preserve">个关键节点：</w:t>
       </w:r>
       <w:r>
         <w:rPr>
-          <w:rFonts w:hint="eastAsia"/>
+          <w:rFonts w:hint="eastAsia" w:eastAsia="黑体"/>
           <w:b/>
           <w:bCs/>
         </w:rPr>
@@ -82,6 +92,7 @@
       </w:r>
       <w:r>
         <w:rPr>
+          <w:rFonts w:eastAsia="黑体"/>
           <w:b/>
           <w:bCs/>
         </w:rPr>
@@ -89,7 +100,7 @@
       </w:r>
       <w:r>
         <w:rPr>
-          <w:rFonts w:hint="eastAsia"/>
+          <w:rFonts w:hint="eastAsia" w:eastAsia="黑体"/>
           <w:b/>
           <w:bCs/>
         </w:rPr>
@@ -97,11 +108,14 @@
       </w:r>
       <w:r>
         <w:rPr>
-          <w:rFonts w:hint="eastAsia"/>
+          <w:rFonts w:hint="eastAsia" w:eastAsia="黑体"/>
         </w:rPr>
         <w:t xml:space="preserve">（信号源</w:t>
       </w:r>
       <w:r>
+        <w:rPr>
+          <w:rFonts w:eastAsia="黑体"/>
+        </w:rPr>
         <w:t xml:space="preserve"> </w:t>
       </w:r>
       <m:oMath>
@@ -122,35 +136,44 @@
         </m:sSub>
       </m:oMath>
       <w:r>
+        <w:rPr>
+          <w:rFonts w:eastAsia="黑体"/>
+        </w:rPr>
         <w:t xml:space="preserve"> </w:t>
       </w:r>
       <w:r>
         <w:rPr>
-          <w:rFonts w:hint="eastAsia"/>
+          <w:rFonts w:hint="eastAsia" w:eastAsia="黑体"/>
         </w:rPr>
         <w:t xml:space="preserve">正端直接接</w:t>
       </w:r>
       <w:r>
+        <w:rPr>
+          <w:rFonts w:eastAsia="黑体"/>
+        </w:rPr>
         <w:t xml:space="preserve"> A1 </w:t>
       </w:r>
       <w:r>
         <w:rPr>
-          <w:rFonts w:hint="eastAsia"/>
+          <w:rFonts w:hint="eastAsia" w:eastAsia="黑体"/>
         </w:rPr>
         <w:t xml:space="preserve">的同相输入端</w:t>
       </w:r>
       <w:r>
+        <w:rPr>
+          <w:rFonts w:eastAsia="黑体"/>
+        </w:rPr>
         <w:t xml:space="preserve"> </w:t>
       </w:r>
       <w:r>
         <w:rPr>
-          <w:rFonts w:hint="eastAsia"/>
+          <w:rFonts w:hint="eastAsia" w:eastAsia="黑体"/>
         </w:rPr>
         <w:t xml:space="preserve">IN+）；</w:t>
       </w:r>
       <w:r>
         <w:rPr>
-          <w:rFonts w:hint="eastAsia"/>
+          <w:rFonts w:hint="eastAsia" w:eastAsia="黑体"/>
           <w:b/>
           <w:bCs/>
         </w:rPr>
@@ -158,6 +181,7 @@
       </w:r>
       <w:r>
         <w:rPr>
+          <w:rFonts w:eastAsia="黑体"/>
           <w:b/>
           <w:bCs/>
         </w:rPr>
@@ -165,7 +189,7 @@
       </w:r>
       <w:r>
         <w:rPr>
-          <w:rFonts w:hint="eastAsia"/>
+          <w:rFonts w:hint="eastAsia" w:eastAsia="黑体"/>
           <w:b/>
           <w:bCs/>
         </w:rPr>
@@ -173,49 +197,61 @@
       </w:r>
       <w:r>
         <w:rPr>
-          <w:rFonts w:hint="eastAsia"/>
+          <w:rFonts w:hint="eastAsia" w:eastAsia="黑体"/>
         </w:rPr>
         <w:t xml:space="preserve">（A1</w:t>
       </w:r>
       <w:r>
+        <w:rPr>
+          <w:rFonts w:eastAsia="黑体"/>
+        </w:rPr>
         <w:t xml:space="preserve"> </w:t>
       </w:r>
       <w:r>
         <w:rPr>
-          <w:rFonts w:hint="eastAsia"/>
+          <w:rFonts w:hint="eastAsia" w:eastAsia="黑体"/>
         </w:rPr>
         <w:t xml:space="preserve">的反相输入端</w:t>
       </w:r>
       <w:r>
+        <w:rPr>
+          <w:rFonts w:eastAsia="黑体"/>
+        </w:rPr>
         <w:t xml:space="preserve"> IN− </w:t>
       </w:r>
       <w:r>
         <w:rPr>
-          <w:rFonts w:hint="eastAsia"/>
+          <w:rFonts w:hint="eastAsia" w:eastAsia="黑体"/>
         </w:rPr>
         <w:t xml:space="preserve">与</w:t>
       </w:r>
       <w:r>
+        <w:rPr>
+          <w:rFonts w:eastAsia="黑体"/>
+        </w:rPr>
         <w:t xml:space="preserve"> A1 </w:t>
       </w:r>
       <w:r>
         <w:rPr>
-          <w:rFonts w:hint="eastAsia"/>
+          <w:rFonts w:hint="eastAsia" w:eastAsia="黑体"/>
         </w:rPr>
         <w:t xml:space="preserve">的输出端</w:t>
       </w:r>
       <w:r>
+        <w:rPr>
+          <w:rFonts w:eastAsia="黑体"/>
+        </w:rPr>
         <w:t xml:space="preserve"> OUT </w:t>
       </w:r>
       <w:r>
         <w:rPr>
-          <w:rFonts w:hint="eastAsia"/>
+          <w:rFonts w:hint="eastAsia" w:eastAsia="黑体"/>
         </w:rPr>
         <w:t xml:space="preserve">直接短接）；</w:t>
       </w:r>
       <w:r>
         <w:rPr>
-          <w:rFonts w:hint="eastAsia"/>
+          <w:rFonts w:hint="eastAsia" w:eastAsia="黑体"/>
           <w:b/>
           <w:bCs/>
         </w:rPr>
@@ -223,6 +259,7 @@
       </w:r>
       <w:r>
         <w:rPr>
+          <w:rFonts w:eastAsia="黑体"/>
           <w:b/>
           <w:bCs/>
         </w:rPr>
@@ -230,7 +267,7 @@
       </w:r>
       <w:r>
         <w:rPr>
-          <w:rFonts w:hint="eastAsia"/>
+          <w:rFonts w:hint="eastAsia" w:eastAsia="黑体"/>
           <w:b/>
           <w:bCs/>
         </w:rPr>
@@ -238,29 +275,38 @@
       </w:r>
       <w:r>
         <w:rPr>
-          <w:rFonts w:hint="eastAsia"/>
+          <w:rFonts w:hint="eastAsia" w:eastAsia="黑体"/>
         </w:rPr>
         <w:t xml:space="preserve">（A1</w:t>
       </w:r>
       <w:r>
+        <w:rPr>
+          <w:rFonts w:eastAsia="黑体"/>
+        </w:rPr>
         <w:t xml:space="preserve"> </w:t>
       </w:r>
       <w:r>
         <w:rPr>
-          <w:rFonts w:hint="eastAsia"/>
+          <w:rFonts w:hint="eastAsia" w:eastAsia="黑体"/>
         </w:rPr>
         <w:t xml:space="preserve">的输出端</w:t>
       </w:r>
       <w:r>
+        <w:rPr>
+          <w:rFonts w:eastAsia="黑体"/>
+        </w:rPr>
         <w:t xml:space="preserve"> </w:t>
       </w:r>
       <w:r>
         <w:rPr>
-          <w:rFonts w:hint="eastAsia"/>
+          <w:rFonts w:hint="eastAsia" w:eastAsia="黑体"/>
         </w:rPr>
         <w:t xml:space="preserve">OUT，同时作为电路输出</w:t>
       </w:r>
       <w:r>
+        <w:rPr>
+          <w:rFonts w:eastAsia="黑体"/>
+        </w:rPr>
         <w:t xml:space="preserve"> </w:t>
       </w:r>
       <m:oMath>
@@ -285,7 +331,7 @@
       </m:oMath>
       <w:r>
         <w:rPr>
-          <w:rFonts w:hint="eastAsia"/>
+          <w:rFonts w:hint="eastAsia" w:eastAsia="黑体"/>
         </w:rPr>
         <w:t xml:space="preserve">）。</w:t>
       </w:r>
@@ -294,95 +340,123 @@
       <w:pPr/>
       <w:r>
         <w:rPr>
-          <w:rFonts w:hint="eastAsia"/>
+          <w:rFonts w:hint="eastAsia" w:eastAsia="黑体"/>
         </w:rPr>
         <w:t xml:space="preserve">各元件管脚连接：</w:t>
       </w:r>
       <w:r>
         <w:rPr>
+          <w:rFonts w:eastAsia="黑体"/>
           <w:b/>
           <w:bCs/>
         </w:rPr>
         <w:t xml:space="preserve">A1</w:t>
       </w:r>
       <w:r>
+        <w:rPr>
+          <w:rFonts w:eastAsia="黑体"/>
+        </w:rPr>
         <w:t xml:space="preserve"> </w:t>
       </w:r>
       <w:r>
         <w:rPr>
-          <w:rFonts w:hint="eastAsia"/>
+          <w:rFonts w:hint="eastAsia" w:eastAsia="黑体"/>
         </w:rPr>
         <w:t xml:space="preserve">的</w:t>
       </w:r>
       <w:r>
+        <w:rPr>
+          <w:rFonts w:eastAsia="黑体"/>
+        </w:rPr>
         <w:t xml:space="preserve"> IN+ </w:t>
       </w:r>
       <w:r>
         <w:rPr>
-          <w:rFonts w:hint="eastAsia"/>
+          <w:rFonts w:hint="eastAsia" w:eastAsia="黑体"/>
         </w:rPr>
         <w:t xml:space="preserve">接输入节点、IN−</w:t>
       </w:r>
       <w:r>
+        <w:rPr>
+          <w:rFonts w:eastAsia="黑体"/>
+        </w:rPr>
         <w:t xml:space="preserve"> </w:t>
       </w:r>
       <w:r>
         <w:rPr>
-          <w:rFonts w:hint="eastAsia"/>
+          <w:rFonts w:hint="eastAsia" w:eastAsia="黑体"/>
         </w:rPr>
         <w:t xml:space="preserve">接输出节点（即与</w:t>
       </w:r>
       <w:r>
+        <w:rPr>
+          <w:rFonts w:eastAsia="黑体"/>
+        </w:rPr>
         <w:t xml:space="preserve"> OUT </w:t>
       </w:r>
       <w:r>
         <w:rPr>
-          <w:rFonts w:hint="eastAsia"/>
+          <w:rFonts w:hint="eastAsia" w:eastAsia="黑体"/>
         </w:rPr>
         <w:t xml:space="preserve">短接）、OUT</w:t>
       </w:r>
       <w:r>
+        <w:rPr>
+          <w:rFonts w:eastAsia="黑体"/>
+        </w:rPr>
         <w:t xml:space="preserve"> </w:t>
       </w:r>
       <w:r>
         <w:rPr>
-          <w:rFonts w:hint="eastAsia"/>
+          <w:rFonts w:hint="eastAsia" w:eastAsia="黑体"/>
         </w:rPr>
         <w:t xml:space="preserve">接输出节点、V+</w:t>
       </w:r>
       <w:r>
+        <w:rPr>
+          <w:rFonts w:eastAsia="黑体"/>
+        </w:rPr>
         <w:t xml:space="preserve"> </w:t>
       </w:r>
       <w:r>
         <w:rPr>
-          <w:rFonts w:hint="eastAsia"/>
+          <w:rFonts w:hint="eastAsia" w:eastAsia="黑体"/>
         </w:rPr>
         <w:t xml:space="preserve">接</w:t>
       </w:r>
       <w:r>
+        <w:rPr>
+          <w:rFonts w:eastAsia="黑体"/>
+        </w:rPr>
         <w:t xml:space="preserve"> +VCC、V− </w:t>
       </w:r>
       <w:r>
         <w:rPr>
-          <w:rFonts w:hint="eastAsia"/>
+          <w:rFonts w:hint="eastAsia" w:eastAsia="黑体"/>
         </w:rPr>
         <w:t xml:space="preserve">接</w:t>
       </w:r>
       <w:r>
+        <w:rPr>
+          <w:rFonts w:eastAsia="黑体"/>
+        </w:rPr>
         <w:t xml:space="preserve"> </w:t>
       </w:r>
       <w:r>
         <w:rPr>
-          <w:rFonts w:hint="eastAsia"/>
+          <w:rFonts w:hint="eastAsia" w:eastAsia="黑体"/>
         </w:rPr>
         <w:t xml:space="preserve">−VEE（单电源时</w:t>
       </w:r>
       <w:r>
+        <w:rPr>
+          <w:rFonts w:eastAsia="黑体"/>
+        </w:rPr>
         <w:t xml:space="preserve"> V− </w:t>
       </w:r>
       <w:r>
         <w:rPr>
-          <w:rFonts w:hint="eastAsia"/>
+          <w:rFonts w:hint="eastAsia" w:eastAsia="黑体"/>
         </w:rPr>
         <w:t xml:space="preserve">接地）。</w:t>
       </w:r>
@@ -391,16 +465,19 @@
       <w:pPr/>
       <w:r>
         <w:rPr>
-          <w:rFonts w:hint="eastAsia"/>
+          <w:rFonts w:hint="eastAsia" w:eastAsia="黑体"/>
         </w:rPr>
         <w:t xml:space="preserve">由此构成单位增益缓冲组态：输出直接反馈到反相输入端，输出电压等于输入电压、增益为</w:t>
       </w:r>
       <w:r>
+        <w:rPr>
+          <w:rFonts w:eastAsia="黑体"/>
+        </w:rPr>
         <w:t xml:space="preserve"> </w:t>
       </w:r>
       <w:r>
         <w:rPr>
-          <w:rFonts w:hint="eastAsia"/>
+          <w:rFonts w:hint="eastAsia" w:eastAsia="黑体"/>
         </w:rPr>
         <w:t xml:space="preserve">1，提供高输入阻抗、低输出阻抗，用于阻抗变换与驱动。</w:t>
       </w:r>
@@ -413,7 +490,7 @@
       </w:pPr>
       <w:r>
         <w:rPr>
-          <w:rFonts w:hint="eastAsia"/>
+          <w:rFonts w:hint="eastAsia" w:eastAsia="黑体"/>
         </w:rPr>
         <w:t xml:space="preserve">工作原理</w:t>
       </w:r>
@@ -424,11 +501,14 @@
       </w:pPr>
       <w:r>
         <w:rPr>
-          <w:rFonts w:hint="eastAsia"/>
+          <w:rFonts w:hint="eastAsia" w:eastAsia="黑体"/>
         </w:rPr>
         <w:t xml:space="preserve">利用负反馈与虚短原理，反相输入端电压跟随同相输入端，输出近似等于输入；因运放输入偏置电流极小、输出驱动强，实现输入输出隔离和阻抗变换，增益恒为</w:t>
       </w:r>
       <w:r>
+        <w:rPr>
+          <w:rFonts w:eastAsia="黑体"/>
+        </w:rPr>
         <w:t xml:space="preserve"> 1。</w:t>
       </w:r>
     </w:p>
@@ -440,7 +520,7 @@
       </w:pPr>
       <w:r>
         <w:rPr>
-          <w:rFonts w:hint="eastAsia"/>
+          <w:rFonts w:hint="eastAsia" w:eastAsia="黑体"/>
         </w:rPr>
         <w:t xml:space="preserve">关键计算公式</w:t>
       </w:r>
@@ -454,7 +534,7 @@
       </w:pPr>
       <w:r>
         <w:rPr>
-          <w:rFonts w:hint="eastAsia"/>
+          <w:rFonts w:hint="eastAsia" w:eastAsia="黑体"/>
         </w:rPr>
         <w:t xml:space="preserve">输出电压：</w:t>
       </w:r>
@@ -520,7 +600,7 @@
       </w:pPr>
       <w:r>
         <w:rPr>
-          <w:rFonts w:hint="eastAsia"/>
+          <w:rFonts w:hint="eastAsia" w:eastAsia="黑体"/>
         </w:rPr>
         <w:t xml:space="preserve">电压增益：</w:t>
       </w:r>
@@ -568,7 +648,7 @@
       </w:pPr>
       <w:r>
         <w:rPr>
-          <w:rFonts w:hint="eastAsia"/>
+          <w:rFonts w:hint="eastAsia" w:eastAsia="黑体"/>
         </w:rPr>
         <w:t xml:space="preserve">输入阻抗（近似）：</w:t>
       </w:r>
@@ -631,7 +711,7 @@
       </w:pPr>
       <w:r>
         <w:rPr>
-          <w:rFonts w:hint="eastAsia"/>
+          <w:rFonts w:hint="eastAsia" w:eastAsia="黑体"/>
         </w:rPr>
         <w:t xml:space="preserve">输出阻抗（开环输出电阻除以环路增益）：</w:t>
       </w:r>
@@ -749,7 +829,7 @@
             </w:pPr>
             <w:r>
               <w:rPr>
-                <w:rFonts w:hint="eastAsia"/>
+                <w:rFonts w:hint="eastAsia" w:eastAsia="黑体"/>
               </w:rPr>
               <w:t xml:space="preserve">符号</w:t>
             </w:r>
@@ -763,7 +843,7 @@
             </w:pPr>
             <w:r>
               <w:rPr>
-                <w:rFonts w:hint="eastAsia"/>
+                <w:rFonts w:hint="eastAsia" w:eastAsia="黑体"/>
               </w:rPr>
               <w:t xml:space="preserve">含义</w:t>
             </w:r>
@@ -777,7 +857,7 @@
             </w:pPr>
             <w:r>
               <w:rPr>
-                <w:rFonts w:hint="eastAsia"/>
+                <w:rFonts w:hint="eastAsia" w:eastAsia="黑体"/>
               </w:rPr>
               <w:t xml:space="preserve">单位</w:t>
             </w:r>
@@ -809,6 +889,9 @@
               </m:sSub>
             </m:oMath>
             <w:r>
+              <w:rPr>
+                <w:rFonts w:eastAsia="黑体"/>
+              </w:rPr>
               <w:t xml:space="preserve">​</w:t>
             </w:r>
           </w:p>
@@ -821,7 +904,7 @@
             </w:pPr>
             <w:r>
               <w:rPr>
-                <w:rFonts w:hint="eastAsia"/>
+                <w:rFonts w:hint="eastAsia" w:eastAsia="黑体"/>
               </w:rPr>
               <w:t xml:space="preserve">输入电压</w:t>
             </w:r>
@@ -834,6 +917,9 @@
               <w:pStyle w:val="Compact"/>
             </w:pPr>
             <w:r>
+              <w:rPr>
+                <w:rFonts w:eastAsia="黑体"/>
+              </w:rPr>
               <w:t xml:space="preserve">V</w:t>
             </w:r>
           </w:p>
@@ -867,6 +953,9 @@
               </m:sSub>
             </m:oMath>
             <w:r>
+              <w:rPr>
+                <w:rFonts w:eastAsia="黑体"/>
+              </w:rPr>
               <w:t xml:space="preserve">​</w:t>
             </w:r>
           </w:p>
@@ -879,7 +968,7 @@
             </w:pPr>
             <w:r>
               <w:rPr>
-                <w:rFonts w:hint="eastAsia"/>
+                <w:rFonts w:hint="eastAsia" w:eastAsia="黑体"/>
               </w:rPr>
               <w:t xml:space="preserve">输出电压</w:t>
             </w:r>
@@ -892,6 +981,9 @@
               <w:pStyle w:val="Compact"/>
             </w:pPr>
             <w:r>
+              <w:rPr>
+                <w:rFonts w:eastAsia="黑体"/>
+              </w:rPr>
               <w:t xml:space="preserve">V</w:t>
             </w:r>
           </w:p>
@@ -919,6 +1011,9 @@
               </m:sSub>
             </m:oMath>
             <w:r>
+              <w:rPr>
+                <w:rFonts w:eastAsia="黑体"/>
+              </w:rPr>
               <w:t xml:space="preserve">​</w:t>
             </w:r>
           </w:p>
@@ -931,7 +1026,7 @@
             </w:pPr>
             <w:r>
               <w:rPr>
-                <w:rFonts w:hint="eastAsia"/>
+                <w:rFonts w:hint="eastAsia" w:eastAsia="黑体"/>
               </w:rPr>
               <w:t xml:space="preserve">电压增益</w:t>
             </w:r>
@@ -944,6 +1039,9 @@
               <w:pStyle w:val="Compact"/>
             </w:pPr>
             <w:r>
+              <w:rPr>
+                <w:rFonts w:eastAsia="黑体"/>
+              </w:rPr>
               <w:t xml:space="preserve">—</w:t>
             </w:r>
           </w:p>
@@ -974,6 +1072,9 @@
               </m:sSub>
             </m:oMath>
             <w:r>
+              <w:rPr>
+                <w:rFonts w:eastAsia="黑体"/>
+              </w:rPr>
               <w:t xml:space="preserve">​</w:t>
             </w:r>
           </w:p>
@@ -986,7 +1087,7 @@
             </w:pPr>
             <w:r>
               <w:rPr>
-                <w:rFonts w:hint="eastAsia"/>
+                <w:rFonts w:hint="eastAsia" w:eastAsia="黑体"/>
               </w:rPr>
               <w:t xml:space="preserve">输入阻抗</w:t>
             </w:r>
@@ -999,6 +1100,9 @@
               <w:pStyle w:val="Compact"/>
             </w:pPr>
             <w:r>
+              <w:rPr>
+                <w:rFonts w:eastAsia="黑体"/>
+              </w:rPr>
               <w:t xml:space="preserve">Ω</w:t>
             </w:r>
           </w:p>
@@ -1032,6 +1136,9 @@
               </m:sSub>
             </m:oMath>
             <w:r>
+              <w:rPr>
+                <w:rFonts w:eastAsia="黑体"/>
+              </w:rPr>
               <w:t xml:space="preserve">​</w:t>
             </w:r>
           </w:p>
@@ -1044,7 +1151,7 @@
             </w:pPr>
             <w:r>
               <w:rPr>
-                <w:rFonts w:hint="eastAsia"/>
+                <w:rFonts w:hint="eastAsia" w:eastAsia="黑体"/>
               </w:rPr>
               <w:t xml:space="preserve">输出阻抗</w:t>
             </w:r>
@@ -1057,6 +1164,9 @@
               <w:pStyle w:val="Compact"/>
             </w:pPr>
             <w:r>
+              <w:rPr>
+                <w:rFonts w:eastAsia="黑体"/>
+              </w:rPr>
               <w:t xml:space="preserve">Ω</w:t>
             </w:r>
           </w:p>
@@ -1087,6 +1197,9 @@
               </m:sSub>
             </m:oMath>
             <w:r>
+              <w:rPr>
+                <w:rFonts w:eastAsia="黑体"/>
+              </w:rPr>
               <w:t xml:space="preserve">​</w:t>
             </w:r>
           </w:p>
@@ -1099,7 +1212,7 @@
             </w:pPr>
             <w:r>
               <w:rPr>
-                <w:rFonts w:hint="eastAsia"/>
+                <w:rFonts w:hint="eastAsia" w:eastAsia="黑体"/>
               </w:rPr>
               <w:t xml:space="preserve">开环增益</w:t>
             </w:r>
@@ -1112,6 +1225,9 @@
               <w:pStyle w:val="Compact"/>
             </w:pPr>
             <w:r>
+              <w:rPr>
+                <w:rFonts w:eastAsia="黑体"/>
+              </w:rPr>
               <w:t xml:space="preserve">—</w:t>
             </w:r>
           </w:p>
@@ -1126,7 +1242,7 @@
       </w:pPr>
       <w:r>
         <w:rPr>
-          <w:rFonts w:hint="eastAsia"/>
+          <w:rFonts w:hint="eastAsia" w:eastAsia="黑体"/>
         </w:rPr>
         <w:t xml:space="preserve">元件调整影响</w:t>
       </w:r>
@@ -1141,16 +1257,19 @@
       </w:pPr>
       <w:r>
         <w:rPr>
-          <w:rFonts w:hint="eastAsia"/>
+          <w:rFonts w:hint="eastAsia" w:eastAsia="黑体"/>
         </w:rPr>
         <w:t xml:space="preserve">运放开环增益越高</w:t>
       </w:r>
       <w:r>
+        <w:rPr>
+          <w:rFonts w:eastAsia="黑体"/>
+        </w:rPr>
         <w:t xml:space="preserve"> → </w:t>
       </w:r>
       <w:r>
         <w:rPr>
-          <w:rFonts w:hint="eastAsia"/>
+          <w:rFonts w:hint="eastAsia" w:eastAsia="黑体"/>
         </w:rPr>
         <w:t xml:space="preserve">输出阻抗越低、跟随精度越高。</w:t>
       </w:r>
@@ -1165,16 +1284,19 @@
       </w:pPr>
       <w:r>
         <w:rPr>
-          <w:rFonts w:hint="eastAsia"/>
+          <w:rFonts w:hint="eastAsia" w:eastAsia="黑体"/>
         </w:rPr>
         <w:t xml:space="preserve">运放输入偏置电流越小</w:t>
       </w:r>
       <w:r>
+        <w:rPr>
+          <w:rFonts w:eastAsia="黑体"/>
+        </w:rPr>
         <w:t xml:space="preserve"> → </w:t>
       </w:r>
       <w:r>
         <w:rPr>
-          <w:rFonts w:hint="eastAsia"/>
+          <w:rFonts w:hint="eastAsia" w:eastAsia="黑体"/>
         </w:rPr>
         <w:t xml:space="preserve">对信号源加载越小。</w:t>
       </w:r>
@@ -1189,16 +1311,19 @@
       </w:pPr>
       <w:r>
         <w:rPr>
-          <w:rFonts w:hint="eastAsia"/>
+          <w:rFonts w:hint="eastAsia" w:eastAsia="黑体"/>
         </w:rPr>
         <w:t xml:space="preserve">运放带宽越大</w:t>
       </w:r>
       <w:r>
+        <w:rPr>
+          <w:rFonts w:eastAsia="黑体"/>
+        </w:rPr>
         <w:t xml:space="preserve"> → </w:t>
       </w:r>
       <w:r>
         <w:rPr>
-          <w:rFonts w:hint="eastAsia"/>
+          <w:rFonts w:hint="eastAsia" w:eastAsia="黑体"/>
         </w:rPr>
         <w:t xml:space="preserve">高频跟随能力越强（避免高频相移与振铃）。</w:t>
       </w:r>
@@ -1213,16 +1338,19 @@
       </w:pPr>
       <w:r>
         <w:rPr>
-          <w:rFonts w:hint="eastAsia"/>
+          <w:rFonts w:hint="eastAsia" w:eastAsia="黑体"/>
         </w:rPr>
         <w:t xml:space="preserve">输出级驱动能力越大</w:t>
       </w:r>
       <w:r>
+        <w:rPr>
+          <w:rFonts w:eastAsia="黑体"/>
+        </w:rPr>
         <w:t xml:space="preserve"> → </w:t>
       </w:r>
       <w:r>
         <w:rPr>
-          <w:rFonts w:hint="eastAsia"/>
+          <w:rFonts w:hint="eastAsia" w:eastAsia="黑体"/>
         </w:rPr>
         <w:t xml:space="preserve">可驱动的负载越重。</w:t>
       </w:r>
@@ -1235,7 +1363,7 @@
       </w:pPr>
       <w:r>
         <w:rPr>
-          <w:rFonts w:hint="eastAsia"/>
+          <w:rFonts w:hint="eastAsia" w:eastAsia="黑体"/>
         </w:rPr>
         <w:t xml:space="preserve">典型参数示例</w:t>
       </w:r>
@@ -1250,7 +1378,7 @@
       </w:pPr>
       <w:r>
         <w:rPr>
-          <w:rFonts w:hint="eastAsia"/>
+          <w:rFonts w:hint="eastAsia" w:eastAsia="黑体"/>
         </w:rPr>
         <w:t xml:space="preserve">理想跟随：</w:t>
       </w:r>
@@ -1297,7 +1425,7 @@
       </m:oMath>
       <w:r>
         <w:rPr>
-          <w:rFonts w:hint="eastAsia"/>
+          <w:rFonts w:hint="eastAsia" w:eastAsia="黑体"/>
         </w:rPr>
         <w:t xml:space="preserve">，</w:t>
       </w:r>
@@ -1325,6 +1453,9 @@
         </m:r>
       </m:oMath>
       <w:r>
+        <w:rPr>
+          <w:rFonts w:eastAsia="黑体"/>
+        </w:rPr>
         <w:t xml:space="preserve">。</w:t>
       </w:r>
     </w:p>
@@ -1338,11 +1469,14 @@
       </w:pPr>
       <w:r>
         <w:rPr>
-          <w:rFonts w:hint="eastAsia"/>
+          <w:rFonts w:hint="eastAsia" w:eastAsia="黑体"/>
         </w:rPr>
         <w:t xml:space="preserve">若运放开环</w:t>
       </w:r>
       <w:r>
+        <w:rPr>
+          <w:rFonts w:eastAsia="黑体"/>
+        </w:rPr>
         <w:t xml:space="preserve"> </w:t>
       </w:r>
       <m:oMath>
@@ -1382,11 +1516,14 @@
       </m:oMath>
       <w:r>
         <w:rPr>
-          <w:rFonts w:hint="eastAsia"/>
+          <w:rFonts w:hint="eastAsia" w:eastAsia="黑体"/>
         </w:rPr>
         <w:t xml:space="preserve">、开环输出电阻</w:t>
       </w:r>
       <w:r>
+        <w:rPr>
+          <w:rFonts w:eastAsia="黑体"/>
+        </w:rPr>
         <w:t xml:space="preserve"> </w:t>
       </w:r>
       <m:oMath>
@@ -1423,7 +1560,7 @@
       </m:oMath>
       <w:r>
         <w:rPr>
-          <w:rFonts w:hint="eastAsia"/>
+          <w:rFonts w:hint="eastAsia" w:eastAsia="黑体"/>
         </w:rPr>
         <w:t xml:space="preserve">：</w:t>
       </w:r>
@@ -1506,6 +1643,9 @@
         </m:r>
       </m:oMath>
       <w:r>
+        <w:rPr>
+          <w:rFonts w:eastAsia="黑体"/>
+        </w:rPr>
         <w:t xml:space="preserve">。</w:t>
       </w:r>
     </w:p>
@@ -1517,7 +1657,7 @@
       </w:pPr>
       <w:r>
         <w:rPr>
-          <w:rFonts w:hint="eastAsia"/>
+          <w:rFonts w:hint="eastAsia" w:eastAsia="黑体"/>
         </w:rPr>
         <w:t xml:space="preserve">常见器件型号</w:t>
       </w:r>
@@ -1532,7 +1672,7 @@
       </w:pPr>
       <w:r>
         <w:rPr>
-          <w:rFonts w:hint="eastAsia"/>
+          <w:rFonts w:hint="eastAsia" w:eastAsia="黑体"/>
         </w:rPr>
         <w:t xml:space="preserve">通用运放：LM358、TL072。</w:t>
       </w:r>
@@ -1547,7 +1687,7 @@
       </w:pPr>
       <w:r>
         <w:rPr>
-          <w:rFonts w:hint="eastAsia"/>
+          <w:rFonts w:hint="eastAsia" w:eastAsia="黑体"/>
         </w:rPr>
         <w:t xml:space="preserve">精密运放：OPA277、AD8628。</w:t>
       </w:r>
@@ -1562,16 +1702,19 @@
       </w:pPr>
       <w:r>
         <w:rPr>
-          <w:rFonts w:hint="eastAsia"/>
+          <w:rFonts w:hint="eastAsia" w:eastAsia="黑体"/>
         </w:rPr>
         <w:t xml:space="preserve">高速</w:t>
       </w:r>
       <w:r>
+        <w:rPr>
+          <w:rFonts w:eastAsia="黑体"/>
+        </w:rPr>
         <w:t xml:space="preserve"> / </w:t>
       </w:r>
       <w:r>
         <w:rPr>
-          <w:rFonts w:hint="eastAsia"/>
+          <w:rFonts w:hint="eastAsia" w:eastAsia="黑体"/>
         </w:rPr>
         <w:t xml:space="preserve">驱动运放：BUF634、OPA227。</w:t>
       </w:r>
@@ -1584,7 +1727,7 @@
       </w:pPr>
       <w:r>
         <w:rPr>
-          <w:rFonts w:hint="eastAsia"/>
+          <w:rFonts w:hint="eastAsia" w:eastAsia="黑体"/>
         </w:rPr>
         <w:t xml:space="preserve">注意事项</w:t>
       </w:r>
@@ -1599,7 +1742,7 @@
       </w:pPr>
       <w:r>
         <w:rPr>
-          <w:rFonts w:hint="eastAsia"/>
+          <w:rFonts w:hint="eastAsia" w:eastAsia="黑体"/>
         </w:rPr>
         <w:t xml:space="preserve">用于高阻信号源时选低输入偏置、低输入电容的运放。</w:t>
       </w:r>
@@ -1614,16 +1757,19 @@
       </w:pPr>
       <w:r>
         <w:rPr>
-          <w:rFonts w:hint="eastAsia"/>
+          <w:rFonts w:hint="eastAsia" w:eastAsia="黑体"/>
         </w:rPr>
         <w:t xml:space="preserve">容性负载过重可能引起振铃</w:t>
       </w:r>
       <w:r>
+        <w:rPr>
+          <w:rFonts w:eastAsia="黑体"/>
+        </w:rPr>
         <w:t xml:space="preserve"> / </w:t>
       </w:r>
       <w:r>
         <w:rPr>
-          <w:rFonts w:hint="eastAsia"/>
+          <w:rFonts w:hint="eastAsia" w:eastAsia="黑体"/>
         </w:rPr>
         <w:t xml:space="preserve">振荡，必要时加隔离电阻或补偿。</w:t>
       </w:r>
@@ -1638,7 +1784,7 @@
       </w:pPr>
       <w:r>
         <w:rPr>
-          <w:rFonts w:hint="eastAsia"/>
+          <w:rFonts w:hint="eastAsia" w:eastAsia="黑体"/>
         </w:rPr>
         <w:t xml:space="preserve">输入输出摆幅受运放轨到轨能力限制，需核对供电与信号范围。</w:t>
       </w:r>
@@ -1653,7 +1799,7 @@
       </w:pPr>
       <w:r>
         <w:rPr>
-          <w:rFonts w:hint="eastAsia"/>
+          <w:rFonts w:hint="eastAsia" w:eastAsia="黑体"/>
         </w:rPr>
         <w:t xml:space="preserve">高速信号注意运放增益带宽积，确保闭环带宽足够。</w:t>
       </w:r>
@@ -1666,7 +1812,7 @@
       </w:pPr>
       <w:r>
         <w:rPr>
-          <w:rFonts w:hint="eastAsia"/>
+          <w:rFonts w:hint="eastAsia" w:eastAsia="黑体"/>
         </w:rPr>
         <w:t xml:space="preserve">参考资料</w:t>
       </w:r>
@@ -1680,6 +1826,9 @@
         </w:numPr>
       </w:pPr>
       <w:r>
+        <w:rPr>
+          <w:rFonts w:eastAsia="黑体"/>
+        </w:rPr>
         <w:t xml:space="preserve">Wikipedia: Buffer amplifier。</w:t>
       </w:r>
     </w:p>
@@ -1693,7 +1842,7 @@
       </w:pPr>
       <w:r>
         <w:rPr>
-          <w:rFonts w:hint="eastAsia"/>
+          <w:rFonts w:hint="eastAsia" w:eastAsia="黑体"/>
         </w:rPr>
         <w:t xml:space="preserve">《模拟电子技术基础》（童诗白、华成英）。</w:t>
       </w:r>
@@ -1707,15 +1856,21 @@
         </w:numPr>
       </w:pPr>
       <w:r>
+        <w:rPr>
+          <w:rFonts w:eastAsia="黑体"/>
+        </w:rPr>
         <w:t xml:space="preserve">TI </w:t>
       </w:r>
       <w:r>
         <w:rPr>
-          <w:rFonts w:hint="eastAsia"/>
+          <w:rFonts w:hint="eastAsia" w:eastAsia="黑体"/>
         </w:rPr>
         <w:t xml:space="preserve">产品页</w:t>
       </w:r>
       <w:r>
+        <w:rPr>
+          <w:rFonts w:eastAsia="黑体"/>
+        </w:rPr>
         <w:t xml:space="preserve"> OPA277。</w:t>
       </w:r>
     </w:p>
@@ -1728,11 +1883,11 @@
       </w:pPr>
       <w:r>
         <w:rPr>
-          <w:rFonts w:ascii="Times New Roman" w:hAnsi="Times New Roman"/>
+          <w:rFonts w:ascii="Times New Roman" w:hAnsi="Times New Roman" w:eastAsia="黑体"/>
           <w:color w:val="555555"/>
           <w:sz w:val="21"/>
         </w:rPr>
-        <w:t>材料收集者：杜文杰</w:t>
+        <w:t>材料收集者：杜文杰，WX手机：19519196569，QQ:3478827729</w:t>
       </w:r>
     </w:p>
     <w:sectPr>
@@ -1752,7 +1907,7 @@
 </file>
 
 <file path=word/footer1.xml><?xml version="1.0" encoding="utf-8"?>
-<w:ftr xmlns:m="http://schemas.openxmlformats.org/officeDocument/2006/math" xmlns:mc="http://schemas.openxmlformats.org/markup-compatibility/2006" xmlns:mo="http://schemas.microsoft.com/office/mac/office/2008/main" xmlns:mv="urn:schemas-microsoft-com:mac:vml" xmlns:o="urn:schemas-microsoft-com:office:office" xmlns:r="http://schemas.openxmlformats.org/officeDocument/2006/relationships" xmlns:v="urn:schemas-microsoft-com:vml" xmlns:w10="urn:schemas-microsoft-com:office:word" xmlns:w14="http://schemas.microsoft.com/office/word/2010/wordml" xmlns:w="http://schemas.openxmlformats.org/wordprocessingml/2006/main" xmlns:wne="http://schemas.microsoft.com/office/word/2006/wordml" xmlns:wp14="http://schemas.microsoft.com/office/word/2010/wordprocessingDrawing" xmlns:wp="http://schemas.openxmlformats.org/drawingml/2006/wordprocessingDrawing" xmlns:wpc="http://schemas.microsoft.com/office/word/2010/wordprocessingCanvas" xmlns:wpg="http://schemas.microsoft.com/office/word/2010/wordprocessingGroup" xmlns:wpi="http://schemas.microsoft.com/office/word/2010/wordprocessingInk" xmlns:wps="http://schemas.microsoft.com/office/word/2010/wordprocessingShape" mc:Ignorable="w14 wp14">
+<w:ftr xmlns:mc="http://schemas.openxmlformats.org/markup-compatibility/2006" xmlns:w="http://schemas.openxmlformats.org/wordprocessingml/2006/main" xmlns:m="http://schemas.openxmlformats.org/officeDocument/2006/math" xmlns:mo="http://schemas.microsoft.com/office/mac/office/2008/main" xmlns:mv="urn:schemas-microsoft-com:mac:vml" xmlns:o="urn:schemas-microsoft-com:office:office" xmlns:r="http://schemas.openxmlformats.org/officeDocument/2006/relationships" xmlns:v="urn:schemas-microsoft-com:vml" xmlns:w10="urn:schemas-microsoft-com:office:word" xmlns:w14="http://schemas.microsoft.com/office/word/2010/wordml" xmlns:wne="http://schemas.microsoft.com/office/word/2006/wordml" xmlns:wp14="http://schemas.microsoft.com/office/word/2010/wordprocessingDrawing" xmlns:wp="http://schemas.openxmlformats.org/drawingml/2006/wordprocessingDrawing" xmlns:wpc="http://schemas.microsoft.com/office/word/2010/wordprocessingCanvas" xmlns:wpg="http://schemas.microsoft.com/office/word/2010/wordprocessingGroup" xmlns:wpi="http://schemas.microsoft.com/office/word/2010/wordprocessingInk" xmlns:wps="http://schemas.microsoft.com/office/word/2010/wordprocessingShape" mc:Ignorable="w14 wp14">
   <w:p>
     <w:pPr>
       <w:pStyle w:val="Footer"/>
@@ -1760,12 +1915,14 @@
     </w:pPr>
     <w:r>
       <w:rPr>
+        <w:rFonts w:eastAsia="黑体"/>
         <w:sz w:val="18"/>
       </w:rPr>
       <w:t xml:space="preserve">第 </w:t>
     </w:r>
     <w:r>
       <w:rPr>
+        <w:rFonts w:eastAsia="黑体"/>
         <w:sz w:val="18"/>
       </w:rPr>
       <w:fldChar w:fldCharType="begin"/>
@@ -1774,6 +1931,7 @@
     </w:r>
     <w:r>
       <w:rPr>
+        <w:rFonts w:eastAsia="黑体"/>
         <w:sz w:val="18"/>
       </w:rPr>
       <w:t xml:space="preserve"> 页</w:t>
@@ -1787,6 +1945,9 @@
   <w:footnote w:type="continuationSeparator" w:id="0">
     <w:p>
       <w:r>
+        <w:rPr>
+          <w:rFonts w:eastAsia="黑体"/>
+        </w:rPr>
         <w:continuationSeparator/>
       </w:r>
     </w:p>
@@ -1794,6 +1955,9 @@
   <w:footnote w:type="separator" w:id="-1">
     <w:p>
       <w:r>
+        <w:rPr>
+          <w:rFonts w:eastAsia="黑体"/>
+        </w:rPr>
         <w:separator/>
       </w:r>
     </w:p>
@@ -1802,7 +1966,7 @@
 </file>
 
 <file path=word/header1.xml><?xml version="1.0" encoding="utf-8"?>
-<w:hdr xmlns:m="http://schemas.openxmlformats.org/officeDocument/2006/math" xmlns:mc="http://schemas.openxmlformats.org/markup-compatibility/2006" xmlns:mo="http://schemas.microsoft.com/office/mac/office/2008/main" xmlns:mv="urn:schemas-microsoft-com:mac:vml" xmlns:o="urn:schemas-microsoft-com:office:office" xmlns:r="http://schemas.openxmlformats.org/officeDocument/2006/relationships" xmlns:v="urn:schemas-microsoft-com:vml" xmlns:w10="urn:schemas-microsoft-com:office:word" xmlns:w14="http://schemas.microsoft.com/office/word/2010/wordml" xmlns:w="http://schemas.openxmlformats.org/wordprocessingml/2006/main" xmlns:wne="http://schemas.microsoft.com/office/word/2006/wordml" xmlns:wp14="http://schemas.microsoft.com/office/word/2010/wordprocessingDrawing" xmlns:wp="http://schemas.openxmlformats.org/drawingml/2006/wordprocessingDrawing" xmlns:wpc="http://schemas.microsoft.com/office/word/2010/wordprocessingCanvas" xmlns:wpg="http://schemas.microsoft.com/office/word/2010/wordprocessingGroup" xmlns:wpi="http://schemas.microsoft.com/office/word/2010/wordprocessingInk" xmlns:wps="http://schemas.microsoft.com/office/word/2010/wordprocessingShape" mc:Ignorable="w14 wp14">
+<w:hdr xmlns:mc="http://schemas.openxmlformats.org/markup-compatibility/2006" xmlns:w="http://schemas.openxmlformats.org/wordprocessingml/2006/main" xmlns:m="http://schemas.openxmlformats.org/officeDocument/2006/math" xmlns:mo="http://schemas.microsoft.com/office/mac/office/2008/main" xmlns:mv="urn:schemas-microsoft-com:mac:vml" xmlns:o="urn:schemas-microsoft-com:office:office" xmlns:r="http://schemas.openxmlformats.org/officeDocument/2006/relationships" xmlns:v="urn:schemas-microsoft-com:vml" xmlns:w10="urn:schemas-microsoft-com:office:word" xmlns:w14="http://schemas.microsoft.com/office/word/2010/wordml" xmlns:wne="http://schemas.microsoft.com/office/word/2006/wordml" xmlns:wp14="http://schemas.microsoft.com/office/word/2010/wordprocessingDrawing" xmlns:wp="http://schemas.openxmlformats.org/drawingml/2006/wordprocessingDrawing" xmlns:wpc="http://schemas.microsoft.com/office/word/2010/wordprocessingCanvas" xmlns:wpg="http://schemas.microsoft.com/office/word/2010/wordprocessingGroup" xmlns:wpi="http://schemas.microsoft.com/office/word/2010/wordprocessingInk" xmlns:wps="http://schemas.microsoft.com/office/word/2010/wordprocessingShape" mc:Ignorable="w14 wp14">
   <w:p>
     <w:pPr>
       <w:pStyle w:val="Header"/>
@@ -1810,7 +1974,7 @@
     </w:pPr>
     <w:r>
       <w:rPr>
-        <w:rFonts w:ascii="Times New Roman" w:hAnsi="Times New Roman"/>
+        <w:rFonts w:ascii="Times New Roman" w:hAnsi="Times New Roman" w:eastAsia="黑体"/>
         <w:sz w:val="18"/>
         <w:rFonts w:eastAsia="黑体"/>
         <w:rFonts w:eastAsia="黑体"/>
@@ -1822,7 +1986,7 @@
 </file>
 
 <file path=word/numbering.xml><?xml version="1.0" encoding="utf-8"?>
-<w:numbering xmlns:m="http://schemas.openxmlformats.org/officeDocument/2006/math" xmlns:mc="http://schemas.openxmlformats.org/markup-compatibility/2006" xmlns:mo="http://schemas.microsoft.com/office/mac/office/2008/main" xmlns:mv="urn:schemas-microsoft-com:mac:vml" xmlns:o="urn:schemas-microsoft-com:office:office" xmlns:r="http://schemas.openxmlformats.org/officeDocument/2006/relationships" xmlns:v="urn:schemas-microsoft-com:vml" xmlns:w="http://schemas.openxmlformats.org/wordprocessingml/2006/main" xmlns:w10="urn:schemas-microsoft-com:office:word" xmlns:w14="http://schemas.microsoft.com/office/word/2010/wordml" xmlns:wne="http://schemas.microsoft.com/office/word/2006/wordml" xmlns:wp="http://schemas.openxmlformats.org/drawingml/2006/wordprocessingDrawing" xmlns:wp14="http://schemas.microsoft.com/office/word/2010/wordprocessingDrawing" xmlns:wpc="http://schemas.microsoft.com/office/word/2010/wordprocessingCanvas" xmlns:wpg="http://schemas.microsoft.com/office/word/2010/wordprocessingGroup" xmlns:wpi="http://schemas.microsoft.com/office/word/2010/wordprocessingInk" xmlns:wps="http://schemas.microsoft.com/office/word/2010/wordprocessingShape" mc:Ignorable="w14 wp14">
+<w:numbering xmlns:mc="http://schemas.openxmlformats.org/markup-compatibility/2006" xmlns:w="http://schemas.openxmlformats.org/wordprocessingml/2006/main" xmlns:m="http://schemas.openxmlformats.org/officeDocument/2006/math" xmlns:mo="http://schemas.microsoft.com/office/mac/office/2008/main" xmlns:mv="urn:schemas-microsoft-com:mac:vml" xmlns:o="urn:schemas-microsoft-com:office:office" xmlns:r="http://schemas.openxmlformats.org/officeDocument/2006/relationships" xmlns:v="urn:schemas-microsoft-com:vml" xmlns:w10="urn:schemas-microsoft-com:office:word" xmlns:w14="http://schemas.microsoft.com/office/word/2010/wordml" xmlns:wne="http://schemas.microsoft.com/office/word/2006/wordml" xmlns:wp="http://schemas.openxmlformats.org/drawingml/2006/wordprocessingDrawing" xmlns:wp14="http://schemas.microsoft.com/office/word/2010/wordprocessingDrawing" xmlns:wpc="http://schemas.microsoft.com/office/word/2010/wordprocessingCanvas" xmlns:wpg="http://schemas.microsoft.com/office/word/2010/wordprocessingGroup" xmlns:wpi="http://schemas.microsoft.com/office/word/2010/wordprocessingInk" xmlns:wps="http://schemas.microsoft.com/office/word/2010/wordprocessingShape" mc:Ignorable="w14 wp14">
   <w:abstractNum w:abstractNumId="0">
     <w:nsid w:val="FFFFFF7C"/>
     <w:multiLevelType w:val="singleLevel"/>
@@ -1909,7 +2073,7 @@
         <w:ind w:hanging="360" w:left="1440"/>
       </w:pPr>
       <w:rPr>
-        <w:rFonts w:ascii="Symbol" w:hAnsi="Symbol" w:hint="default"/>
+        <w:rFonts w:ascii="Symbol" w:hAnsi="Symbol" w:hint="default" w:eastAsia="黑体"/>
       </w:rPr>
     </w:lvl>
   </w:abstractNum>
@@ -1930,7 +2094,7 @@
         <w:ind w:hanging="360" w:left="1080"/>
       </w:pPr>
       <w:rPr>
-        <w:rFonts w:ascii="Symbol" w:hAnsi="Symbol" w:hint="default"/>
+        <w:rFonts w:ascii="Symbol" w:hAnsi="Symbol" w:hint="default" w:eastAsia="黑体"/>
       </w:rPr>
     </w:lvl>
   </w:abstractNum>
@@ -1951,7 +2115,7 @@
         <w:ind w:hanging="360" w:left="720"/>
       </w:pPr>
       <w:rPr>
-        <w:rFonts w:ascii="Symbol" w:hAnsi="Symbol" w:hint="default"/>
+        <w:rFonts w:ascii="Symbol" w:hAnsi="Symbol" w:hint="default" w:eastAsia="黑体"/>
       </w:rPr>
     </w:lvl>
   </w:abstractNum>
@@ -1990,7 +2154,7 @@
         <w:ind w:hanging="360" w:left="360"/>
       </w:pPr>
       <w:rPr>
-        <w:rFonts w:ascii="Symbol" w:hAnsi="Symbol" w:hint="default"/>
+        <w:rFonts w:ascii="Symbol" w:hAnsi="Symbol" w:hint="default" w:eastAsia="黑体"/>
       </w:rPr>
     </w:lvl>
   </w:abstractNum>
@@ -2081,7 +2245,7 @@
         <w:ind w:left="720" w:hanging="360"/>
       </w:pPr>
       <w:rPr>
-        <w:rFonts w:ascii="Symbol" w:hAnsi="Symbol" w:cs="Symbol" w:hint="default"/>
+        <w:rFonts w:ascii="Symbol" w:hAnsi="Symbol" w:cs="Symbol" w:hint="default" w:eastAsia="黑体"/>
       </w:rPr>
     </w:lvl>
     <w:lvl w:ilvl="1">
@@ -2092,7 +2256,7 @@
         <w:ind w:left="1440" w:hanging="360"/>
       </w:pPr>
       <w:rPr>
-        <w:rFonts w:ascii="Courier New" w:hAnsi="Courier New" w:cs="Courier New" w:hint="default"/>
+        <w:rFonts w:ascii="Courier New" w:hAnsi="Courier New" w:cs="Courier New" w:hint="default" w:eastAsia="黑体"/>
       </w:rPr>
     </w:lvl>
     <w:lvl w:ilvl="2">
@@ -2103,7 +2267,7 @@
         <w:ind w:left="2160" w:hanging="360"/>
       </w:pPr>
       <w:rPr>
-        <w:rFonts w:ascii="Wingdings" w:hAnsi="Wingdings" w:cs="Wingdings" w:hint="default"/>
+        <w:rFonts w:ascii="Wingdings" w:hAnsi="Wingdings" w:cs="Wingdings" w:hint="default" w:eastAsia="黑体"/>
       </w:rPr>
     </w:lvl>
     <w:lvl w:ilvl="3">
@@ -2114,7 +2278,7 @@
         <w:ind w:left="2880" w:hanging="360"/>
       </w:pPr>
       <w:rPr>
-        <w:rFonts w:ascii="Symbol" w:hAnsi="Symbol" w:cs="Symbol" w:hint="default"/>
+        <w:rFonts w:ascii="Symbol" w:hAnsi="Symbol" w:cs="Symbol" w:hint="default" w:eastAsia="黑体"/>
       </w:rPr>
     </w:lvl>
     <w:lvl w:ilvl="4">
@@ -2125,7 +2289,7 @@
         <w:ind w:left="3600" w:hanging="360"/>
       </w:pPr>
       <w:rPr>
-        <w:rFonts w:ascii="Courier New" w:hAnsi="Courier New" w:cs="Courier New" w:hint="default"/>
+        <w:rFonts w:ascii="Courier New" w:hAnsi="Courier New" w:cs="Courier New" w:hint="default" w:eastAsia="黑体"/>
       </w:rPr>
     </w:lvl>
     <w:lvl w:ilvl="5">
@@ -2136,7 +2300,7 @@
         <w:ind w:left="4320" w:hanging="360"/>
       </w:pPr>
       <w:rPr>
-        <w:rFonts w:ascii="Wingdings" w:hAnsi="Wingdings" w:cs="Wingdings" w:hint="default"/>
+        <w:rFonts w:ascii="Wingdings" w:hAnsi="Wingdings" w:cs="Wingdings" w:hint="default" w:eastAsia="黑体"/>
       </w:rPr>
     </w:lvl>
     <w:lvl w:ilvl="6">
@@ -2147,7 +2311,7 @@
         <w:ind w:left="5040" w:hanging="360"/>
       </w:pPr>
       <w:rPr>
-        <w:rFonts w:ascii="Symbol" w:hAnsi="Symbol" w:cs="Symbol" w:hint="default"/>
+        <w:rFonts w:ascii="Symbol" w:hAnsi="Symbol" w:cs="Symbol" w:hint="default" w:eastAsia="黑体"/>
       </w:rPr>
     </w:lvl>
     <w:lvl w:ilvl="7">
@@ -2158,7 +2322,7 @@
         <w:ind w:left="5760" w:hanging="360"/>
       </w:pPr>
       <w:rPr>
-        <w:rFonts w:ascii="Courier New" w:hAnsi="Courier New" w:cs="Courier New" w:hint="default"/>
+        <w:rFonts w:ascii="Courier New" w:hAnsi="Courier New" w:cs="Courier New" w:hint="default" w:eastAsia="黑体"/>
       </w:rPr>
     </w:lvl>
     <w:lvl w:ilvl="8">
@@ -2169,7 +2333,7 @@
         <w:ind w:left="6480" w:hanging="360"/>
       </w:pPr>
       <w:rPr>
-        <w:rFonts w:ascii="Wingdings" w:hAnsi="Wingdings" w:cs="Wingdings" w:hint="default"/>
+        <w:rFonts w:ascii="Wingdings" w:hAnsi="Wingdings" w:cs="Wingdings" w:hint="default" w:eastAsia="黑体"/>
       </w:rPr>
     </w:lvl>
   </w:abstractNum>
@@ -2225,11 +2389,11 @@
 </file>
 
 <file path=word/styles.xml><?xml version="1.0" encoding="utf-8"?>
-<w:styles xmlns:mc="http://schemas.openxmlformats.org/markup-compatibility/2006" xmlns:r="http://schemas.openxmlformats.org/officeDocument/2006/relationships" xmlns:w="http://schemas.openxmlformats.org/wordprocessingml/2006/main" xmlns:w14="http://schemas.microsoft.com/office/word/2010/wordml" mc:Ignorable="w14">
+<w:styles xmlns:mc="http://schemas.openxmlformats.org/markup-compatibility/2006" xmlns:w="http://schemas.openxmlformats.org/wordprocessingml/2006/main" xmlns:r="http://schemas.openxmlformats.org/officeDocument/2006/relationships" xmlns:w14="http://schemas.microsoft.com/office/word/2010/wordml" mc:Ignorable="w14">
   <w:docDefaults>
     <w:rPrDefault>
       <w:rPr>
-        <w:rFonts w:asciiTheme="minorHAnsi" w:cstheme="minorBidi" w:eastAsiaTheme="minorEastAsia" w:hAnsiTheme="minorHAnsi"/>
+        <w:rFonts w:asciiTheme="minorHAnsi" w:cstheme="minorBidi" w:hAnsiTheme="minorHAnsi" w:eastAsia="黑体"/>
         <w:sz w:val="22"/>
         <w:szCs w:val="22"/>
         <w:lang w:bidi="ar-SA" w:eastAsia="en-US" w:val="en-US"/>
@@ -2451,7 +2615,7 @@
       <w:outlineLvl w:val="0"/>
     </w:pPr>
     <w:rPr>
-      <w:rFonts w:ascii="Times New Roman" w:asciiTheme="majorHAnsi" w:cstheme="majorBidi" w:eastAsia="黑体" w:eastAsiaTheme="majorEastAsia" w:hAnsi="Times New Roman" w:hAnsiTheme="majorHAnsi"/>
+      <w:rFonts w:ascii="Times New Roman" w:asciiTheme="majorHAnsi" w:cstheme="majorBidi" w:eastAsia="黑体" w:hAnsi="Times New Roman" w:hAnsiTheme="majorHAnsi"/>
       <w:b/>
       <w:bCs/>
       <w:color w:val="1F3864"/>
@@ -2475,7 +2639,7 @@
       <w:outlineLvl w:val="1"/>
     </w:pPr>
     <w:rPr>
-      <w:rFonts w:ascii="Times New Roman" w:asciiTheme="majorHAnsi" w:cstheme="majorBidi" w:eastAsia="黑体" w:eastAsiaTheme="majorEastAsia" w:hAnsi="Times New Roman" w:hAnsiTheme="majorHAnsi"/>
+      <w:rFonts w:ascii="Times New Roman" w:asciiTheme="majorHAnsi" w:cstheme="majorBidi" w:eastAsia="黑体" w:hAnsi="Times New Roman" w:hAnsiTheme="majorHAnsi"/>
       <w:b/>
       <w:bCs/>
       <w:color w:val="2E4E7E"/>
@@ -2499,7 +2663,7 @@
       <w:outlineLvl w:val="2"/>
     </w:pPr>
     <w:rPr>
-      <w:rFonts w:ascii="Times New Roman" w:asciiTheme="majorHAnsi" w:cstheme="majorBidi" w:eastAsia="黑体" w:eastAsiaTheme="majorEastAsia" w:hAnsi="Times New Roman" w:hAnsiTheme="majorHAnsi"/>
+      <w:rFonts w:ascii="Times New Roman" w:asciiTheme="majorHAnsi" w:cstheme="majorBidi" w:eastAsia="黑体" w:hAnsi="Times New Roman" w:hAnsiTheme="majorHAnsi"/>
       <w:b/>
       <w:bCs/>
       <w:color w:val="2E4E7E"/>
@@ -2523,7 +2687,7 @@
       <w:outlineLvl w:val="3"/>
     </w:pPr>
     <w:rPr>
-      <w:rFonts w:ascii="Times New Roman" w:asciiTheme="majorHAnsi" w:cstheme="majorBidi" w:eastAsia="黑体" w:eastAsiaTheme="majorEastAsia" w:hAnsi="Times New Roman" w:hAnsiTheme="majorHAnsi"/>
+      <w:rFonts w:ascii="Times New Roman" w:asciiTheme="majorHAnsi" w:cstheme="majorBidi" w:eastAsia="黑体" w:hAnsi="Times New Roman" w:hAnsiTheme="majorHAnsi"/>
       <w:b/>
       <w:bCs/>
       <w:i/>
@@ -2549,7 +2713,7 @@
       <w:outlineLvl w:val="4"/>
     </w:pPr>
     <w:rPr>
-      <w:rFonts w:ascii="Times New Roman" w:asciiTheme="majorHAnsi" w:cstheme="majorBidi" w:eastAsia="黑体" w:eastAsiaTheme="majorEastAsia" w:hAnsi="Times New Roman" w:hAnsiTheme="majorHAnsi"/>
+      <w:rFonts w:ascii="Times New Roman" w:asciiTheme="majorHAnsi" w:cstheme="majorBidi" w:eastAsia="黑体" w:hAnsi="Times New Roman" w:hAnsiTheme="majorHAnsi"/>
       <w:b/>
       <w:color w:val="333333"/>
       <w:sz w:val="22"/>
@@ -2572,7 +2736,7 @@
       <w:outlineLvl w:val="5"/>
     </w:pPr>
     <w:rPr>
-      <w:rFonts w:asciiTheme="majorHAnsi" w:cstheme="majorBidi" w:eastAsiaTheme="majorEastAsia" w:hAnsiTheme="majorHAnsi"/>
+      <w:rFonts w:asciiTheme="majorHAnsi" w:cstheme="majorBidi" w:hAnsiTheme="majorHAnsi" w:eastAsia="黑体"/>
       <w:i/>
       <w:iCs/>
       <w:color w:themeColor="accent1" w:themeShade="7F" w:val="243F60"/>
@@ -2595,7 +2759,7 @@
       <w:outlineLvl w:val="6"/>
     </w:pPr>
     <w:rPr>
-      <w:rFonts w:asciiTheme="majorHAnsi" w:cstheme="majorBidi" w:eastAsiaTheme="majorEastAsia" w:hAnsiTheme="majorHAnsi"/>
+      <w:rFonts w:asciiTheme="majorHAnsi" w:cstheme="majorBidi" w:hAnsiTheme="majorHAnsi" w:eastAsia="黑体"/>
       <w:i/>
       <w:iCs/>
       <w:color w:themeColor="text1" w:themeTint="BF" w:val="404040"/>
@@ -2618,7 +2782,7 @@
       <w:outlineLvl w:val="7"/>
     </w:pPr>
     <w:rPr>
-      <w:rFonts w:asciiTheme="majorHAnsi" w:cstheme="majorBidi" w:eastAsiaTheme="majorEastAsia" w:hAnsiTheme="majorHAnsi"/>
+      <w:rFonts w:asciiTheme="majorHAnsi" w:cstheme="majorBidi" w:hAnsiTheme="majorHAnsi" w:eastAsia="黑体"/>
       <w:color w:themeColor="accent1" w:val="4F81BD"/>
       <w:sz w:val="20"/>
       <w:szCs w:val="20"/>
@@ -2641,7 +2805,7 @@
       <w:outlineLvl w:val="8"/>
     </w:pPr>
     <w:rPr>
-      <w:rFonts w:asciiTheme="majorHAnsi" w:cstheme="majorBidi" w:eastAsiaTheme="majorEastAsia" w:hAnsiTheme="majorHAnsi"/>
+      <w:rFonts w:asciiTheme="majorHAnsi" w:cstheme="majorBidi" w:hAnsiTheme="majorHAnsi" w:eastAsia="黑体"/>
       <w:i/>
       <w:iCs/>
       <w:color w:themeColor="text1" w:themeTint="BF" w:val="404040"/>
@@ -2692,7 +2856,7 @@
     <w:uiPriority w:val="9"/>
     <w:rsid w:val="00FC693F"/>
     <w:rPr>
-      <w:rFonts w:asciiTheme="majorHAnsi" w:cstheme="majorBidi" w:eastAsiaTheme="majorEastAsia" w:hAnsiTheme="majorHAnsi"/>
+      <w:rFonts w:asciiTheme="majorHAnsi" w:cstheme="majorBidi" w:hAnsiTheme="majorHAnsi" w:eastAsia="黑体"/>
       <w:b/>
       <w:bCs/>
       <w:color w:themeColor="accent1" w:themeShade="BF" w:val="365F91"/>
@@ -2707,7 +2871,7 @@
     <w:uiPriority w:val="9"/>
     <w:rsid w:val="00FC693F"/>
     <w:rPr>
-      <w:rFonts w:asciiTheme="majorHAnsi" w:cstheme="majorBidi" w:eastAsiaTheme="majorEastAsia" w:hAnsiTheme="majorHAnsi"/>
+      <w:rFonts w:asciiTheme="majorHAnsi" w:cstheme="majorBidi" w:hAnsiTheme="majorHAnsi" w:eastAsia="黑体"/>
       <w:b/>
       <w:bCs/>
       <w:color w:themeColor="accent1" w:val="4F81BD"/>
@@ -2722,7 +2886,7 @@
     <w:uiPriority w:val="9"/>
     <w:rsid w:val="00FC693F"/>
     <w:rPr>
-      <w:rFonts w:asciiTheme="majorHAnsi" w:cstheme="majorBidi" w:eastAsiaTheme="majorEastAsia" w:hAnsiTheme="majorHAnsi"/>
+      <w:rFonts w:asciiTheme="majorHAnsi" w:cstheme="majorBidi" w:hAnsiTheme="majorHAnsi" w:eastAsia="黑体"/>
       <w:b/>
       <w:bCs/>
       <w:color w:themeColor="accent1" w:val="4F81BD"/>
@@ -2745,7 +2909,7 @@
       <w:contextualSpacing/>
     </w:pPr>
     <w:rPr>
-      <w:rFonts w:ascii="Times New Roman" w:asciiTheme="majorHAnsi" w:cstheme="majorBidi" w:eastAsia="黑体" w:eastAsiaTheme="majorEastAsia" w:hAnsi="Times New Roman" w:hAnsiTheme="majorHAnsi"/>
+      <w:rFonts w:ascii="Times New Roman" w:asciiTheme="majorHAnsi" w:cstheme="majorBidi" w:eastAsia="黑体" w:hAnsi="Times New Roman" w:hAnsiTheme="majorHAnsi"/>
       <w:b/>
       <w:color w:val="1F3864"/>
       <w:spacing w:val="5"/>
@@ -2761,7 +2925,7 @@
     <w:uiPriority w:val="10"/>
     <w:rsid w:val="00FC693F"/>
     <w:rPr>
-      <w:rFonts w:asciiTheme="majorHAnsi" w:cstheme="majorBidi" w:eastAsiaTheme="majorEastAsia" w:hAnsiTheme="majorHAnsi"/>
+      <w:rFonts w:asciiTheme="majorHAnsi" w:cstheme="majorBidi" w:hAnsiTheme="majorHAnsi" w:eastAsia="黑体"/>
       <w:color w:themeColor="text2" w:themeShade="BF" w:val="17365D"/>
       <w:spacing w:val="5"/>
       <w:kern w:val="28"/>
@@ -2783,7 +2947,7 @@
       </w:numPr>
     </w:pPr>
     <w:rPr>
-      <w:rFonts w:asciiTheme="majorHAnsi" w:cstheme="majorBidi" w:eastAsiaTheme="majorEastAsia" w:hAnsiTheme="majorHAnsi"/>
+      <w:rFonts w:asciiTheme="majorHAnsi" w:cstheme="majorBidi" w:hAnsiTheme="majorHAnsi" w:eastAsia="黑体"/>
       <w:i/>
       <w:iCs/>
       <w:color w:themeColor="accent1" w:val="4F81BD"/>
@@ -2799,7 +2963,7 @@
     <w:uiPriority w:val="11"/>
     <w:rsid w:val="00FC693F"/>
     <w:rPr>
-      <w:rFonts w:asciiTheme="majorHAnsi" w:cstheme="majorBidi" w:eastAsiaTheme="majorEastAsia" w:hAnsiTheme="majorHAnsi"/>
+      <w:rFonts w:asciiTheme="majorHAnsi" w:cstheme="majorBidi" w:hAnsiTheme="majorHAnsi" w:eastAsia="黑体"/>
       <w:i/>
       <w:iCs/>
       <w:color w:themeColor="accent1" w:val="4F81BD"/>
@@ -2866,6 +3030,7 @@
       <w:spacing w:after="120"/>
     </w:pPr>
     <w:rPr>
+      <w:rFonts w:eastAsia="黑体"/>
       <w:sz w:val="16"/>
       <w:szCs w:val="16"/>
     </w:rPr>
@@ -2877,6 +3042,7 @@
     <w:uiPriority w:val="99"/>
     <w:rsid w:val="00AA1D8D"/>
     <w:rPr>
+      <w:rFonts w:eastAsia="黑体"/>
       <w:sz w:val="16"/>
       <w:szCs w:val="16"/>
     </w:rPr>
@@ -3046,7 +3212,7 @@
       </w:tabs>
     </w:pPr>
     <w:rPr>
-      <w:rFonts w:ascii="Courier" w:hAnsi="Courier"/>
+      <w:rFonts w:ascii="Courier" w:hAnsi="Courier" w:eastAsia="黑体"/>
       <w:sz w:val="20"/>
       <w:szCs w:val="20"/>
     </w:rPr>
@@ -3058,7 +3224,7 @@
     <w:uiPriority w:val="99"/>
     <w:rsid w:val="0029639D"/>
     <w:rPr>
-      <w:rFonts w:ascii="Courier" w:hAnsi="Courier"/>
+      <w:rFonts w:ascii="Courier" w:hAnsi="Courier" w:eastAsia="黑体"/>
       <w:sz w:val="20"/>
       <w:szCs w:val="20"/>
     </w:rPr>
@@ -3094,6 +3260,7 @@
     <w:uiPriority w:val="29"/>
     <w:rsid w:val="00FC693F"/>
     <w:rPr>
+      <w:rFonts w:eastAsia="黑体"/>
       <w:i/>
       <w:iCs/>
       <w:color w:themeColor="text1" w:val="000000"/>
@@ -3107,7 +3274,7 @@
     <w:semiHidden/>
     <w:rsid w:val="00FC693F"/>
     <w:rPr>
-      <w:rFonts w:asciiTheme="majorHAnsi" w:cstheme="majorBidi" w:eastAsiaTheme="majorEastAsia" w:hAnsiTheme="majorHAnsi"/>
+      <w:rFonts w:asciiTheme="majorHAnsi" w:cstheme="majorBidi" w:hAnsiTheme="majorHAnsi" w:eastAsia="黑体"/>
       <w:b/>
       <w:bCs/>
       <w:i/>
@@ -3123,7 +3290,7 @@
     <w:semiHidden/>
     <w:rsid w:val="00FC693F"/>
     <w:rPr>
-      <w:rFonts w:asciiTheme="majorHAnsi" w:cstheme="majorBidi" w:eastAsiaTheme="majorEastAsia" w:hAnsiTheme="majorHAnsi"/>
+      <w:rFonts w:asciiTheme="majorHAnsi" w:cstheme="majorBidi" w:hAnsiTheme="majorHAnsi" w:eastAsia="黑体"/>
       <w:color w:themeColor="accent1" w:themeShade="7F" w:val="243F60"/>
     </w:rPr>
   </w:style>
@@ -3135,7 +3302,7 @@
     <w:semiHidden/>
     <w:rsid w:val="00FC693F"/>
     <w:rPr>
-      <w:rFonts w:asciiTheme="majorHAnsi" w:cstheme="majorBidi" w:eastAsiaTheme="majorEastAsia" w:hAnsiTheme="majorHAnsi"/>
+      <w:rFonts w:asciiTheme="majorHAnsi" w:cstheme="majorBidi" w:hAnsiTheme="majorHAnsi" w:eastAsia="黑体"/>
       <w:i/>
       <w:iCs/>
       <w:color w:themeColor="accent1" w:themeShade="7F" w:val="243F60"/>
@@ -3149,7 +3316,7 @@
     <w:semiHidden/>
     <w:rsid w:val="00FC693F"/>
     <w:rPr>
-      <w:rFonts w:asciiTheme="majorHAnsi" w:cstheme="majorBidi" w:eastAsiaTheme="majorEastAsia" w:hAnsiTheme="majorHAnsi"/>
+      <w:rFonts w:asciiTheme="majorHAnsi" w:cstheme="majorBidi" w:hAnsiTheme="majorHAnsi" w:eastAsia="黑体"/>
       <w:i/>
       <w:iCs/>
       <w:color w:themeColor="text1" w:themeTint="BF" w:val="404040"/>
@@ -3163,7 +3330,7 @@
     <w:semiHidden/>
     <w:rsid w:val="00FC693F"/>
     <w:rPr>
-      <w:rFonts w:asciiTheme="majorHAnsi" w:cstheme="majorBidi" w:eastAsiaTheme="majorEastAsia" w:hAnsiTheme="majorHAnsi"/>
+      <w:rFonts w:asciiTheme="majorHAnsi" w:cstheme="majorBidi" w:hAnsiTheme="majorHAnsi" w:eastAsia="黑体"/>
       <w:color w:themeColor="accent1" w:val="4F81BD"/>
       <w:sz w:val="20"/>
       <w:szCs w:val="20"/>
@@ -3177,7 +3344,7 @@
     <w:semiHidden/>
     <w:rsid w:val="00FC693F"/>
     <w:rPr>
-      <w:rFonts w:asciiTheme="majorHAnsi" w:cstheme="majorBidi" w:eastAsiaTheme="majorEastAsia" w:hAnsiTheme="majorHAnsi"/>
+      <w:rFonts w:asciiTheme="majorHAnsi" w:cstheme="majorBidi" w:hAnsiTheme="majorHAnsi" w:eastAsia="黑体"/>
       <w:i/>
       <w:iCs/>
       <w:color w:themeColor="text1" w:themeTint="BF" w:val="404040"/>
@@ -3198,6 +3365,7 @@
       <w:spacing w:line="240" w:lineRule="auto"/>
     </w:pPr>
     <w:rPr>
+      <w:rFonts w:eastAsia="黑体"/>
       <w:b/>
       <w:bCs/>
       <w:color w:themeColor="accent1" w:val="4F81BD"/>
@@ -3212,6 +3380,7 @@
     <w:qFormat/>
     <w:rsid w:val="00FC693F"/>
     <w:rPr>
+      <w:rFonts w:eastAsia="黑体"/>
       <w:b/>
       <w:bCs/>
     </w:rPr>
@@ -3223,6 +3392,7 @@
     <w:qFormat/>
     <w:rsid w:val="00FC693F"/>
     <w:rPr>
+      <w:rFonts w:eastAsia="黑体"/>
       <w:i/>
       <w:iCs/>
     </w:rPr>
@@ -3243,6 +3413,7 @@
       <w:ind w:left="936" w:right="936"/>
     </w:pPr>
     <w:rPr>
+      <w:rFonts w:eastAsia="黑体"/>
       <w:b/>
       <w:bCs/>
       <w:i/>
@@ -3257,6 +3428,7 @@
     <w:uiPriority w:val="30"/>
     <w:rsid w:val="00FC693F"/>
     <w:rPr>
+      <w:rFonts w:eastAsia="黑体"/>
       <w:b/>
       <w:bCs/>
       <w:i/>
@@ -3271,6 +3443,7 @@
     <w:qFormat/>
     <w:rsid w:val="00FC693F"/>
     <w:rPr>
+      <w:rFonts w:eastAsia="黑体"/>
       <w:i/>
       <w:iCs/>
       <w:color w:themeColor="text1" w:themeTint="7F" w:val="808080"/>
@@ -3283,6 +3456,7 @@
     <w:qFormat/>
     <w:rsid w:val="00FC693F"/>
     <w:rPr>
+      <w:rFonts w:eastAsia="黑体"/>
       <w:b/>
       <w:bCs/>
       <w:i/>
@@ -3297,6 +3471,7 @@
     <w:qFormat/>
     <w:rsid w:val="00FC693F"/>
     <w:rPr>
+      <w:rFonts w:eastAsia="黑体"/>
       <w:smallCaps/>
       <w:color w:themeColor="accent2" w:val="C0504D"/>
       <w:u w:val="single"/>
@@ -3309,6 +3484,7 @@
     <w:qFormat/>
     <w:rsid w:val="00FC693F"/>
     <w:rPr>
+      <w:rFonts w:eastAsia="黑体"/>
       <w:b/>
       <w:bCs/>
       <w:smallCaps/>
@@ -3324,6 +3500,7 @@
     <w:qFormat/>
     <w:rsid w:val="00FC693F"/>
     <w:rPr>
+      <w:rFonts w:eastAsia="黑体"/>
       <w:b/>
       <w:bCs/>
       <w:smallCaps/>
@@ -3378,6 +3555,7 @@
       <w:spacing w:after="0" w:line="240" w:lineRule="auto"/>
     </w:pPr>
     <w:rPr>
+      <w:rFonts w:eastAsia="黑体"/>
       <w:color w:themeColor="text1" w:themeShade="BF" w:val="000000"/>
     </w:rPr>
     <w:tblPr>
@@ -3400,6 +3578,7 @@
         <w:spacing w:after="0" w:before="0" w:line="240" w:lineRule="auto"/>
       </w:pPr>
       <w:rPr>
+        <w:rFonts w:eastAsia="黑体"/>
         <w:b/>
         <w:bCs/>
       </w:rPr>
@@ -3420,6 +3599,7 @@
         <w:spacing w:after="0" w:before="0" w:line="240" w:lineRule="auto"/>
       </w:pPr>
       <w:rPr>
+        <w:rFonts w:eastAsia="黑体"/>
         <w:b/>
         <w:bCs/>
       </w:rPr>
@@ -3437,12 +3617,14 @@
     </w:tblStylePr>
     <w:tblStylePr w:type="firstCol">
       <w:rPr>
+        <w:rFonts w:eastAsia="黑体"/>
         <w:b/>
         <w:bCs/>
       </w:rPr>
     </w:tblStylePr>
     <w:tblStylePr w:type="lastCol">
       <w:rPr>
+        <w:rFonts w:eastAsia="黑体"/>
         <w:b/>
         <w:bCs/>
       </w:rPr>
@@ -3481,6 +3663,7 @@
       <w:spacing w:after="0" w:line="240" w:lineRule="auto"/>
     </w:pPr>
     <w:rPr>
+      <w:rFonts w:eastAsia="黑体"/>
       <w:color w:themeColor="accent1" w:themeShade="BF" w:val="365F91"/>
     </w:rPr>
     <w:tblPr>
@@ -3503,6 +3686,7 @@
         <w:spacing w:after="0" w:before="0" w:line="240" w:lineRule="auto"/>
       </w:pPr>
       <w:rPr>
+        <w:rFonts w:eastAsia="黑体"/>
         <w:b/>
         <w:bCs/>
       </w:rPr>
@@ -3523,6 +3707,7 @@
         <w:spacing w:after="0" w:before="0" w:line="240" w:lineRule="auto"/>
       </w:pPr>
       <w:rPr>
+        <w:rFonts w:eastAsia="黑体"/>
         <w:b/>
         <w:bCs/>
       </w:rPr>
@@ -3540,12 +3725,14 @@
     </w:tblStylePr>
     <w:tblStylePr w:type="firstCol">
       <w:rPr>
+        <w:rFonts w:eastAsia="黑体"/>
         <w:b/>
         <w:bCs/>
       </w:rPr>
     </w:tblStylePr>
     <w:tblStylePr w:type="lastCol">
       <w:rPr>
+        <w:rFonts w:eastAsia="黑体"/>
         <w:b/>
         <w:bCs/>
       </w:rPr>
@@ -3584,6 +3771,7 @@
       <w:spacing w:after="0" w:line="240" w:lineRule="auto"/>
     </w:pPr>
     <w:rPr>
+      <w:rFonts w:eastAsia="黑体"/>
       <w:color w:themeColor="accent2" w:themeShade="BF" w:val="943634"/>
     </w:rPr>
     <w:tblPr>
@@ -3606,6 +3794,7 @@
         <w:spacing w:after="0" w:before="0" w:line="240" w:lineRule="auto"/>
       </w:pPr>
       <w:rPr>
+        <w:rFonts w:eastAsia="黑体"/>
         <w:b/>
         <w:bCs/>
       </w:rPr>
@@ -3626,6 +3815,7 @@
         <w:spacing w:after="0" w:before="0" w:line="240" w:lineRule="auto"/>
       </w:pPr>
       <w:rPr>
+        <w:rFonts w:eastAsia="黑体"/>
         <w:b/>
         <w:bCs/>
       </w:rPr>
@@ -3643,12 +3833,14 @@
     </w:tblStylePr>
     <w:tblStylePr w:type="firstCol">
       <w:rPr>
+        <w:rFonts w:eastAsia="黑体"/>
         <w:b/>
         <w:bCs/>
       </w:rPr>
     </w:tblStylePr>
     <w:tblStylePr w:type="lastCol">
       <w:rPr>
+        <w:rFonts w:eastAsia="黑体"/>
         <w:b/>
         <w:bCs/>
       </w:rPr>
@@ -3687,6 +3879,7 @@
       <w:spacing w:after="0" w:line="240" w:lineRule="auto"/>
     </w:pPr>
     <w:rPr>
+      <w:rFonts w:eastAsia="黑体"/>
       <w:color w:themeColor="accent3" w:themeShade="BF" w:val="76923C"/>
     </w:rPr>
     <w:tblPr>
@@ -3709,6 +3902,7 @@
         <w:spacing w:after="0" w:before="0" w:line="240" w:lineRule="auto"/>
       </w:pPr>
       <w:rPr>
+        <w:rFonts w:eastAsia="黑体"/>
         <w:b/>
         <w:bCs/>
       </w:rPr>
@@ -3729,6 +3923,7 @@
         <w:spacing w:after="0" w:before="0" w:line="240" w:lineRule="auto"/>
       </w:pPr>
       <w:rPr>
+        <w:rFonts w:eastAsia="黑体"/>
         <w:b/>
         <w:bCs/>
       </w:rPr>
@@ -3746,12 +3941,14 @@
     </w:tblStylePr>
     <w:tblStylePr w:type="firstCol">
       <w:rPr>
+        <w:rFonts w:eastAsia="黑体"/>
         <w:b/>
         <w:bCs/>
       </w:rPr>
     </w:tblStylePr>
     <w:tblStylePr w:type="lastCol">
       <w:rPr>
+        <w:rFonts w:eastAsia="黑体"/>
         <w:b/>
         <w:bCs/>
       </w:rPr>
@@ -3790,6 +3987,7 @@
       <w:spacing w:after="0" w:line="240" w:lineRule="auto"/>
     </w:pPr>
     <w:rPr>
+      <w:rFonts w:eastAsia="黑体"/>
       <w:color w:themeColor="accent4" w:themeShade="BF" w:val="5F497A"/>
     </w:rPr>
     <w:tblPr>
@@ -3812,6 +4010,7 @@
         <w:spacing w:after="0" w:before="0" w:line="240" w:lineRule="auto"/>
       </w:pPr>
       <w:rPr>
+        <w:rFonts w:eastAsia="黑体"/>
         <w:b/>
         <w:bCs/>
       </w:rPr>
@@ -3832,6 +4031,7 @@
         <w:spacing w:after="0" w:before="0" w:line="240" w:lineRule="auto"/>
       </w:pPr>
       <w:rPr>
+        <w:rFonts w:eastAsia="黑体"/>
         <w:b/>
         <w:bCs/>
       </w:rPr>
@@ -3849,12 +4049,14 @@
     </w:tblStylePr>
     <w:tblStylePr w:type="firstCol">
       <w:rPr>
+        <w:rFonts w:eastAsia="黑体"/>
         <w:b/>
         <w:bCs/>
       </w:rPr>
     </w:tblStylePr>
     <w:tblStylePr w:type="lastCol">
       <w:rPr>
+        <w:rFonts w:eastAsia="黑体"/>
         <w:b/>
         <w:bCs/>
       </w:rPr>
@@ -3893,6 +4095,7 @@
       <w:spacing w:after="0" w:line="240" w:lineRule="auto"/>
     </w:pPr>
     <w:rPr>
+      <w:rFonts w:eastAsia="黑体"/>
       <w:color w:themeColor="accent5" w:themeShade="BF" w:val="31849B"/>
     </w:rPr>
     <w:tblPr>
@@ -3915,6 +4118,7 @@
         <w:spacing w:after="0" w:before="0" w:line="240" w:lineRule="auto"/>
       </w:pPr>
       <w:rPr>
+        <w:rFonts w:eastAsia="黑体"/>
         <w:b/>
         <w:bCs/>
       </w:rPr>
@@ -3935,6 +4139,7 @@
         <w:spacing w:after="0" w:before="0" w:line="240" w:lineRule="auto"/>
       </w:pPr>
       <w:rPr>
+        <w:rFonts w:eastAsia="黑体"/>
         <w:b/>
         <w:bCs/>
       </w:rPr>
@@ -3952,12 +4157,14 @@
     </w:tblStylePr>
     <w:tblStylePr w:type="firstCol">
       <w:rPr>
+        <w:rFonts w:eastAsia="黑体"/>
         <w:b/>
         <w:bCs/>
       </w:rPr>
     </w:tblStylePr>
     <w:tblStylePr w:type="lastCol">
       <w:rPr>
+        <w:rFonts w:eastAsia="黑体"/>
         <w:b/>
         <w:bCs/>
       </w:rPr>
@@ -3996,6 +4203,7 @@
       <w:spacing w:after="0" w:line="240" w:lineRule="auto"/>
     </w:pPr>
     <w:rPr>
+      <w:rFonts w:eastAsia="黑体"/>
       <w:color w:themeColor="accent6" w:themeShade="BF" w:val="E36C0A"/>
     </w:rPr>
     <w:tblPr>
@@ -4018,6 +4226,7 @@
         <w:spacing w:after="0" w:before="0" w:line="240" w:lineRule="auto"/>
       </w:pPr>
       <w:rPr>
+        <w:rFonts w:eastAsia="黑体"/>
         <w:b/>
         <w:bCs/>
       </w:rPr>
@@ -4038,6 +4247,7 @@
         <w:spacing w:after="0" w:before="0" w:line="240" w:lineRule="auto"/>
       </w:pPr>
       <w:rPr>
+        <w:rFonts w:eastAsia="黑体"/>
         <w:b/>
         <w:bCs/>
       </w:rPr>
@@ -4055,12 +4265,14 @@
     </w:tblStylePr>
     <w:tblStylePr w:type="firstCol">
       <w:rPr>
+        <w:rFonts w:eastAsia="黑体"/>
         <w:b/>
         <w:bCs/>
       </w:rPr>
     </w:tblStylePr>
     <w:tblStylePr w:type="lastCol">
       <w:rPr>
+        <w:rFonts w:eastAsia="黑体"/>
         <w:b/>
         <w:bCs/>
       </w:rPr>
@@ -4120,6 +4332,7 @@
         <w:spacing w:after="0" w:before="0" w:line="240" w:lineRule="auto"/>
       </w:pPr>
       <w:rPr>
+        <w:rFonts w:eastAsia="黑体"/>
         <w:b/>
         <w:bCs/>
         <w:color w:themeColor="background1" w:val="FFFFFF"/>
@@ -4134,6 +4347,7 @@
         <w:spacing w:after="0" w:before="0" w:line="240" w:lineRule="auto"/>
       </w:pPr>
       <w:rPr>
+        <w:rFonts w:eastAsia="黑体"/>
         <w:b/>
         <w:bCs/>
       </w:rPr>
@@ -4149,12 +4363,14 @@
     </w:tblStylePr>
     <w:tblStylePr w:type="firstCol">
       <w:rPr>
+        <w:rFonts w:eastAsia="黑体"/>
         <w:b/>
         <w:bCs/>
       </w:rPr>
     </w:tblStylePr>
     <w:tblStylePr w:type="lastCol">
       <w:rPr>
+        <w:rFonts w:eastAsia="黑体"/>
         <w:b/>
         <w:bCs/>
       </w:rPr>
@@ -4212,6 +4428,7 @@
         <w:spacing w:after="0" w:before="0" w:line="240" w:lineRule="auto"/>
       </w:pPr>
       <w:rPr>
+        <w:rFonts w:eastAsia="黑体"/>
         <w:b/>
         <w:bCs/>
         <w:color w:themeColor="background1" w:val="FFFFFF"/>
@@ -4226,6 +4443,7 @@
         <w:spacing w:after="0" w:before="0" w:line="240" w:lineRule="auto"/>
       </w:pPr>
       <w:rPr>
+        <w:rFonts w:eastAsia="黑体"/>
         <w:b/>
         <w:bCs/>
       </w:rPr>
@@ -4241,12 +4459,14 @@
     </w:tblStylePr>
     <w:tblStylePr w:type="firstCol">
       <w:rPr>
+        <w:rFonts w:eastAsia="黑体"/>
         <w:b/>
         <w:bCs/>
       </w:rPr>
     </w:tblStylePr>
     <w:tblStylePr w:type="lastCol">
       <w:rPr>
+        <w:rFonts w:eastAsia="黑体"/>
         <w:b/>
         <w:bCs/>
       </w:rPr>
@@ -4304,6 +4524,7 @@
         <w:spacing w:after="0" w:before="0" w:line="240" w:lineRule="auto"/>
       </w:pPr>
       <w:rPr>
+        <w:rFonts w:eastAsia="黑体"/>
         <w:b/>
         <w:bCs/>
         <w:color w:themeColor="background1" w:val="FFFFFF"/>
@@ -4318,6 +4539,7 @@
         <w:spacing w:after="0" w:before="0" w:line="240" w:lineRule="auto"/>
       </w:pPr>
       <w:rPr>
+        <w:rFonts w:eastAsia="黑体"/>
         <w:b/>
         <w:bCs/>
       </w:rPr>
@@ -4333,12 +4555,14 @@
     </w:tblStylePr>
     <w:tblStylePr w:type="firstCol">
       <w:rPr>
+        <w:rFonts w:eastAsia="黑体"/>
         <w:b/>
         <w:bCs/>
       </w:rPr>
     </w:tblStylePr>
     <w:tblStylePr w:type="lastCol">
       <w:rPr>
+        <w:rFonts w:eastAsia="黑体"/>
         <w:b/>
         <w:bCs/>
       </w:rPr>
@@ -4396,6 +4620,7 @@
         <w:spacing w:after="0" w:before="0" w:line="240" w:lineRule="auto"/>
       </w:pPr>
       <w:rPr>
+        <w:rFonts w:eastAsia="黑体"/>
         <w:b/>
         <w:bCs/>
         <w:color w:themeColor="background1" w:val="FFFFFF"/>
@@ -4410,6 +4635,7 @@
         <w:spacing w:after="0" w:before="0" w:line="240" w:lineRule="auto"/>
       </w:pPr>
       <w:rPr>
+        <w:rFonts w:eastAsia="黑体"/>
         <w:b/>
         <w:bCs/>
       </w:rPr>
@@ -4425,12 +4651,14 @@
     </w:tblStylePr>
     <w:tblStylePr w:type="firstCol">
       <w:rPr>
+        <w:rFonts w:eastAsia="黑体"/>
         <w:b/>
         <w:bCs/>
       </w:rPr>
     </w:tblStylePr>
     <w:tblStylePr w:type="lastCol">
       <w:rPr>
+        <w:rFonts w:eastAsia="黑体"/>
         <w:b/>
         <w:bCs/>
       </w:rPr>
@@ -4488,6 +4716,7 @@
         <w:spacing w:after="0" w:before="0" w:line="240" w:lineRule="auto"/>
       </w:pPr>
       <w:rPr>
+        <w:rFonts w:eastAsia="黑体"/>
         <w:b/>
         <w:bCs/>
         <w:color w:themeColor="background1" w:val="FFFFFF"/>
@@ -4502,6 +4731,7 @@
         <w:spacing w:after="0" w:before="0" w:line="240" w:lineRule="auto"/>
       </w:pPr>
       <w:rPr>
+        <w:rFonts w:eastAsia="黑体"/>
         <w:b/>
         <w:bCs/>
       </w:rPr>
@@ -4517,12 +4747,14 @@
     </w:tblStylePr>
     <w:tblStylePr w:type="firstCol">
       <w:rPr>
+        <w:rFonts w:eastAsia="黑体"/>
         <w:b/>
         <w:bCs/>
       </w:rPr>
     </w:tblStylePr>
     <w:tblStylePr w:type="lastCol">
       <w:rPr>
+        <w:rFonts w:eastAsia="黑体"/>
         <w:b/>
         <w:bCs/>
       </w:rPr>
@@ -4580,6 +4812,7 @@
         <w:spacing w:after="0" w:before="0" w:line="240" w:lineRule="auto"/>
       </w:pPr>
       <w:rPr>
+        <w:rFonts w:eastAsia="黑体"/>
         <w:b/>
         <w:bCs/>
         <w:color w:themeColor="background1" w:val="FFFFFF"/>
@@ -4594,6 +4827,7 @@
         <w:spacing w:after="0" w:before="0" w:line="240" w:lineRule="auto"/>
       </w:pPr>
       <w:rPr>
+        <w:rFonts w:eastAsia="黑体"/>
         <w:b/>
         <w:bCs/>
       </w:rPr>
@@ -4609,12 +4843,14 @@
     </w:tblStylePr>
     <w:tblStylePr w:type="firstCol">
       <w:rPr>
+        <w:rFonts w:eastAsia="黑体"/>
         <w:b/>
         <w:bCs/>
       </w:rPr>
     </w:tblStylePr>
     <w:tblStylePr w:type="lastCol">
       <w:rPr>
+        <w:rFonts w:eastAsia="黑体"/>
         <w:b/>
         <w:bCs/>
       </w:rPr>
@@ -4672,6 +4908,7 @@
         <w:spacing w:after="0" w:before="0" w:line="240" w:lineRule="auto"/>
       </w:pPr>
       <w:rPr>
+        <w:rFonts w:eastAsia="黑体"/>
         <w:b/>
         <w:bCs/>
         <w:color w:themeColor="background1" w:val="FFFFFF"/>
@@ -4686,6 +4923,7 @@
         <w:spacing w:after="0" w:before="0" w:line="240" w:lineRule="auto"/>
       </w:pPr>
       <w:rPr>
+        <w:rFonts w:eastAsia="黑体"/>
         <w:b/>
         <w:bCs/>
       </w:rPr>
@@ -4701,12 +4939,14 @@
     </w:tblStylePr>
     <w:tblStylePr w:type="firstCol">
       <w:rPr>
+        <w:rFonts w:eastAsia="黑体"/>
         <w:b/>
         <w:bCs/>
       </w:rPr>
     </w:tblStylePr>
     <w:tblStylePr w:type="lastCol">
       <w:rPr>
+        <w:rFonts w:eastAsia="黑体"/>
         <w:b/>
         <w:bCs/>
       </w:rPr>
@@ -4766,7 +5006,7 @@
         <w:spacing w:after="0" w:before="0" w:line="240" w:lineRule="auto"/>
       </w:pPr>
       <w:rPr>
-        <w:rFonts w:asciiTheme="majorHAnsi" w:cstheme="majorBidi" w:eastAsiaTheme="majorEastAsia" w:hAnsiTheme="majorHAnsi"/>
+        <w:rFonts w:asciiTheme="majorHAnsi" w:cstheme="majorBidi" w:hAnsiTheme="majorHAnsi" w:eastAsia="黑体"/>
         <w:b/>
         <w:bCs/>
       </w:rPr>
@@ -4787,7 +5027,7 @@
         <w:spacing w:after="0" w:before="0" w:line="240" w:lineRule="auto"/>
       </w:pPr>
       <w:rPr>
-        <w:rFonts w:asciiTheme="majorHAnsi" w:cstheme="majorBidi" w:eastAsiaTheme="majorEastAsia" w:hAnsiTheme="majorHAnsi"/>
+        <w:rFonts w:asciiTheme="majorHAnsi" w:cstheme="majorBidi" w:hAnsiTheme="majorHAnsi" w:eastAsia="黑体"/>
         <w:b/>
         <w:bCs/>
       </w:rPr>
@@ -4805,14 +5045,14 @@
     </w:tblStylePr>
     <w:tblStylePr w:type="firstCol">
       <w:rPr>
-        <w:rFonts w:asciiTheme="majorHAnsi" w:cstheme="majorBidi" w:eastAsiaTheme="majorEastAsia" w:hAnsiTheme="majorHAnsi"/>
+        <w:rFonts w:asciiTheme="majorHAnsi" w:cstheme="majorBidi" w:hAnsiTheme="majorHAnsi" w:eastAsia="黑体"/>
         <w:b/>
         <w:bCs/>
       </w:rPr>
     </w:tblStylePr>
     <w:tblStylePr w:type="lastCol">
       <w:rPr>
-        <w:rFonts w:asciiTheme="majorHAnsi" w:cstheme="majorBidi" w:eastAsiaTheme="majorEastAsia" w:hAnsiTheme="majorHAnsi"/>
+        <w:rFonts w:asciiTheme="majorHAnsi" w:cstheme="majorBidi" w:hAnsiTheme="majorHAnsi" w:eastAsia="黑体"/>
         <w:b/>
         <w:bCs/>
       </w:rPr>
@@ -4896,7 +5136,7 @@
         <w:spacing w:after="0" w:before="0" w:line="240" w:lineRule="auto"/>
       </w:pPr>
       <w:rPr>
-        <w:rFonts w:asciiTheme="majorHAnsi" w:cstheme="majorBidi" w:eastAsiaTheme="majorEastAsia" w:hAnsiTheme="majorHAnsi"/>
+        <w:rFonts w:asciiTheme="majorHAnsi" w:cstheme="majorBidi" w:hAnsiTheme="majorHAnsi" w:eastAsia="黑体"/>
         <w:b/>
         <w:bCs/>
       </w:rPr>
@@ -4917,7 +5157,7 @@
         <w:spacing w:after="0" w:before="0" w:line="240" w:lineRule="auto"/>
       </w:pPr>
       <w:rPr>
-        <w:rFonts w:asciiTheme="majorHAnsi" w:cstheme="majorBidi" w:eastAsiaTheme="majorEastAsia" w:hAnsiTheme="majorHAnsi"/>
+        <w:rFonts w:asciiTheme="majorHAnsi" w:cstheme="majorBidi" w:hAnsiTheme="majorHAnsi" w:eastAsia="黑体"/>
         <w:b/>
         <w:bCs/>
       </w:rPr>
@@ -4935,14 +5175,14 @@
     </w:tblStylePr>
     <w:tblStylePr w:type="firstCol">
       <w:rPr>
-        <w:rFonts w:asciiTheme="majorHAnsi" w:cstheme="majorBidi" w:eastAsiaTheme="majorEastAsia" w:hAnsiTheme="majorHAnsi"/>
+        <w:rFonts w:asciiTheme="majorHAnsi" w:cstheme="majorBidi" w:hAnsiTheme="majorHAnsi" w:eastAsia="黑体"/>
         <w:b/>
         <w:bCs/>
       </w:rPr>
     </w:tblStylePr>
     <w:tblStylePr w:type="lastCol">
       <w:rPr>
-        <w:rFonts w:asciiTheme="majorHAnsi" w:cstheme="majorBidi" w:eastAsiaTheme="majorEastAsia" w:hAnsiTheme="majorHAnsi"/>
+        <w:rFonts w:asciiTheme="majorHAnsi" w:cstheme="majorBidi" w:hAnsiTheme="majorHAnsi" w:eastAsia="黑体"/>
         <w:b/>
         <w:bCs/>
       </w:rPr>
@@ -5026,7 +5266,7 @@
         <w:spacing w:after="0" w:before="0" w:line="240" w:lineRule="auto"/>
       </w:pPr>
       <w:rPr>
-        <w:rFonts w:asciiTheme="majorHAnsi" w:cstheme="majorBidi" w:eastAsiaTheme="majorEastAsia" w:hAnsiTheme="majorHAnsi"/>
+        <w:rFonts w:asciiTheme="majorHAnsi" w:cstheme="majorBidi" w:hAnsiTheme="majorHAnsi" w:eastAsia="黑体"/>
         <w:b/>
         <w:bCs/>
       </w:rPr>
@@ -5047,7 +5287,7 @@
         <w:spacing w:after="0" w:before="0" w:line="240" w:lineRule="auto"/>
       </w:pPr>
       <w:rPr>
-        <w:rFonts w:asciiTheme="majorHAnsi" w:cstheme="majorBidi" w:eastAsiaTheme="majorEastAsia" w:hAnsiTheme="majorHAnsi"/>
+        <w:rFonts w:asciiTheme="majorHAnsi" w:cstheme="majorBidi" w:hAnsiTheme="majorHAnsi" w:eastAsia="黑体"/>
         <w:b/>
         <w:bCs/>
       </w:rPr>
@@ -5065,14 +5305,14 @@
     </w:tblStylePr>
     <w:tblStylePr w:type="firstCol">
       <w:rPr>
-        <w:rFonts w:asciiTheme="majorHAnsi" w:cstheme="majorBidi" w:eastAsiaTheme="majorEastAsia" w:hAnsiTheme="majorHAnsi"/>
+        <w:rFonts w:asciiTheme="majorHAnsi" w:cstheme="majorBidi" w:hAnsiTheme="majorHAnsi" w:eastAsia="黑体"/>
         <w:b/>
         <w:bCs/>
       </w:rPr>
     </w:tblStylePr>
     <w:tblStylePr w:type="lastCol">
       <w:rPr>
-        <w:rFonts w:asciiTheme="majorHAnsi" w:cstheme="majorBidi" w:eastAsiaTheme="majorEastAsia" w:hAnsiTheme="majorHAnsi"/>
+        <w:rFonts w:asciiTheme="majorHAnsi" w:cstheme="majorBidi" w:hAnsiTheme="majorHAnsi" w:eastAsia="黑体"/>
         <w:b/>
         <w:bCs/>
       </w:rPr>
@@ -5156,7 +5396,7 @@
         <w:spacing w:after="0" w:before="0" w:line="240" w:lineRule="auto"/>
       </w:pPr>
       <w:rPr>
-        <w:rFonts w:asciiTheme="majorHAnsi" w:cstheme="majorBidi" w:eastAsiaTheme="majorEastAsia" w:hAnsiTheme="majorHAnsi"/>
+        <w:rFonts w:asciiTheme="majorHAnsi" w:cstheme="majorBidi" w:hAnsiTheme="majorHAnsi" w:eastAsia="黑体"/>
         <w:b/>
         <w:bCs/>
       </w:rPr>
@@ -5177,7 +5417,7 @@
         <w:spacing w:after="0" w:before="0" w:line="240" w:lineRule="auto"/>
       </w:pPr>
       <w:rPr>
-        <w:rFonts w:asciiTheme="majorHAnsi" w:cstheme="majorBidi" w:eastAsiaTheme="majorEastAsia" w:hAnsiTheme="majorHAnsi"/>
+        <w:rFonts w:asciiTheme="majorHAnsi" w:cstheme="majorBidi" w:hAnsiTheme="majorHAnsi" w:eastAsia="黑体"/>
         <w:b/>
         <w:bCs/>
       </w:rPr>
@@ -5195,14 +5435,14 @@
     </w:tblStylePr>
     <w:tblStylePr w:type="firstCol">
       <w:rPr>
-        <w:rFonts w:asciiTheme="majorHAnsi" w:cstheme="majorBidi" w:eastAsiaTheme="majorEastAsia" w:hAnsiTheme="majorHAnsi"/>
+        <w:rFonts w:asciiTheme="majorHAnsi" w:cstheme="majorBidi" w:hAnsiTheme="majorHAnsi" w:eastAsia="黑体"/>
         <w:b/>
         <w:bCs/>
       </w:rPr>
     </w:tblStylePr>
     <w:tblStylePr w:type="lastCol">
       <w:rPr>
-        <w:rFonts w:asciiTheme="majorHAnsi" w:cstheme="majorBidi" w:eastAsiaTheme="majorEastAsia" w:hAnsiTheme="majorHAnsi"/>
+        <w:rFonts w:asciiTheme="majorHAnsi" w:cstheme="majorBidi" w:hAnsiTheme="majorHAnsi" w:eastAsia="黑体"/>
         <w:b/>
         <w:bCs/>
       </w:rPr>
@@ -5286,7 +5526,7 @@
         <w:spacing w:after="0" w:before="0" w:line="240" w:lineRule="auto"/>
       </w:pPr>
       <w:rPr>
-        <w:rFonts w:asciiTheme="majorHAnsi" w:cstheme="majorBidi" w:eastAsiaTheme="majorEastAsia" w:hAnsiTheme="majorHAnsi"/>
+        <w:rFonts w:asciiTheme="majorHAnsi" w:cstheme="majorBidi" w:hAnsiTheme="majorHAnsi" w:eastAsia="黑体"/>
         <w:b/>
         <w:bCs/>
       </w:rPr>
@@ -5307,7 +5547,7 @@
         <w:spacing w:after="0" w:before="0" w:line="240" w:lineRule="auto"/>
       </w:pPr>
       <w:rPr>
-        <w:rFonts w:asciiTheme="majorHAnsi" w:cstheme="majorBidi" w:eastAsiaTheme="majorEastAsia" w:hAnsiTheme="majorHAnsi"/>
+        <w:rFonts w:asciiTheme="majorHAnsi" w:cstheme="majorBidi" w:hAnsiTheme="majorHAnsi" w:eastAsia="黑体"/>
         <w:b/>
         <w:bCs/>
       </w:rPr>
@@ -5325,14 +5565,14 @@
     </w:tblStylePr>
     <w:tblStylePr w:type="firstCol">
       <w:rPr>
-        <w:rFonts w:asciiTheme="majorHAnsi" w:cstheme="majorBidi" w:eastAsiaTheme="majorEastAsia" w:hAnsiTheme="majorHAnsi"/>
+        <w:rFonts w:asciiTheme="majorHAnsi" w:cstheme="majorBidi" w:hAnsiTheme="majorHAnsi" w:eastAsia="黑体"/>
         <w:b/>
         <w:bCs/>
       </w:rPr>
     </w:tblStylePr>
     <w:tblStylePr w:type="lastCol">
       <w:rPr>
-        <w:rFonts w:asciiTheme="majorHAnsi" w:cstheme="majorBidi" w:eastAsiaTheme="majorEastAsia" w:hAnsiTheme="majorHAnsi"/>
+        <w:rFonts w:asciiTheme="majorHAnsi" w:cstheme="majorBidi" w:hAnsiTheme="majorHAnsi" w:eastAsia="黑体"/>
         <w:b/>
         <w:bCs/>
       </w:rPr>
@@ -5416,7 +5656,7 @@
         <w:spacing w:after="0" w:before="0" w:line="240" w:lineRule="auto"/>
       </w:pPr>
       <w:rPr>
-        <w:rFonts w:asciiTheme="majorHAnsi" w:cstheme="majorBidi" w:eastAsiaTheme="majorEastAsia" w:hAnsiTheme="majorHAnsi"/>
+        <w:rFonts w:asciiTheme="majorHAnsi" w:cstheme="majorBidi" w:hAnsiTheme="majorHAnsi" w:eastAsia="黑体"/>
         <w:b/>
         <w:bCs/>
       </w:rPr>
@@ -5437,7 +5677,7 @@
         <w:spacing w:after="0" w:before="0" w:line="240" w:lineRule="auto"/>
       </w:pPr>
       <w:rPr>
-        <w:rFonts w:asciiTheme="majorHAnsi" w:cstheme="majorBidi" w:eastAsiaTheme="majorEastAsia" w:hAnsiTheme="majorHAnsi"/>
+        <w:rFonts w:asciiTheme="majorHAnsi" w:cstheme="majorBidi" w:hAnsiTheme="majorHAnsi" w:eastAsia="黑体"/>
         <w:b/>
         <w:bCs/>
       </w:rPr>
@@ -5455,14 +5695,14 @@
     </w:tblStylePr>
     <w:tblStylePr w:type="firstCol">
       <w:rPr>
-        <w:rFonts w:asciiTheme="majorHAnsi" w:cstheme="majorBidi" w:eastAsiaTheme="majorEastAsia" w:hAnsiTheme="majorHAnsi"/>
+        <w:rFonts w:asciiTheme="majorHAnsi" w:cstheme="majorBidi" w:hAnsiTheme="majorHAnsi" w:eastAsia="黑体"/>
         <w:b/>
         <w:bCs/>
       </w:rPr>
     </w:tblStylePr>
     <w:tblStylePr w:type="lastCol">
       <w:rPr>
-        <w:rFonts w:asciiTheme="majorHAnsi" w:cstheme="majorBidi" w:eastAsiaTheme="majorEastAsia" w:hAnsiTheme="majorHAnsi"/>
+        <w:rFonts w:asciiTheme="majorHAnsi" w:cstheme="majorBidi" w:hAnsiTheme="majorHAnsi" w:eastAsia="黑体"/>
         <w:b/>
         <w:bCs/>
       </w:rPr>
@@ -5546,7 +5786,7 @@
         <w:spacing w:after="0" w:before="0" w:line="240" w:lineRule="auto"/>
       </w:pPr>
       <w:rPr>
-        <w:rFonts w:asciiTheme="majorHAnsi" w:cstheme="majorBidi" w:eastAsiaTheme="majorEastAsia" w:hAnsiTheme="majorHAnsi"/>
+        <w:rFonts w:asciiTheme="majorHAnsi" w:cstheme="majorBidi" w:hAnsiTheme="majorHAnsi" w:eastAsia="黑体"/>
         <w:b/>
         <w:bCs/>
       </w:rPr>
@@ -5567,7 +5807,7 @@
         <w:spacing w:after="0" w:before="0" w:line="240" w:lineRule="auto"/>
       </w:pPr>
       <w:rPr>
-        <w:rFonts w:asciiTheme="majorHAnsi" w:cstheme="majorBidi" w:eastAsiaTheme="majorEastAsia" w:hAnsiTheme="majorHAnsi"/>
+        <w:rFonts w:asciiTheme="majorHAnsi" w:cstheme="majorBidi" w:hAnsiTheme="majorHAnsi" w:eastAsia="黑体"/>
         <w:b/>
         <w:bCs/>
       </w:rPr>
@@ -5585,14 +5825,14 @@
     </w:tblStylePr>
     <w:tblStylePr w:type="firstCol">
       <w:rPr>
-        <w:rFonts w:asciiTheme="majorHAnsi" w:cstheme="majorBidi" w:eastAsiaTheme="majorEastAsia" w:hAnsiTheme="majorHAnsi"/>
+        <w:rFonts w:asciiTheme="majorHAnsi" w:cstheme="majorBidi" w:hAnsiTheme="majorHAnsi" w:eastAsia="黑体"/>
         <w:b/>
         <w:bCs/>
       </w:rPr>
     </w:tblStylePr>
     <w:tblStylePr w:type="lastCol">
       <w:rPr>
-        <w:rFonts w:asciiTheme="majorHAnsi" w:cstheme="majorBidi" w:eastAsiaTheme="majorEastAsia" w:hAnsiTheme="majorHAnsi"/>
+        <w:rFonts w:asciiTheme="majorHAnsi" w:cstheme="majorBidi" w:hAnsiTheme="majorHAnsi" w:eastAsia="黑体"/>
         <w:b/>
         <w:bCs/>
       </w:rPr>
@@ -5675,6 +5915,7 @@
         <w:spacing w:after="0" w:before="0" w:line="240" w:lineRule="auto"/>
       </w:pPr>
       <w:rPr>
+        <w:rFonts w:eastAsia="黑体"/>
         <w:b/>
         <w:bCs/>
         <w:color w:themeColor="background1" w:val="FFFFFF"/>
@@ -5697,6 +5938,7 @@
         <w:spacing w:after="0" w:before="0" w:line="240" w:lineRule="auto"/>
       </w:pPr>
       <w:rPr>
+        <w:rFonts w:eastAsia="黑体"/>
         <w:b/>
         <w:bCs/>
       </w:rPr>
@@ -5714,12 +5956,14 @@
     </w:tblStylePr>
     <w:tblStylePr w:type="firstCol">
       <w:rPr>
+        <w:rFonts w:eastAsia="黑体"/>
         <w:b/>
         <w:bCs/>
       </w:rPr>
     </w:tblStylePr>
     <w:tblStylePr w:type="lastCol">
       <w:rPr>
+        <w:rFonts w:eastAsia="黑体"/>
         <w:b/>
         <w:bCs/>
       </w:rPr>
@@ -5781,6 +6025,7 @@
         <w:spacing w:after="0" w:before="0" w:line="240" w:lineRule="auto"/>
       </w:pPr>
       <w:rPr>
+        <w:rFonts w:eastAsia="黑体"/>
         <w:b/>
         <w:bCs/>
         <w:color w:themeColor="background1" w:val="FFFFFF"/>
@@ -5803,6 +6048,7 @@
         <w:spacing w:after="0" w:before="0" w:line="240" w:lineRule="auto"/>
       </w:pPr>
       <w:rPr>
+        <w:rFonts w:eastAsia="黑体"/>
         <w:b/>
         <w:bCs/>
       </w:rPr>
@@ -5820,12 +6066,14 @@
     </w:tblStylePr>
     <w:tblStylePr w:type="firstCol">
       <w:rPr>
+        <w:rFonts w:eastAsia="黑体"/>
         <w:b/>
         <w:bCs/>
       </w:rPr>
     </w:tblStylePr>
     <w:tblStylePr w:type="lastCol">
       <w:rPr>
+        <w:rFonts w:eastAsia="黑体"/>
         <w:b/>
         <w:bCs/>
       </w:rPr>
@@ -5887,6 +6135,7 @@
         <w:spacing w:after="0" w:before="0" w:line="240" w:lineRule="auto"/>
       </w:pPr>
       <w:rPr>
+        <w:rFonts w:eastAsia="黑体"/>
         <w:b/>
         <w:bCs/>
         <w:color w:themeColor="background1" w:val="FFFFFF"/>
@@ -5909,6 +6158,7 @@
         <w:spacing w:after="0" w:before="0" w:line="240" w:lineRule="auto"/>
       </w:pPr>
       <w:rPr>
+        <w:rFonts w:eastAsia="黑体"/>
         <w:b/>
         <w:bCs/>
       </w:rPr>
@@ -5926,12 +6176,14 @@
     </w:tblStylePr>
     <w:tblStylePr w:type="firstCol">
       <w:rPr>
+        <w:rFonts w:eastAsia="黑体"/>
         <w:b/>
         <w:bCs/>
       </w:rPr>
     </w:tblStylePr>
     <w:tblStylePr w:type="lastCol">
       <w:rPr>
+        <w:rFonts w:eastAsia="黑体"/>
         <w:b/>
         <w:bCs/>
       </w:rPr>
@@ -5993,6 +6245,7 @@
         <w:spacing w:after="0" w:before="0" w:line="240" w:lineRule="auto"/>
       </w:pPr>
       <w:rPr>
+        <w:rFonts w:eastAsia="黑体"/>
         <w:b/>
         <w:bCs/>
         <w:color w:themeColor="background1" w:val="FFFFFF"/>
@@ -6015,6 +6268,7 @@
         <w:spacing w:after="0" w:before="0" w:line="240" w:lineRule="auto"/>
       </w:pPr>
       <w:rPr>
+        <w:rFonts w:eastAsia="黑体"/>
         <w:b/>
         <w:bCs/>
       </w:rPr>
@@ -6032,12 +6286,14 @@
     </w:tblStylePr>
     <w:tblStylePr w:type="firstCol">
       <w:rPr>
+        <w:rFonts w:eastAsia="黑体"/>
         <w:b/>
         <w:bCs/>
       </w:rPr>
     </w:tblStylePr>
     <w:tblStylePr w:type="lastCol">
       <w:rPr>
+        <w:rFonts w:eastAsia="黑体"/>
         <w:b/>
         <w:bCs/>
       </w:rPr>
@@ -6099,6 +6355,7 @@
         <w:spacing w:after="0" w:before="0" w:line="240" w:lineRule="auto"/>
       </w:pPr>
       <w:rPr>
+        <w:rFonts w:eastAsia="黑体"/>
         <w:b/>
         <w:bCs/>
         <w:color w:themeColor="background1" w:val="FFFFFF"/>
@@ -6121,6 +6378,7 @@
         <w:spacing w:after="0" w:before="0" w:line="240" w:lineRule="auto"/>
       </w:pPr>
       <w:rPr>
+        <w:rFonts w:eastAsia="黑体"/>
         <w:b/>
         <w:bCs/>
       </w:rPr>
@@ -6138,12 +6396,14 @@
     </w:tblStylePr>
     <w:tblStylePr w:type="firstCol">
       <w:rPr>
+        <w:rFonts w:eastAsia="黑体"/>
         <w:b/>
         <w:bCs/>
       </w:rPr>
     </w:tblStylePr>
     <w:tblStylePr w:type="lastCol">
       <w:rPr>
+        <w:rFonts w:eastAsia="黑体"/>
         <w:b/>
         <w:bCs/>
       </w:rPr>
@@ -6205,6 +6465,7 @@
         <w:spacing w:after="0" w:before="0" w:line="240" w:lineRule="auto"/>
       </w:pPr>
       <w:rPr>
+        <w:rFonts w:eastAsia="黑体"/>
         <w:b/>
         <w:bCs/>
         <w:color w:themeColor="background1" w:val="FFFFFF"/>
@@ -6227,6 +6488,7 @@
         <w:spacing w:after="0" w:before="0" w:line="240" w:lineRule="auto"/>
       </w:pPr>
       <w:rPr>
+        <w:rFonts w:eastAsia="黑体"/>
         <w:b/>
         <w:bCs/>
       </w:rPr>
@@ -6244,12 +6506,14 @@
     </w:tblStylePr>
     <w:tblStylePr w:type="firstCol">
       <w:rPr>
+        <w:rFonts w:eastAsia="黑体"/>
         <w:b/>
         <w:bCs/>
       </w:rPr>
     </w:tblStylePr>
     <w:tblStylePr w:type="lastCol">
       <w:rPr>
+        <w:rFonts w:eastAsia="黑体"/>
         <w:b/>
         <w:bCs/>
       </w:rPr>
@@ -6311,6 +6575,7 @@
         <w:spacing w:after="0" w:before="0" w:line="240" w:lineRule="auto"/>
       </w:pPr>
       <w:rPr>
+        <w:rFonts w:eastAsia="黑体"/>
         <w:b/>
         <w:bCs/>
         <w:color w:themeColor="background1" w:val="FFFFFF"/>
@@ -6333,6 +6598,7 @@
         <w:spacing w:after="0" w:before="0" w:line="240" w:lineRule="auto"/>
       </w:pPr>
       <w:rPr>
+        <w:rFonts w:eastAsia="黑体"/>
         <w:b/>
         <w:bCs/>
       </w:rPr>
@@ -6350,12 +6616,14 @@
     </w:tblStylePr>
     <w:tblStylePr w:type="firstCol">
       <w:rPr>
+        <w:rFonts w:eastAsia="黑体"/>
         <w:b/>
         <w:bCs/>
       </w:rPr>
     </w:tblStylePr>
     <w:tblStylePr w:type="lastCol">
       <w:rPr>
+        <w:rFonts w:eastAsia="黑体"/>
         <w:b/>
         <w:bCs/>
       </w:rPr>
@@ -6414,6 +6682,7 @@
         <w:spacing w:after="0" w:before="0" w:line="240" w:lineRule="auto"/>
       </w:pPr>
       <w:rPr>
+        <w:rFonts w:eastAsia="黑体"/>
         <w:b/>
         <w:bCs/>
         <w:color w:themeColor="background1" w:val="FFFFFF"/>
@@ -6436,6 +6705,7 @@
         <w:spacing w:after="0" w:before="0" w:line="240" w:lineRule="auto"/>
       </w:pPr>
       <w:rPr>
+        <w:rFonts w:eastAsia="黑体"/>
         <w:color w:val="auto"/>
       </w:rPr>
       <w:tblPr/>
@@ -6453,6 +6723,7 @@
     </w:tblStylePr>
     <w:tblStylePr w:type="firstCol">
       <w:rPr>
+        <w:rFonts w:eastAsia="黑体"/>
         <w:b/>
         <w:bCs/>
         <w:color w:themeColor="background1" w:val="FFFFFF"/>
@@ -6472,6 +6743,7 @@
     </w:tblStylePr>
     <w:tblStylePr w:type="lastCol">
       <w:rPr>
+        <w:rFonts w:eastAsia="黑体"/>
         <w:b/>
         <w:bCs/>
         <w:color w:themeColor="background1" w:val="FFFFFF"/>
@@ -6520,6 +6792,7 @@
     </w:tblStylePr>
     <w:tblStylePr w:type="nwCell">
       <w:rPr>
+        <w:rFonts w:eastAsia="黑体"/>
         <w:color w:themeColor="background1" w:val="FFFFFF"/>
       </w:rPr>
       <w:tblPr/>
@@ -6563,6 +6836,7 @@
         <w:spacing w:after="0" w:before="0" w:line="240" w:lineRule="auto"/>
       </w:pPr>
       <w:rPr>
+        <w:rFonts w:eastAsia="黑体"/>
         <w:b/>
         <w:bCs/>
         <w:color w:themeColor="background1" w:val="FFFFFF"/>
@@ -6585,6 +6859,7 @@
         <w:spacing w:after="0" w:before="0" w:line="240" w:lineRule="auto"/>
       </w:pPr>
       <w:rPr>
+        <w:rFonts w:eastAsia="黑体"/>
         <w:color w:val="auto"/>
       </w:rPr>
       <w:tblPr/>
@@ -6602,6 +6877,7 @@
     </w:tblStylePr>
     <w:tblStylePr w:type="firstCol">
       <w:rPr>
+        <w:rFonts w:eastAsia="黑体"/>
         <w:b/>
         <w:bCs/>
         <w:color w:themeColor="background1" w:val="FFFFFF"/>
@@ -6621,6 +6897,7 @@
     </w:tblStylePr>
     <w:tblStylePr w:type="lastCol">
       <w:rPr>
+        <w:rFonts w:eastAsia="黑体"/>
         <w:b/>
         <w:bCs/>
         <w:color w:themeColor="background1" w:val="FFFFFF"/>
@@ -6669,6 +6946,7 @@
     </w:tblStylePr>
     <w:tblStylePr w:type="nwCell">
       <w:rPr>
+        <w:rFonts w:eastAsia="黑体"/>
         <w:color w:themeColor="background1" w:val="FFFFFF"/>
       </w:rPr>
       <w:tblPr/>
@@ -6712,6 +6990,7 @@
         <w:spacing w:after="0" w:before="0" w:line="240" w:lineRule="auto"/>
       </w:pPr>
       <w:rPr>
+        <w:rFonts w:eastAsia="黑体"/>
         <w:b/>
         <w:bCs/>
         <w:color w:themeColor="background1" w:val="FFFFFF"/>
@@ -6734,6 +7013,7 @@
         <w:spacing w:after="0" w:before="0" w:line="240" w:lineRule="auto"/>
       </w:pPr>
       <w:rPr>
+        <w:rFonts w:eastAsia="黑体"/>
         <w:color w:val="auto"/>
       </w:rPr>
       <w:tblPr/>
@@ -6751,6 +7031,7 @@
     </w:tblStylePr>
     <w:tblStylePr w:type="firstCol">
       <w:rPr>
+        <w:rFonts w:eastAsia="黑体"/>
         <w:b/>
         <w:bCs/>
         <w:color w:themeColor="background1" w:val="FFFFFF"/>
@@ -6770,6 +7051,7 @@
     </w:tblStylePr>
     <w:tblStylePr w:type="lastCol">
       <w:rPr>
+        <w:rFonts w:eastAsia="黑体"/>
         <w:b/>
         <w:bCs/>
         <w:color w:themeColor="background1" w:val="FFFFFF"/>
@@ -6818,6 +7100,7 @@
     </w:tblStylePr>
     <w:tblStylePr w:type="nwCell">
       <w:rPr>
+        <w:rFonts w:eastAsia="黑体"/>
         <w:color w:themeColor="background1" w:val="FFFFFF"/>
       </w:rPr>
       <w:tblPr/>
@@ -6861,6 +7144,7 @@
         <w:spacing w:after="0" w:before="0" w:line="240" w:lineRule="auto"/>
       </w:pPr>
       <w:rPr>
+        <w:rFonts w:eastAsia="黑体"/>
         <w:b/>
         <w:bCs/>
         <w:color w:themeColor="background1" w:val="FFFFFF"/>
@@ -6883,6 +7167,7 @@
         <w:spacing w:after="0" w:before="0" w:line="240" w:lineRule="auto"/>
       </w:pPr>
       <w:rPr>
+        <w:rFonts w:eastAsia="黑体"/>
         <w:color w:val="auto"/>
       </w:rPr>
       <w:tblPr/>
@@ -6900,6 +7185,7 @@
     </w:tblStylePr>
     <w:tblStylePr w:type="firstCol">
       <w:rPr>
+        <w:rFonts w:eastAsia="黑体"/>
         <w:b/>
         <w:bCs/>
         <w:color w:themeColor="background1" w:val="FFFFFF"/>
@@ -6919,6 +7205,7 @@
     </w:tblStylePr>
     <w:tblStylePr w:type="lastCol">
       <w:rPr>
+        <w:rFonts w:eastAsia="黑体"/>
         <w:b/>
         <w:bCs/>
         <w:color w:themeColor="background1" w:val="FFFFFF"/>
@@ -6967,6 +7254,7 @@
     </w:tblStylePr>
     <w:tblStylePr w:type="nwCell">
       <w:rPr>
+        <w:rFonts w:eastAsia="黑体"/>
         <w:color w:themeColor="background1" w:val="FFFFFF"/>
       </w:rPr>
       <w:tblPr/>
@@ -7010,6 +7298,7 @@
         <w:spacing w:after="0" w:before="0" w:line="240" w:lineRule="auto"/>
       </w:pPr>
       <w:rPr>
+        <w:rFonts w:eastAsia="黑体"/>
         <w:b/>
         <w:bCs/>
         <w:color w:themeColor="background1" w:val="FFFFFF"/>
@@ -7032,6 +7321,7 @@
         <w:spacing w:after="0" w:before="0" w:line="240" w:lineRule="auto"/>
       </w:pPr>
       <w:rPr>
+        <w:rFonts w:eastAsia="黑体"/>
         <w:color w:val="auto"/>
       </w:rPr>
       <w:tblPr/>
@@ -7049,6 +7339,7 @@
     </w:tblStylePr>
     <w:tblStylePr w:type="firstCol">
       <w:rPr>
+        <w:rFonts w:eastAsia="黑体"/>
         <w:b/>
         <w:bCs/>
         <w:color w:themeColor="background1" w:val="FFFFFF"/>
@@ -7068,6 +7359,7 @@
     </w:tblStylePr>
     <w:tblStylePr w:type="lastCol">
       <w:rPr>
+        <w:rFonts w:eastAsia="黑体"/>
         <w:b/>
         <w:bCs/>
         <w:color w:themeColor="background1" w:val="FFFFFF"/>
@@ -7116,6 +7408,7 @@
     </w:tblStylePr>
     <w:tblStylePr w:type="nwCell">
       <w:rPr>
+        <w:rFonts w:eastAsia="黑体"/>
         <w:color w:themeColor="background1" w:val="FFFFFF"/>
       </w:rPr>
       <w:tblPr/>
@@ -7159,6 +7452,7 @@
         <w:spacing w:after="0" w:before="0" w:line="240" w:lineRule="auto"/>
       </w:pPr>
       <w:rPr>
+        <w:rFonts w:eastAsia="黑体"/>
         <w:b/>
         <w:bCs/>
         <w:color w:themeColor="background1" w:val="FFFFFF"/>
@@ -7181,6 +7475,7 @@
         <w:spacing w:after="0" w:before="0" w:line="240" w:lineRule="auto"/>
       </w:pPr>
       <w:rPr>
+        <w:rFonts w:eastAsia="黑体"/>
         <w:color w:val="auto"/>
       </w:rPr>
       <w:tblPr/>
@@ -7198,6 +7493,7 @@
     </w:tblStylePr>
     <w:tblStylePr w:type="firstCol">
       <w:rPr>
+        <w:rFonts w:eastAsia="黑体"/>
         <w:b/>
         <w:bCs/>
         <w:color w:themeColor="background1" w:val="FFFFFF"/>
@@ -7217,6 +7513,7 @@
     </w:tblStylePr>
     <w:tblStylePr w:type="lastCol">
       <w:rPr>
+        <w:rFonts w:eastAsia="黑体"/>
         <w:b/>
         <w:bCs/>
         <w:color w:themeColor="background1" w:val="FFFFFF"/>
@@ -7265,6 +7562,7 @@
     </w:tblStylePr>
     <w:tblStylePr w:type="nwCell">
       <w:rPr>
+        <w:rFonts w:eastAsia="黑体"/>
         <w:color w:themeColor="background1" w:val="FFFFFF"/>
       </w:rPr>
       <w:tblPr/>
@@ -7308,6 +7606,7 @@
         <w:spacing w:after="0" w:before="0" w:line="240" w:lineRule="auto"/>
       </w:pPr>
       <w:rPr>
+        <w:rFonts w:eastAsia="黑体"/>
         <w:b/>
         <w:bCs/>
         <w:color w:themeColor="background1" w:val="FFFFFF"/>
@@ -7330,6 +7629,7 @@
         <w:spacing w:after="0" w:before="0" w:line="240" w:lineRule="auto"/>
       </w:pPr>
       <w:rPr>
+        <w:rFonts w:eastAsia="黑体"/>
         <w:color w:val="auto"/>
       </w:rPr>
       <w:tblPr/>
@@ -7347,6 +7647,7 @@
     </w:tblStylePr>
     <w:tblStylePr w:type="firstCol">
       <w:rPr>
+        <w:rFonts w:eastAsia="黑体"/>
         <w:b/>
         <w:bCs/>
         <w:color w:themeColor="background1" w:val="FFFFFF"/>
@@ -7366,6 +7667,7 @@
     </w:tblStylePr>
     <w:tblStylePr w:type="lastCol">
       <w:rPr>
+        <w:rFonts w:eastAsia="黑体"/>
         <w:b/>
         <w:bCs/>
         <w:color w:themeColor="background1" w:val="FFFFFF"/>
@@ -7414,6 +7716,7 @@
     </w:tblStylePr>
     <w:tblStylePr w:type="nwCell">
       <w:rPr>
+        <w:rFonts w:eastAsia="黑体"/>
         <w:color w:themeColor="background1" w:val="FFFFFF"/>
       </w:rPr>
       <w:tblPr/>
@@ -7438,6 +7741,7 @@
       <w:spacing w:after="0" w:line="240" w:lineRule="auto"/>
     </w:pPr>
     <w:rPr>
+      <w:rFonts w:eastAsia="黑体"/>
       <w:color w:themeColor="text1" w:val="000000"/>
     </w:rPr>
     <w:tblPr>
@@ -7457,7 +7761,7 @@
     </w:tblPr>
     <w:tblStylePr w:type="firstRow">
       <w:rPr>
-        <w:rFonts w:asciiTheme="majorHAnsi" w:cstheme="majorBidi" w:eastAsiaTheme="majorEastAsia" w:hAnsiTheme="majorHAnsi"/>
+        <w:rFonts w:asciiTheme="majorHAnsi" w:cstheme="majorBidi" w:hAnsiTheme="majorHAnsi" w:eastAsia="黑体"/>
       </w:rPr>
       <w:tblPr/>
       <w:tcPr>
@@ -7469,6 +7773,7 @@
     </w:tblStylePr>
     <w:tblStylePr w:type="lastRow">
       <w:rPr>
+        <w:rFonts w:eastAsia="黑体"/>
         <w:b/>
         <w:bCs/>
         <w:color w:themeColor="text2" w:val="1F497D"/>
@@ -7483,12 +7788,14 @@
     </w:tblStylePr>
     <w:tblStylePr w:type="firstCol">
       <w:rPr>
+        <w:rFonts w:eastAsia="黑体"/>
         <w:b/>
         <w:bCs/>
       </w:rPr>
     </w:tblStylePr>
     <w:tblStylePr w:type="lastCol">
       <w:rPr>
+        <w:rFonts w:eastAsia="黑体"/>
         <w:b/>
         <w:bCs/>
       </w:rPr>
@@ -7522,6 +7829,7 @@
       <w:spacing w:after="0" w:line="240" w:lineRule="auto"/>
     </w:pPr>
     <w:rPr>
+      <w:rFonts w:eastAsia="黑体"/>
       <w:color w:themeColor="text1" w:val="000000"/>
     </w:rPr>
     <w:tblPr>
@@ -7541,7 +7849,7 @@
     </w:tblPr>
     <w:tblStylePr w:type="firstRow">
       <w:rPr>
-        <w:rFonts w:asciiTheme="majorHAnsi" w:cstheme="majorBidi" w:eastAsiaTheme="majorEastAsia" w:hAnsiTheme="majorHAnsi"/>
+        <w:rFonts w:asciiTheme="majorHAnsi" w:cstheme="majorBidi" w:hAnsiTheme="majorHAnsi" w:eastAsia="黑体"/>
       </w:rPr>
       <w:tblPr/>
       <w:tcPr>
@@ -7553,6 +7861,7 @@
     </w:tblStylePr>
     <w:tblStylePr w:type="lastRow">
       <w:rPr>
+        <w:rFonts w:eastAsia="黑体"/>
         <w:b/>
         <w:bCs/>
         <w:color w:themeColor="text2" w:val="1F497D"/>
@@ -7567,12 +7876,14 @@
     </w:tblStylePr>
     <w:tblStylePr w:type="firstCol">
       <w:rPr>
+        <w:rFonts w:eastAsia="黑体"/>
         <w:b/>
         <w:bCs/>
       </w:rPr>
     </w:tblStylePr>
     <w:tblStylePr w:type="lastCol">
       <w:rPr>
+        <w:rFonts w:eastAsia="黑体"/>
         <w:b/>
         <w:bCs/>
       </w:rPr>
@@ -7606,6 +7917,7 @@
       <w:spacing w:after="0" w:line="240" w:lineRule="auto"/>
     </w:pPr>
     <w:rPr>
+      <w:rFonts w:eastAsia="黑体"/>
       <w:color w:themeColor="text1" w:val="000000"/>
     </w:rPr>
     <w:tblPr>
@@ -7625,7 +7937,7 @@
     </w:tblPr>
     <w:tblStylePr w:type="firstRow">
       <w:rPr>
-        <w:rFonts w:asciiTheme="majorHAnsi" w:cstheme="majorBidi" w:eastAsiaTheme="majorEastAsia" w:hAnsiTheme="majorHAnsi"/>
+        <w:rFonts w:asciiTheme="majorHAnsi" w:cstheme="majorBidi" w:hAnsiTheme="majorHAnsi" w:eastAsia="黑体"/>
       </w:rPr>
       <w:tblPr/>
       <w:tcPr>
@@ -7637,6 +7949,7 @@
     </w:tblStylePr>
     <w:tblStylePr w:type="lastRow">
       <w:rPr>
+        <w:rFonts w:eastAsia="黑体"/>
         <w:b/>
         <w:bCs/>
         <w:color w:themeColor="text2" w:val="1F497D"/>
@@ -7651,12 +7964,14 @@
     </w:tblStylePr>
     <w:tblStylePr w:type="firstCol">
       <w:rPr>
+        <w:rFonts w:eastAsia="黑体"/>
         <w:b/>
         <w:bCs/>
       </w:rPr>
     </w:tblStylePr>
     <w:tblStylePr w:type="lastCol">
       <w:rPr>
+        <w:rFonts w:eastAsia="黑体"/>
         <w:b/>
         <w:bCs/>
       </w:rPr>
@@ -7690,6 +8005,7 @@
       <w:spacing w:after="0" w:line="240" w:lineRule="auto"/>
     </w:pPr>
     <w:rPr>
+      <w:rFonts w:eastAsia="黑体"/>
       <w:color w:themeColor="text1" w:val="000000"/>
     </w:rPr>
     <w:tblPr>
@@ -7709,7 +8025,7 @@
     </w:tblPr>
     <w:tblStylePr w:type="firstRow">
       <w:rPr>
-        <w:rFonts w:asciiTheme="majorHAnsi" w:cstheme="majorBidi" w:eastAsiaTheme="majorEastAsia" w:hAnsiTheme="majorHAnsi"/>
+        <w:rFonts w:asciiTheme="majorHAnsi" w:cstheme="majorBidi" w:hAnsiTheme="majorHAnsi" w:eastAsia="黑体"/>
       </w:rPr>
       <w:tblPr/>
       <w:tcPr>
@@ -7721,6 +8037,7 @@
     </w:tblStylePr>
     <w:tblStylePr w:type="lastRow">
       <w:rPr>
+        <w:rFonts w:eastAsia="黑体"/>
         <w:b/>
         <w:bCs/>
         <w:color w:themeColor="text2" w:val="1F497D"/>
@@ -7735,12 +8052,14 @@
     </w:tblStylePr>
     <w:tblStylePr w:type="firstCol">
       <w:rPr>
+        <w:rFonts w:eastAsia="黑体"/>
         <w:b/>
         <w:bCs/>
       </w:rPr>
     </w:tblStylePr>
     <w:tblStylePr w:type="lastCol">
       <w:rPr>
+        <w:rFonts w:eastAsia="黑体"/>
         <w:b/>
         <w:bCs/>
       </w:rPr>
@@ -7774,6 +8093,7 @@
       <w:spacing w:after="0" w:line="240" w:lineRule="auto"/>
     </w:pPr>
     <w:rPr>
+      <w:rFonts w:eastAsia="黑体"/>
       <w:color w:themeColor="text1" w:val="000000"/>
     </w:rPr>
     <w:tblPr>
@@ -7793,7 +8113,7 @@
     </w:tblPr>
     <w:tblStylePr w:type="firstRow">
       <w:rPr>
-        <w:rFonts w:asciiTheme="majorHAnsi" w:cstheme="majorBidi" w:eastAsiaTheme="majorEastAsia" w:hAnsiTheme="majorHAnsi"/>
+        <w:rFonts w:asciiTheme="majorHAnsi" w:cstheme="majorBidi" w:hAnsiTheme="majorHAnsi" w:eastAsia="黑体"/>
       </w:rPr>
       <w:tblPr/>
       <w:tcPr>
@@ -7805,6 +8125,7 @@
     </w:tblStylePr>
     <w:tblStylePr w:type="lastRow">
       <w:rPr>
+        <w:rFonts w:eastAsia="黑体"/>
         <w:b/>
         <w:bCs/>
         <w:color w:themeColor="text2" w:val="1F497D"/>
@@ -7819,12 +8140,14 @@
     </w:tblStylePr>
     <w:tblStylePr w:type="firstCol">
       <w:rPr>
+        <w:rFonts w:eastAsia="黑体"/>
         <w:b/>
         <w:bCs/>
       </w:rPr>
     </w:tblStylePr>
     <w:tblStylePr w:type="lastCol">
       <w:rPr>
+        <w:rFonts w:eastAsia="黑体"/>
         <w:b/>
         <w:bCs/>
       </w:rPr>
@@ -7858,6 +8181,7 @@
       <w:spacing w:after="0" w:line="240" w:lineRule="auto"/>
     </w:pPr>
     <w:rPr>
+      <w:rFonts w:eastAsia="黑体"/>
       <w:color w:themeColor="text1" w:val="000000"/>
     </w:rPr>
     <w:tblPr>
@@ -7877,7 +8201,7 @@
     </w:tblPr>
     <w:tblStylePr w:type="firstRow">
       <w:rPr>
-        <w:rFonts w:asciiTheme="majorHAnsi" w:cstheme="majorBidi" w:eastAsiaTheme="majorEastAsia" w:hAnsiTheme="majorHAnsi"/>
+        <w:rFonts w:asciiTheme="majorHAnsi" w:cstheme="majorBidi" w:hAnsiTheme="majorHAnsi" w:eastAsia="黑体"/>
       </w:rPr>
       <w:tblPr/>
       <w:tcPr>
@@ -7889,6 +8213,7 @@
     </w:tblStylePr>
     <w:tblStylePr w:type="lastRow">
       <w:rPr>
+        <w:rFonts w:eastAsia="黑体"/>
         <w:b/>
         <w:bCs/>
         <w:color w:themeColor="text2" w:val="1F497D"/>
@@ -7903,12 +8228,14 @@
     </w:tblStylePr>
     <w:tblStylePr w:type="firstCol">
       <w:rPr>
+        <w:rFonts w:eastAsia="黑体"/>
         <w:b/>
         <w:bCs/>
       </w:rPr>
     </w:tblStylePr>
     <w:tblStylePr w:type="lastCol">
       <w:rPr>
+        <w:rFonts w:eastAsia="黑体"/>
         <w:b/>
         <w:bCs/>
       </w:rPr>
@@ -7942,6 +8269,7 @@
       <w:spacing w:after="0" w:line="240" w:lineRule="auto"/>
     </w:pPr>
     <w:rPr>
+      <w:rFonts w:eastAsia="黑体"/>
       <w:color w:themeColor="text1" w:val="000000"/>
     </w:rPr>
     <w:tblPr>
@@ -7961,7 +8289,7 @@
     </w:tblPr>
     <w:tblStylePr w:type="firstRow">
       <w:rPr>
-        <w:rFonts w:asciiTheme="majorHAnsi" w:cstheme="majorBidi" w:eastAsiaTheme="majorEastAsia" w:hAnsiTheme="majorHAnsi"/>
+        <w:rFonts w:asciiTheme="majorHAnsi" w:cstheme="majorBidi" w:hAnsiTheme="majorHAnsi" w:eastAsia="黑体"/>
       </w:rPr>
       <w:tblPr/>
       <w:tcPr>
@@ -7973,6 +8301,7 @@
     </w:tblStylePr>
     <w:tblStylePr w:type="lastRow">
       <w:rPr>
+        <w:rFonts w:eastAsia="黑体"/>
         <w:b/>
         <w:bCs/>
         <w:color w:themeColor="text2" w:val="1F497D"/>
@@ -7987,12 +8316,14 @@
     </w:tblStylePr>
     <w:tblStylePr w:type="firstCol">
       <w:rPr>
+        <w:rFonts w:eastAsia="黑体"/>
         <w:b/>
         <w:bCs/>
       </w:rPr>
     </w:tblStylePr>
     <w:tblStylePr w:type="lastCol">
       <w:rPr>
+        <w:rFonts w:eastAsia="黑体"/>
         <w:b/>
         <w:bCs/>
       </w:rPr>
@@ -8026,7 +8357,7 @@
       <w:spacing w:after="0" w:line="240" w:lineRule="auto"/>
     </w:pPr>
     <w:rPr>
-      <w:rFonts w:asciiTheme="majorHAnsi" w:cstheme="majorBidi" w:eastAsiaTheme="majorEastAsia" w:hAnsiTheme="majorHAnsi"/>
+      <w:rFonts w:asciiTheme="majorHAnsi" w:cstheme="majorBidi" w:hAnsiTheme="majorHAnsi" w:eastAsia="黑体"/>
       <w:color w:themeColor="text1" w:val="000000"/>
     </w:rPr>
     <w:tblPr>
@@ -8048,6 +8379,7 @@
     </w:tblPr>
     <w:tblStylePr w:type="firstRow">
       <w:rPr>
+        <w:rFonts w:eastAsia="黑体"/>
         <w:sz w:val="24"/>
         <w:szCs w:val="24"/>
       </w:rPr>
@@ -8154,7 +8486,7 @@
       <w:spacing w:after="0" w:line="240" w:lineRule="auto"/>
     </w:pPr>
     <w:rPr>
-      <w:rFonts w:asciiTheme="majorHAnsi" w:cstheme="majorBidi" w:eastAsiaTheme="majorEastAsia" w:hAnsiTheme="majorHAnsi"/>
+      <w:rFonts w:asciiTheme="majorHAnsi" w:cstheme="majorBidi" w:hAnsiTheme="majorHAnsi" w:eastAsia="黑体"/>
       <w:color w:themeColor="text1" w:val="000000"/>
     </w:rPr>
     <w:tblPr>
@@ -8176,6 +8508,7 @@
     </w:tblPr>
     <w:tblStylePr w:type="firstRow">
       <w:rPr>
+        <w:rFonts w:eastAsia="黑体"/>
         <w:sz w:val="24"/>
         <w:szCs w:val="24"/>
       </w:rPr>
@@ -8282,7 +8615,7 @@
       <w:spacing w:after="0" w:line="240" w:lineRule="auto"/>
     </w:pPr>
     <w:rPr>
-      <w:rFonts w:asciiTheme="majorHAnsi" w:cstheme="majorBidi" w:eastAsiaTheme="majorEastAsia" w:hAnsiTheme="majorHAnsi"/>
+      <w:rFonts w:asciiTheme="majorHAnsi" w:cstheme="majorBidi" w:hAnsiTheme="majorHAnsi" w:eastAsia="黑体"/>
       <w:color w:themeColor="text1" w:val="000000"/>
     </w:rPr>
     <w:tblPr>
@@ -8304,6 +8637,7 @@
     </w:tblPr>
     <w:tblStylePr w:type="firstRow">
       <w:rPr>
+        <w:rFonts w:eastAsia="黑体"/>
         <w:sz w:val="24"/>
         <w:szCs w:val="24"/>
       </w:rPr>
@@ -8410,7 +8744,7 @@
       <w:spacing w:after="0" w:line="240" w:lineRule="auto"/>
     </w:pPr>
     <w:rPr>
-      <w:rFonts w:asciiTheme="majorHAnsi" w:cstheme="majorBidi" w:eastAsiaTheme="majorEastAsia" w:hAnsiTheme="majorHAnsi"/>
+      <w:rFonts w:asciiTheme="majorHAnsi" w:cstheme="majorBidi" w:hAnsiTheme="majorHAnsi" w:eastAsia="黑体"/>
       <w:color w:themeColor="text1" w:val="000000"/>
     </w:rPr>
     <w:tblPr>
@@ -8432,6 +8766,7 @@
     </w:tblPr>
     <w:tblStylePr w:type="firstRow">
       <w:rPr>
+        <w:rFonts w:eastAsia="黑体"/>
         <w:sz w:val="24"/>
         <w:szCs w:val="24"/>
       </w:rPr>
@@ -8538,7 +8873,7 @@
       <w:spacing w:after="0" w:line="240" w:lineRule="auto"/>
     </w:pPr>
     <w:rPr>
-      <w:rFonts w:asciiTheme="majorHAnsi" w:cstheme="majorBidi" w:eastAsiaTheme="majorEastAsia" w:hAnsiTheme="majorHAnsi"/>
+      <w:rFonts w:asciiTheme="majorHAnsi" w:cstheme="majorBidi" w:hAnsiTheme="majorHAnsi" w:eastAsia="黑体"/>
       <w:color w:themeColor="text1" w:val="000000"/>
     </w:rPr>
     <w:tblPr>
@@ -8560,6 +8895,7 @@
     </w:tblPr>
     <w:tblStylePr w:type="firstRow">
       <w:rPr>
+        <w:rFonts w:eastAsia="黑体"/>
         <w:sz w:val="24"/>
         <w:szCs w:val="24"/>
       </w:rPr>
@@ -8666,7 +9002,7 @@
       <w:spacing w:after="0" w:line="240" w:lineRule="auto"/>
     </w:pPr>
     <w:rPr>
-      <w:rFonts w:asciiTheme="majorHAnsi" w:cstheme="majorBidi" w:eastAsiaTheme="majorEastAsia" w:hAnsiTheme="majorHAnsi"/>
+      <w:rFonts w:asciiTheme="majorHAnsi" w:cstheme="majorBidi" w:hAnsiTheme="majorHAnsi" w:eastAsia="黑体"/>
       <w:color w:themeColor="text1" w:val="000000"/>
     </w:rPr>
     <w:tblPr>
@@ -8688,6 +9024,7 @@
     </w:tblPr>
     <w:tblStylePr w:type="firstRow">
       <w:rPr>
+        <w:rFonts w:eastAsia="黑体"/>
         <w:sz w:val="24"/>
         <w:szCs w:val="24"/>
       </w:rPr>
@@ -8794,7 +9131,7 @@
       <w:spacing w:after="0" w:line="240" w:lineRule="auto"/>
     </w:pPr>
     <w:rPr>
-      <w:rFonts w:asciiTheme="majorHAnsi" w:cstheme="majorBidi" w:eastAsiaTheme="majorEastAsia" w:hAnsiTheme="majorHAnsi"/>
+      <w:rFonts w:asciiTheme="majorHAnsi" w:cstheme="majorBidi" w:hAnsiTheme="majorHAnsi" w:eastAsia="黑体"/>
       <w:color w:themeColor="text1" w:val="000000"/>
     </w:rPr>
     <w:tblPr>
@@ -8816,6 +9153,7 @@
     </w:tblPr>
     <w:tblStylePr w:type="firstRow">
       <w:rPr>
+        <w:rFonts w:eastAsia="黑体"/>
         <w:sz w:val="24"/>
         <w:szCs w:val="24"/>
       </w:rPr>
@@ -8945,12 +9283,14 @@
     </w:tcPr>
     <w:tblStylePr w:type="firstRow">
       <w:rPr>
+        <w:rFonts w:eastAsia="黑体"/>
         <w:b/>
         <w:bCs/>
       </w:rPr>
     </w:tblStylePr>
     <w:tblStylePr w:type="lastRow">
       <w:rPr>
+        <w:rFonts w:eastAsia="黑体"/>
         <w:b/>
         <w:bCs/>
       </w:rPr>
@@ -8963,12 +9303,14 @@
     </w:tblStylePr>
     <w:tblStylePr w:type="firstCol">
       <w:rPr>
+        <w:rFonts w:eastAsia="黑体"/>
         <w:b/>
         <w:bCs/>
       </w:rPr>
     </w:tblStylePr>
     <w:tblStylePr w:type="lastCol">
       <w:rPr>
+        <w:rFonts w:eastAsia="黑体"/>
         <w:b/>
         <w:bCs/>
       </w:rPr>
@@ -9018,12 +9360,14 @@
     </w:tcPr>
     <w:tblStylePr w:type="firstRow">
       <w:rPr>
+        <w:rFonts w:eastAsia="黑体"/>
         <w:b/>
         <w:bCs/>
       </w:rPr>
     </w:tblStylePr>
     <w:tblStylePr w:type="lastRow">
       <w:rPr>
+        <w:rFonts w:eastAsia="黑体"/>
         <w:b/>
         <w:bCs/>
       </w:rPr>
@@ -9036,12 +9380,14 @@
     </w:tblStylePr>
     <w:tblStylePr w:type="firstCol">
       <w:rPr>
+        <w:rFonts w:eastAsia="黑体"/>
         <w:b/>
         <w:bCs/>
       </w:rPr>
     </w:tblStylePr>
     <w:tblStylePr w:type="lastCol">
       <w:rPr>
+        <w:rFonts w:eastAsia="黑体"/>
         <w:b/>
         <w:bCs/>
       </w:rPr>
@@ -9091,12 +9437,14 @@
     </w:tcPr>
     <w:tblStylePr w:type="firstRow">
       <w:rPr>
+        <w:rFonts w:eastAsia="黑体"/>
         <w:b/>
         <w:bCs/>
       </w:rPr>
     </w:tblStylePr>
     <w:tblStylePr w:type="lastRow">
       <w:rPr>
+        <w:rFonts w:eastAsia="黑体"/>
         <w:b/>
         <w:bCs/>
       </w:rPr>
@@ -9109,12 +9457,14 @@
     </w:tblStylePr>
     <w:tblStylePr w:type="firstCol">
       <w:rPr>
+        <w:rFonts w:eastAsia="黑体"/>
         <w:b/>
         <w:bCs/>
       </w:rPr>
     </w:tblStylePr>
     <w:tblStylePr w:type="lastCol">
       <w:rPr>
+        <w:rFonts w:eastAsia="黑体"/>
         <w:b/>
         <w:bCs/>
       </w:rPr>
@@ -9164,12 +9514,14 @@
     </w:tcPr>
     <w:tblStylePr w:type="firstRow">
       <w:rPr>
+        <w:rFonts w:eastAsia="黑体"/>
         <w:b/>
         <w:bCs/>
       </w:rPr>
     </w:tblStylePr>
     <w:tblStylePr w:type="lastRow">
       <w:rPr>
+        <w:rFonts w:eastAsia="黑体"/>
         <w:b/>
         <w:bCs/>
       </w:rPr>
@@ -9182,12 +9534,14 @@
     </w:tblStylePr>
     <w:tblStylePr w:type="firstCol">
       <w:rPr>
+        <w:rFonts w:eastAsia="黑体"/>
         <w:b/>
         <w:bCs/>
       </w:rPr>
     </w:tblStylePr>
     <w:tblStylePr w:type="lastCol">
       <w:rPr>
+        <w:rFonts w:eastAsia="黑体"/>
         <w:b/>
         <w:bCs/>
       </w:rPr>
@@ -9237,12 +9591,14 @@
     </w:tcPr>
     <w:tblStylePr w:type="firstRow">
       <w:rPr>
+        <w:rFonts w:eastAsia="黑体"/>
         <w:b/>
         <w:bCs/>
       </w:rPr>
     </w:tblStylePr>
     <w:tblStylePr w:type="lastRow">
       <w:rPr>
+        <w:rFonts w:eastAsia="黑体"/>
         <w:b/>
         <w:bCs/>
       </w:rPr>
@@ -9255,12 +9611,14 @@
     </w:tblStylePr>
     <w:tblStylePr w:type="firstCol">
       <w:rPr>
+        <w:rFonts w:eastAsia="黑体"/>
         <w:b/>
         <w:bCs/>
       </w:rPr>
     </w:tblStylePr>
     <w:tblStylePr w:type="lastCol">
       <w:rPr>
+        <w:rFonts w:eastAsia="黑体"/>
         <w:b/>
         <w:bCs/>
       </w:rPr>
@@ -9310,12 +9668,14 @@
     </w:tcPr>
     <w:tblStylePr w:type="firstRow">
       <w:rPr>
+        <w:rFonts w:eastAsia="黑体"/>
         <w:b/>
         <w:bCs/>
       </w:rPr>
     </w:tblStylePr>
     <w:tblStylePr w:type="lastRow">
       <w:rPr>
+        <w:rFonts w:eastAsia="黑体"/>
         <w:b/>
         <w:bCs/>
       </w:rPr>
@@ -9328,12 +9688,14 @@
     </w:tblStylePr>
     <w:tblStylePr w:type="firstCol">
       <w:rPr>
+        <w:rFonts w:eastAsia="黑体"/>
         <w:b/>
         <w:bCs/>
       </w:rPr>
     </w:tblStylePr>
     <w:tblStylePr w:type="lastCol">
       <w:rPr>
+        <w:rFonts w:eastAsia="黑体"/>
         <w:b/>
         <w:bCs/>
       </w:rPr>
@@ -9383,12 +9745,14 @@
     </w:tcPr>
     <w:tblStylePr w:type="firstRow">
       <w:rPr>
+        <w:rFonts w:eastAsia="黑体"/>
         <w:b/>
         <w:bCs/>
       </w:rPr>
     </w:tblStylePr>
     <w:tblStylePr w:type="lastRow">
       <w:rPr>
+        <w:rFonts w:eastAsia="黑体"/>
         <w:b/>
         <w:bCs/>
       </w:rPr>
@@ -9401,12 +9765,14 @@
     </w:tblStylePr>
     <w:tblStylePr w:type="firstCol">
       <w:rPr>
+        <w:rFonts w:eastAsia="黑体"/>
         <w:b/>
         <w:bCs/>
       </w:rPr>
     </w:tblStylePr>
     <w:tblStylePr w:type="lastCol">
       <w:rPr>
+        <w:rFonts w:eastAsia="黑体"/>
         <w:b/>
         <w:bCs/>
       </w:rPr>
@@ -9433,7 +9799,7 @@
       <w:spacing w:after="0" w:line="240" w:lineRule="auto"/>
     </w:pPr>
     <w:rPr>
-      <w:rFonts w:asciiTheme="majorHAnsi" w:cstheme="majorBidi" w:eastAsiaTheme="majorEastAsia" w:hAnsiTheme="majorHAnsi"/>
+      <w:rFonts w:asciiTheme="majorHAnsi" w:cstheme="majorBidi" w:hAnsiTheme="majorHAnsi" w:eastAsia="黑体"/>
       <w:color w:themeColor="text1" w:val="000000"/>
     </w:rPr>
     <w:tblPr>
@@ -9460,6 +9826,7 @@
     </w:tcPr>
     <w:tblStylePr w:type="firstRow">
       <w:rPr>
+        <w:rFonts w:eastAsia="黑体"/>
         <w:b/>
         <w:bCs/>
         <w:color w:themeColor="text1" w:val="000000"/>
@@ -9471,6 +9838,7 @@
     </w:tblStylePr>
     <w:tblStylePr w:type="lastRow">
       <w:rPr>
+        <w:rFonts w:eastAsia="黑体"/>
         <w:b/>
         <w:bCs/>
         <w:color w:themeColor="text1" w:val="000000"/>
@@ -9490,6 +9858,7 @@
     </w:tblStylePr>
     <w:tblStylePr w:type="firstCol">
       <w:rPr>
+        <w:rFonts w:eastAsia="黑体"/>
         <w:b/>
         <w:bCs/>
         <w:color w:themeColor="text1" w:val="000000"/>
@@ -9509,6 +9878,7 @@
     </w:tblStylePr>
     <w:tblStylePr w:type="lastCol">
       <w:rPr>
+        <w:rFonts w:eastAsia="黑体"/>
         <w:b w:val="0"/>
         <w:bCs w:val="0"/>
         <w:color w:themeColor="text1" w:val="000000"/>
@@ -9558,7 +9928,7 @@
       <w:spacing w:after="0" w:line="240" w:lineRule="auto"/>
     </w:pPr>
     <w:rPr>
-      <w:rFonts w:asciiTheme="majorHAnsi" w:cstheme="majorBidi" w:eastAsiaTheme="majorEastAsia" w:hAnsiTheme="majorHAnsi"/>
+      <w:rFonts w:asciiTheme="majorHAnsi" w:cstheme="majorBidi" w:hAnsiTheme="majorHAnsi" w:eastAsia="黑体"/>
       <w:color w:themeColor="text1" w:val="000000"/>
     </w:rPr>
     <w:tblPr>
@@ -9585,6 +9955,7 @@
     </w:tcPr>
     <w:tblStylePr w:type="firstRow">
       <w:rPr>
+        <w:rFonts w:eastAsia="黑体"/>
         <w:b/>
         <w:bCs/>
         <w:color w:themeColor="text1" w:val="000000"/>
@@ -9596,6 +9967,7 @@
     </w:tblStylePr>
     <w:tblStylePr w:type="lastRow">
       <w:rPr>
+        <w:rFonts w:eastAsia="黑体"/>
         <w:b/>
         <w:bCs/>
         <w:color w:themeColor="text1" w:val="000000"/>
@@ -9615,6 +9987,7 @@
     </w:tblStylePr>
     <w:tblStylePr w:type="firstCol">
       <w:rPr>
+        <w:rFonts w:eastAsia="黑体"/>
         <w:b/>
         <w:bCs/>
         <w:color w:themeColor="text1" w:val="000000"/>
@@ -9634,6 +10007,7 @@
     </w:tblStylePr>
     <w:tblStylePr w:type="lastCol">
       <w:rPr>
+        <w:rFonts w:eastAsia="黑体"/>
         <w:b w:val="0"/>
         <w:bCs w:val="0"/>
         <w:color w:themeColor="text1" w:val="000000"/>
@@ -9683,7 +10057,7 @@
       <w:spacing w:after="0" w:line="240" w:lineRule="auto"/>
     </w:pPr>
     <w:rPr>
-      <w:rFonts w:asciiTheme="majorHAnsi" w:cstheme="majorBidi" w:eastAsiaTheme="majorEastAsia" w:hAnsiTheme="majorHAnsi"/>
+      <w:rFonts w:asciiTheme="majorHAnsi" w:cstheme="majorBidi" w:hAnsiTheme="majorHAnsi" w:eastAsia="黑体"/>
       <w:color w:themeColor="text1" w:val="000000"/>
     </w:rPr>
     <w:tblPr>
@@ -9710,6 +10084,7 @@
     </w:tcPr>
     <w:tblStylePr w:type="firstRow">
       <w:rPr>
+        <w:rFonts w:eastAsia="黑体"/>
         <w:b/>
         <w:bCs/>
         <w:color w:themeColor="text1" w:val="000000"/>
@@ -9721,6 +10096,7 @@
     </w:tblStylePr>
     <w:tblStylePr w:type="lastRow">
       <w:rPr>
+        <w:rFonts w:eastAsia="黑体"/>
         <w:b/>
         <w:bCs/>
         <w:color w:themeColor="text1" w:val="000000"/>
@@ -9740,6 +10116,7 @@
     </w:tblStylePr>
     <w:tblStylePr w:type="firstCol">
       <w:rPr>
+        <w:rFonts w:eastAsia="黑体"/>
         <w:b/>
         <w:bCs/>
         <w:color w:themeColor="text1" w:val="000000"/>
@@ -9759,6 +10136,7 @@
     </w:tblStylePr>
     <w:tblStylePr w:type="lastCol">
       <w:rPr>
+        <w:rFonts w:eastAsia="黑体"/>
         <w:b w:val="0"/>
         <w:bCs w:val="0"/>
         <w:color w:themeColor="text1" w:val="000000"/>
@@ -9808,7 +10186,7 @@
       <w:spacing w:after="0" w:line="240" w:lineRule="auto"/>
     </w:pPr>
     <w:rPr>
-      <w:rFonts w:asciiTheme="majorHAnsi" w:cstheme="majorBidi" w:eastAsiaTheme="majorEastAsia" w:hAnsiTheme="majorHAnsi"/>
+      <w:rFonts w:asciiTheme="majorHAnsi" w:cstheme="majorBidi" w:hAnsiTheme="majorHAnsi" w:eastAsia="黑体"/>
       <w:color w:themeColor="text1" w:val="000000"/>
     </w:rPr>
     <w:tblPr>
@@ -9835,6 +10213,7 @@
     </w:tcPr>
     <w:tblStylePr w:type="firstRow">
       <w:rPr>
+        <w:rFonts w:eastAsia="黑体"/>
         <w:b/>
         <w:bCs/>
         <w:color w:themeColor="text1" w:val="000000"/>
@@ -9846,6 +10225,7 @@
     </w:tblStylePr>
     <w:tblStylePr w:type="lastRow">
       <w:rPr>
+        <w:rFonts w:eastAsia="黑体"/>
         <w:b/>
         <w:bCs/>
         <w:color w:themeColor="text1" w:val="000000"/>
@@ -9865,6 +10245,7 @@
     </w:tblStylePr>
     <w:tblStylePr w:type="firstCol">
       <w:rPr>
+        <w:rFonts w:eastAsia="黑体"/>
         <w:b/>
         <w:bCs/>
         <w:color w:themeColor="text1" w:val="000000"/>
@@ -9884,6 +10265,7 @@
     </w:tblStylePr>
     <w:tblStylePr w:type="lastCol">
       <w:rPr>
+        <w:rFonts w:eastAsia="黑体"/>
         <w:b w:val="0"/>
         <w:bCs w:val="0"/>
         <w:color w:themeColor="text1" w:val="000000"/>
@@ -9933,7 +10315,7 @@
       <w:spacing w:after="0" w:line="240" w:lineRule="auto"/>
     </w:pPr>
     <w:rPr>
-      <w:rFonts w:asciiTheme="majorHAnsi" w:cstheme="majorBidi" w:eastAsiaTheme="majorEastAsia" w:hAnsiTheme="majorHAnsi"/>
+      <w:rFonts w:asciiTheme="majorHAnsi" w:cstheme="majorBidi" w:hAnsiTheme="majorHAnsi" w:eastAsia="黑体"/>
       <w:color w:themeColor="text1" w:val="000000"/>
     </w:rPr>
     <w:tblPr>
@@ -9960,6 +10342,7 @@
     </w:tcPr>
     <w:tblStylePr w:type="firstRow">
       <w:rPr>
+        <w:rFonts w:eastAsia="黑体"/>
         <w:b/>
         <w:bCs/>
         <w:color w:themeColor="text1" w:val="000000"/>
@@ -9971,6 +10354,7 @@
     </w:tblStylePr>
     <w:tblStylePr w:type="lastRow">
       <w:rPr>
+        <w:rFonts w:eastAsia="黑体"/>
         <w:b/>
         <w:bCs/>
         <w:color w:themeColor="text1" w:val="000000"/>
@@ -9990,6 +10374,7 @@
     </w:tblStylePr>
     <w:tblStylePr w:type="firstCol">
       <w:rPr>
+        <w:rFonts w:eastAsia="黑体"/>
         <w:b/>
         <w:bCs/>
         <w:color w:themeColor="text1" w:val="000000"/>
@@ -10009,6 +10394,7 @@
     </w:tblStylePr>
     <w:tblStylePr w:type="lastCol">
       <w:rPr>
+        <w:rFonts w:eastAsia="黑体"/>
         <w:b w:val="0"/>
         <w:bCs w:val="0"/>
         <w:color w:themeColor="text1" w:val="000000"/>
@@ -10058,7 +10444,7 @@
       <w:spacing w:after="0" w:line="240" w:lineRule="auto"/>
     </w:pPr>
     <w:rPr>
-      <w:rFonts w:asciiTheme="majorHAnsi" w:cstheme="majorBidi" w:eastAsiaTheme="majorEastAsia" w:hAnsiTheme="majorHAnsi"/>
+      <w:rFonts w:asciiTheme="majorHAnsi" w:cstheme="majorBidi" w:hAnsiTheme="majorHAnsi" w:eastAsia="黑体"/>
       <w:color w:themeColor="text1" w:val="000000"/>
     </w:rPr>
     <w:tblPr>
@@ -10085,6 +10471,7 @@
     </w:tcPr>
     <w:tblStylePr w:type="firstRow">
       <w:rPr>
+        <w:rFonts w:eastAsia="黑体"/>
         <w:b/>
         <w:bCs/>
         <w:color w:themeColor="text1" w:val="000000"/>
@@ -10096,6 +10483,7 @@
     </w:tblStylePr>
     <w:tblStylePr w:type="lastRow">
       <w:rPr>
+        <w:rFonts w:eastAsia="黑体"/>
         <w:b/>
         <w:bCs/>
         <w:color w:themeColor="text1" w:val="000000"/>
@@ -10115,6 +10503,7 @@
     </w:tblStylePr>
     <w:tblStylePr w:type="firstCol">
       <w:rPr>
+        <w:rFonts w:eastAsia="黑体"/>
         <w:b/>
         <w:bCs/>
         <w:color w:themeColor="text1" w:val="000000"/>
@@ -10134,6 +10523,7 @@
     </w:tblStylePr>
     <w:tblStylePr w:type="lastCol">
       <w:rPr>
+        <w:rFonts w:eastAsia="黑体"/>
         <w:b w:val="0"/>
         <w:bCs w:val="0"/>
         <w:color w:themeColor="text1" w:val="000000"/>
@@ -10183,7 +10573,7 @@
       <w:spacing w:after="0" w:line="240" w:lineRule="auto"/>
     </w:pPr>
     <w:rPr>
-      <w:rFonts w:asciiTheme="majorHAnsi" w:cstheme="majorBidi" w:eastAsiaTheme="majorEastAsia" w:hAnsiTheme="majorHAnsi"/>
+      <w:rFonts w:asciiTheme="majorHAnsi" w:cstheme="majorBidi" w:hAnsiTheme="majorHAnsi" w:eastAsia="黑体"/>
       <w:color w:themeColor="text1" w:val="000000"/>
     </w:rPr>
     <w:tblPr>
@@ -10210,6 +10600,7 @@
     </w:tcPr>
     <w:tblStylePr w:type="firstRow">
       <w:rPr>
+        <w:rFonts w:eastAsia="黑体"/>
         <w:b/>
         <w:bCs/>
         <w:color w:themeColor="text1" w:val="000000"/>
@@ -10221,6 +10612,7 @@
     </w:tblStylePr>
     <w:tblStylePr w:type="lastRow">
       <w:rPr>
+        <w:rFonts w:eastAsia="黑体"/>
         <w:b/>
         <w:bCs/>
         <w:color w:themeColor="text1" w:val="000000"/>
@@ -10240,6 +10632,7 @@
     </w:tblStylePr>
     <w:tblStylePr w:type="firstCol">
       <w:rPr>
+        <w:rFonts w:eastAsia="黑体"/>
         <w:b/>
         <w:bCs/>
         <w:color w:themeColor="text1" w:val="000000"/>
@@ -10259,6 +10652,7 @@
     </w:tblStylePr>
     <w:tblStylePr w:type="lastCol">
       <w:rPr>
+        <w:rFonts w:eastAsia="黑体"/>
         <w:b w:val="0"/>
         <w:bCs w:val="0"/>
         <w:color w:themeColor="text1" w:val="000000"/>
@@ -10331,6 +10725,7 @@
     </w:tcPr>
     <w:tblStylePr w:type="firstRow">
       <w:rPr>
+        <w:rFonts w:eastAsia="黑体"/>
         <w:b/>
         <w:bCs/>
         <w:i w:val="0"/>
@@ -10352,6 +10747,7 @@
     </w:tblStylePr>
     <w:tblStylePr w:type="lastRow">
       <w:rPr>
+        <w:rFonts w:eastAsia="黑体"/>
         <w:b/>
         <w:bCs/>
         <w:i w:val="0"/>
@@ -10373,6 +10769,7 @@
     </w:tblStylePr>
     <w:tblStylePr w:type="firstCol">
       <w:rPr>
+        <w:rFonts w:eastAsia="黑体"/>
         <w:b/>
         <w:bCs/>
         <w:i w:val="0"/>
@@ -10392,6 +10789,7 @@
     </w:tblStylePr>
     <w:tblStylePr w:type="lastCol">
       <w:rPr>
+        <w:rFonts w:eastAsia="黑体"/>
         <w:b/>
         <w:bCs/>
         <w:i w:val="0"/>
@@ -10472,6 +10870,7 @@
     </w:tcPr>
     <w:tblStylePr w:type="firstRow">
       <w:rPr>
+        <w:rFonts w:eastAsia="黑体"/>
         <w:b/>
         <w:bCs/>
         <w:i w:val="0"/>
@@ -10493,6 +10892,7 @@
     </w:tblStylePr>
     <w:tblStylePr w:type="lastRow">
       <w:rPr>
+        <w:rFonts w:eastAsia="黑体"/>
         <w:b/>
         <w:bCs/>
         <w:i w:val="0"/>
@@ -10514,6 +10914,7 @@
     </w:tblStylePr>
     <w:tblStylePr w:type="firstCol">
       <w:rPr>
+        <w:rFonts w:eastAsia="黑体"/>
         <w:b/>
         <w:bCs/>
         <w:i w:val="0"/>
@@ -10533,6 +10934,7 @@
     </w:tblStylePr>
     <w:tblStylePr w:type="lastCol">
       <w:rPr>
+        <w:rFonts w:eastAsia="黑体"/>
         <w:b/>
         <w:bCs/>
         <w:i w:val="0"/>
@@ -10613,6 +11015,7 @@
     </w:tcPr>
     <w:tblStylePr w:type="firstRow">
       <w:rPr>
+        <w:rFonts w:eastAsia="黑体"/>
         <w:b/>
         <w:bCs/>
         <w:i w:val="0"/>
@@ -10634,6 +11037,7 @@
     </w:tblStylePr>
     <w:tblStylePr w:type="lastRow">
       <w:rPr>
+        <w:rFonts w:eastAsia="黑体"/>
         <w:b/>
         <w:bCs/>
         <w:i w:val="0"/>
@@ -10655,6 +11059,7 @@
     </w:tblStylePr>
     <w:tblStylePr w:type="firstCol">
       <w:rPr>
+        <w:rFonts w:eastAsia="黑体"/>
         <w:b/>
         <w:bCs/>
         <w:i w:val="0"/>
@@ -10674,6 +11079,7 @@
     </w:tblStylePr>
     <w:tblStylePr w:type="lastCol">
       <w:rPr>
+        <w:rFonts w:eastAsia="黑体"/>
         <w:b/>
         <w:bCs/>
         <w:i w:val="0"/>
@@ -10754,6 +11160,7 @@
     </w:tcPr>
     <w:tblStylePr w:type="firstRow">
       <w:rPr>
+        <w:rFonts w:eastAsia="黑体"/>
         <w:b/>
         <w:bCs/>
         <w:i w:val="0"/>
@@ -10775,6 +11182,7 @@
     </w:tblStylePr>
     <w:tblStylePr w:type="lastRow">
       <w:rPr>
+        <w:rFonts w:eastAsia="黑体"/>
         <w:b/>
         <w:bCs/>
         <w:i w:val="0"/>
@@ -10796,6 +11204,7 @@
     </w:tblStylePr>
     <w:tblStylePr w:type="firstCol">
       <w:rPr>
+        <w:rFonts w:eastAsia="黑体"/>
         <w:b/>
         <w:bCs/>
         <w:i w:val="0"/>
@@ -10815,6 +11224,7 @@
     </w:tblStylePr>
     <w:tblStylePr w:type="lastCol">
       <w:rPr>
+        <w:rFonts w:eastAsia="黑体"/>
         <w:b/>
         <w:bCs/>
         <w:i w:val="0"/>
@@ -10895,6 +11305,7 @@
     </w:tcPr>
     <w:tblStylePr w:type="firstRow">
       <w:rPr>
+        <w:rFonts w:eastAsia="黑体"/>
         <w:b/>
         <w:bCs/>
         <w:i w:val="0"/>
@@ -10916,6 +11327,7 @@
     </w:tblStylePr>
     <w:tblStylePr w:type="lastRow">
       <w:rPr>
+        <w:rFonts w:eastAsia="黑体"/>
         <w:b/>
         <w:bCs/>
         <w:i w:val="0"/>
@@ -10937,6 +11349,7 @@
     </w:tblStylePr>
     <w:tblStylePr w:type="firstCol">
       <w:rPr>
+        <w:rFonts w:eastAsia="黑体"/>
         <w:b/>
         <w:bCs/>
         <w:i w:val="0"/>
@@ -10956,6 +11369,7 @@
     </w:tblStylePr>
     <w:tblStylePr w:type="lastCol">
       <w:rPr>
+        <w:rFonts w:eastAsia="黑体"/>
         <w:b/>
         <w:bCs/>
         <w:i w:val="0"/>
@@ -11036,6 +11450,7 @@
     </w:tcPr>
     <w:tblStylePr w:type="firstRow">
       <w:rPr>
+        <w:rFonts w:eastAsia="黑体"/>
         <w:b/>
         <w:bCs/>
         <w:i w:val="0"/>
@@ -11057,6 +11472,7 @@
     </w:tblStylePr>
     <w:tblStylePr w:type="lastRow">
       <w:rPr>
+        <w:rFonts w:eastAsia="黑体"/>
         <w:b/>
         <w:bCs/>
         <w:i w:val="0"/>
@@ -11078,6 +11494,7 @@
     </w:tblStylePr>
     <w:tblStylePr w:type="firstCol">
       <w:rPr>
+        <w:rFonts w:eastAsia="黑体"/>
         <w:b/>
         <w:bCs/>
         <w:i w:val="0"/>
@@ -11097,6 +11514,7 @@
     </w:tblStylePr>
     <w:tblStylePr w:type="lastCol">
       <w:rPr>
+        <w:rFonts w:eastAsia="黑体"/>
         <w:b/>
         <w:bCs/>
         <w:i w:val="0"/>
@@ -11177,6 +11595,7 @@
     </w:tcPr>
     <w:tblStylePr w:type="firstRow">
       <w:rPr>
+        <w:rFonts w:eastAsia="黑体"/>
         <w:b/>
         <w:bCs/>
         <w:i w:val="0"/>
@@ -11198,6 +11617,7 @@
     </w:tblStylePr>
     <w:tblStylePr w:type="lastRow">
       <w:rPr>
+        <w:rFonts w:eastAsia="黑体"/>
         <w:b/>
         <w:bCs/>
         <w:i w:val="0"/>
@@ -11219,6 +11639,7 @@
     </w:tblStylePr>
     <w:tblStylePr w:type="firstCol">
       <w:rPr>
+        <w:rFonts w:eastAsia="黑体"/>
         <w:b/>
         <w:bCs/>
         <w:i w:val="0"/>
@@ -11238,6 +11659,7 @@
     </w:tblStylePr>
     <w:tblStylePr w:type="lastCol">
       <w:rPr>
+        <w:rFonts w:eastAsia="黑体"/>
         <w:b/>
         <w:bCs/>
         <w:i w:val="0"/>
@@ -11295,6 +11717,7 @@
       <w:spacing w:after="0" w:line="240" w:lineRule="auto"/>
     </w:pPr>
     <w:rPr>
+      <w:rFonts w:eastAsia="黑体"/>
       <w:color w:themeColor="background1" w:val="FFFFFF"/>
     </w:rPr>
     <w:tblPr>
@@ -11313,6 +11736,7 @@
     </w:tcPr>
     <w:tblStylePr w:type="firstRow">
       <w:rPr>
+        <w:rFonts w:eastAsia="黑体"/>
         <w:b/>
         <w:bCs/>
       </w:rPr>
@@ -11409,6 +11833,7 @@
       <w:spacing w:after="0" w:line="240" w:lineRule="auto"/>
     </w:pPr>
     <w:rPr>
+      <w:rFonts w:eastAsia="黑体"/>
       <w:color w:themeColor="background1" w:val="FFFFFF"/>
     </w:rPr>
     <w:tblPr>
@@ -11427,6 +11852,7 @@
     </w:tcPr>
     <w:tblStylePr w:type="firstRow">
       <w:rPr>
+        <w:rFonts w:eastAsia="黑体"/>
         <w:b/>
         <w:bCs/>
       </w:rPr>
@@ -11523,6 +11949,7 @@
       <w:spacing w:after="0" w:line="240" w:lineRule="auto"/>
     </w:pPr>
     <w:rPr>
+      <w:rFonts w:eastAsia="黑体"/>
       <w:color w:themeColor="background1" w:val="FFFFFF"/>
     </w:rPr>
     <w:tblPr>
@@ -11541,6 +11968,7 @@
     </w:tcPr>
     <w:tblStylePr w:type="firstRow">
       <w:rPr>
+        <w:rFonts w:eastAsia="黑体"/>
         <w:b/>
         <w:bCs/>
       </w:rPr>
@@ -11637,6 +12065,7 @@
       <w:spacing w:after="0" w:line="240" w:lineRule="auto"/>
     </w:pPr>
     <w:rPr>
+      <w:rFonts w:eastAsia="黑体"/>
       <w:color w:themeColor="background1" w:val="FFFFFF"/>
     </w:rPr>
     <w:tblPr>
@@ -11655,6 +12084,7 @@
     </w:tcPr>
     <w:tblStylePr w:type="firstRow">
       <w:rPr>
+        <w:rFonts w:eastAsia="黑体"/>
         <w:b/>
         <w:bCs/>
       </w:rPr>
@@ -11751,6 +12181,7 @@
       <w:spacing w:after="0" w:line="240" w:lineRule="auto"/>
     </w:pPr>
     <w:rPr>
+      <w:rFonts w:eastAsia="黑体"/>
       <w:color w:themeColor="background1" w:val="FFFFFF"/>
     </w:rPr>
     <w:tblPr>
@@ -11769,6 +12200,7 @@
     </w:tcPr>
     <w:tblStylePr w:type="firstRow">
       <w:rPr>
+        <w:rFonts w:eastAsia="黑体"/>
         <w:b/>
         <w:bCs/>
       </w:rPr>
@@ -11865,6 +12297,7 @@
       <w:spacing w:after="0" w:line="240" w:lineRule="auto"/>
     </w:pPr>
     <w:rPr>
+      <w:rFonts w:eastAsia="黑体"/>
       <w:color w:themeColor="background1" w:val="FFFFFF"/>
     </w:rPr>
     <w:tblPr>
@@ -11883,6 +12316,7 @@
     </w:tcPr>
     <w:tblStylePr w:type="firstRow">
       <w:rPr>
+        <w:rFonts w:eastAsia="黑体"/>
         <w:b/>
         <w:bCs/>
       </w:rPr>
@@ -11979,6 +12413,7 @@
       <w:spacing w:after="0" w:line="240" w:lineRule="auto"/>
     </w:pPr>
     <w:rPr>
+      <w:rFonts w:eastAsia="黑体"/>
       <w:color w:themeColor="background1" w:val="FFFFFF"/>
     </w:rPr>
     <w:tblPr>
@@ -11997,6 +12432,7 @@
     </w:tcPr>
     <w:tblStylePr w:type="firstRow">
       <w:rPr>
+        <w:rFonts w:eastAsia="黑体"/>
         <w:b/>
         <w:bCs/>
       </w:rPr>
@@ -12093,6 +12529,7 @@
       <w:spacing w:after="0" w:line="240" w:lineRule="auto"/>
     </w:pPr>
     <w:rPr>
+      <w:rFonts w:eastAsia="黑体"/>
       <w:color w:themeColor="text1" w:val="000000"/>
     </w:rPr>
     <w:tblPr>
@@ -12119,6 +12556,7 @@
     </w:tcPr>
     <w:tblStylePr w:type="firstRow">
       <w:rPr>
+        <w:rFonts w:eastAsia="黑体"/>
         <w:b/>
         <w:bCs/>
       </w:rPr>
@@ -12137,6 +12575,7 @@
     </w:tblStylePr>
     <w:tblStylePr w:type="lastRow">
       <w:rPr>
+        <w:rFonts w:eastAsia="黑体"/>
         <w:b/>
         <w:bCs/>
         <w:color w:themeColor="background1" w:val="FFFFFF"/>
@@ -12151,6 +12590,7 @@
     </w:tblStylePr>
     <w:tblStylePr w:type="firstCol">
       <w:rPr>
+        <w:rFonts w:eastAsia="黑体"/>
         <w:color w:themeColor="background1" w:val="FFFFFF"/>
       </w:rPr>
       <w:tblPr/>
@@ -12168,6 +12608,7 @@
     </w:tblStylePr>
     <w:tblStylePr w:type="lastCol">
       <w:rPr>
+        <w:rFonts w:eastAsia="黑体"/>
         <w:color w:themeColor="background1" w:val="FFFFFF"/>
       </w:rPr>
       <w:tblPr/>
@@ -12197,11 +12638,13 @@
     </w:tblStylePr>
     <w:tblStylePr w:type="neCell">
       <w:rPr>
+        <w:rFonts w:eastAsia="黑体"/>
         <w:color w:themeColor="text1" w:val="000000"/>
       </w:rPr>
     </w:tblStylePr>
     <w:tblStylePr w:type="nwCell">
       <w:rPr>
+        <w:rFonts w:eastAsia="黑体"/>
         <w:color w:themeColor="text1" w:val="000000"/>
       </w:rPr>
     </w:tblStylePr>
@@ -12215,6 +12658,7 @@
       <w:spacing w:after="0" w:line="240" w:lineRule="auto"/>
     </w:pPr>
     <w:rPr>
+      <w:rFonts w:eastAsia="黑体"/>
       <w:color w:themeColor="text1" w:val="000000"/>
     </w:rPr>
     <w:tblPr>
@@ -12241,6 +12685,7 @@
     </w:tcPr>
     <w:tblStylePr w:type="firstRow">
       <w:rPr>
+        <w:rFonts w:eastAsia="黑体"/>
         <w:b/>
         <w:bCs/>
       </w:rPr>
@@ -12259,6 +12704,7 @@
     </w:tblStylePr>
     <w:tblStylePr w:type="lastRow">
       <w:rPr>
+        <w:rFonts w:eastAsia="黑体"/>
         <w:b/>
         <w:bCs/>
         <w:color w:themeColor="background1" w:val="FFFFFF"/>
@@ -12273,6 +12719,7 @@
     </w:tblStylePr>
     <w:tblStylePr w:type="firstCol">
       <w:rPr>
+        <w:rFonts w:eastAsia="黑体"/>
         <w:color w:themeColor="background1" w:val="FFFFFF"/>
       </w:rPr>
       <w:tblPr/>
@@ -12290,6 +12737,7 @@
     </w:tblStylePr>
     <w:tblStylePr w:type="lastCol">
       <w:rPr>
+        <w:rFonts w:eastAsia="黑体"/>
         <w:color w:themeColor="background1" w:val="FFFFFF"/>
       </w:rPr>
       <w:tblPr/>
@@ -12319,11 +12767,13 @@
     </w:tblStylePr>
     <w:tblStylePr w:type="neCell">
       <w:rPr>
+        <w:rFonts w:eastAsia="黑体"/>
         <w:color w:themeColor="text1" w:val="000000"/>
       </w:rPr>
     </w:tblStylePr>
     <w:tblStylePr w:type="nwCell">
       <w:rPr>
+        <w:rFonts w:eastAsia="黑体"/>
         <w:color w:themeColor="text1" w:val="000000"/>
       </w:rPr>
     </w:tblStylePr>
@@ -12337,6 +12787,7 @@
       <w:spacing w:after="0" w:line="240" w:lineRule="auto"/>
     </w:pPr>
     <w:rPr>
+      <w:rFonts w:eastAsia="黑体"/>
       <w:color w:themeColor="text1" w:val="000000"/>
     </w:rPr>
     <w:tblPr>
@@ -12363,6 +12814,7 @@
     </w:tcPr>
     <w:tblStylePr w:type="firstRow">
       <w:rPr>
+        <w:rFonts w:eastAsia="黑体"/>
         <w:b/>
         <w:bCs/>
       </w:rPr>
@@ -12381,6 +12833,7 @@
     </w:tblStylePr>
     <w:tblStylePr w:type="lastRow">
       <w:rPr>
+        <w:rFonts w:eastAsia="黑体"/>
         <w:b/>
         <w:bCs/>
         <w:color w:themeColor="background1" w:val="FFFFFF"/>
@@ -12395,6 +12848,7 @@
     </w:tblStylePr>
     <w:tblStylePr w:type="firstCol">
       <w:rPr>
+        <w:rFonts w:eastAsia="黑体"/>
         <w:color w:themeColor="background1" w:val="FFFFFF"/>
       </w:rPr>
       <w:tblPr/>
@@ -12412,6 +12866,7 @@
     </w:tblStylePr>
     <w:tblStylePr w:type="lastCol">
       <w:rPr>
+        <w:rFonts w:eastAsia="黑体"/>
         <w:color w:themeColor="background1" w:val="FFFFFF"/>
       </w:rPr>
       <w:tblPr/>
@@ -12441,11 +12896,13 @@
     </w:tblStylePr>
     <w:tblStylePr w:type="neCell">
       <w:rPr>
+        <w:rFonts w:eastAsia="黑体"/>
         <w:color w:themeColor="text1" w:val="000000"/>
       </w:rPr>
     </w:tblStylePr>
     <w:tblStylePr w:type="nwCell">
       <w:rPr>
+        <w:rFonts w:eastAsia="黑体"/>
         <w:color w:themeColor="text1" w:val="000000"/>
       </w:rPr>
     </w:tblStylePr>
@@ -12459,6 +12916,7 @@
       <w:spacing w:after="0" w:line="240" w:lineRule="auto"/>
     </w:pPr>
     <w:rPr>
+      <w:rFonts w:eastAsia="黑体"/>
       <w:color w:themeColor="text1" w:val="000000"/>
     </w:rPr>
     <w:tblPr>
@@ -12485,6 +12943,7 @@
     </w:tcPr>
     <w:tblStylePr w:type="firstRow">
       <w:rPr>
+        <w:rFonts w:eastAsia="黑体"/>
         <w:b/>
         <w:bCs/>
       </w:rPr>
@@ -12503,6 +12962,7 @@
     </w:tblStylePr>
     <w:tblStylePr w:type="lastRow">
       <w:rPr>
+        <w:rFonts w:eastAsia="黑体"/>
         <w:b/>
         <w:bCs/>
         <w:color w:themeColor="background1" w:val="FFFFFF"/>
@@ -12517,6 +12977,7 @@
     </w:tblStylePr>
     <w:tblStylePr w:type="firstCol">
       <w:rPr>
+        <w:rFonts w:eastAsia="黑体"/>
         <w:color w:themeColor="background1" w:val="FFFFFF"/>
       </w:rPr>
       <w:tblPr/>
@@ -12534,6 +12995,7 @@
     </w:tblStylePr>
     <w:tblStylePr w:type="lastCol">
       <w:rPr>
+        <w:rFonts w:eastAsia="黑体"/>
         <w:color w:themeColor="background1" w:val="FFFFFF"/>
       </w:rPr>
       <w:tblPr/>
@@ -12571,6 +13033,7 @@
       <w:spacing w:after="0" w:line="240" w:lineRule="auto"/>
     </w:pPr>
     <w:rPr>
+      <w:rFonts w:eastAsia="黑体"/>
       <w:color w:themeColor="text1" w:val="000000"/>
     </w:rPr>
     <w:tblPr>
@@ -12597,6 +13060,7 @@
     </w:tcPr>
     <w:tblStylePr w:type="firstRow">
       <w:rPr>
+        <w:rFonts w:eastAsia="黑体"/>
         <w:b/>
         <w:bCs/>
       </w:rPr>
@@ -12615,6 +13079,7 @@
     </w:tblStylePr>
     <w:tblStylePr w:type="lastRow">
       <w:rPr>
+        <w:rFonts w:eastAsia="黑体"/>
         <w:b/>
         <w:bCs/>
         <w:color w:themeColor="background1" w:val="FFFFFF"/>
@@ -12629,6 +13094,7 @@
     </w:tblStylePr>
     <w:tblStylePr w:type="firstCol">
       <w:rPr>
+        <w:rFonts w:eastAsia="黑体"/>
         <w:color w:themeColor="background1" w:val="FFFFFF"/>
       </w:rPr>
       <w:tblPr/>
@@ -12646,6 +13112,7 @@
     </w:tblStylePr>
     <w:tblStylePr w:type="lastCol">
       <w:rPr>
+        <w:rFonts w:eastAsia="黑体"/>
         <w:color w:themeColor="background1" w:val="FFFFFF"/>
       </w:rPr>
       <w:tblPr/>
@@ -12675,11 +13142,13 @@
     </w:tblStylePr>
     <w:tblStylePr w:type="neCell">
       <w:rPr>
+        <w:rFonts w:eastAsia="黑体"/>
         <w:color w:themeColor="text1" w:val="000000"/>
       </w:rPr>
     </w:tblStylePr>
     <w:tblStylePr w:type="nwCell">
       <w:rPr>
+        <w:rFonts w:eastAsia="黑体"/>
         <w:color w:themeColor="text1" w:val="000000"/>
       </w:rPr>
     </w:tblStylePr>
@@ -12693,6 +13162,7 @@
       <w:spacing w:after="0" w:line="240" w:lineRule="auto"/>
     </w:pPr>
     <w:rPr>
+      <w:rFonts w:eastAsia="黑体"/>
       <w:color w:themeColor="text1" w:val="000000"/>
     </w:rPr>
     <w:tblPr>
@@ -12719,6 +13189,7 @@
     </w:tcPr>
     <w:tblStylePr w:type="firstRow">
       <w:rPr>
+        <w:rFonts w:eastAsia="黑体"/>
         <w:b/>
         <w:bCs/>
       </w:rPr>
@@ -12737,6 +13208,7 @@
     </w:tblStylePr>
     <w:tblStylePr w:type="lastRow">
       <w:rPr>
+        <w:rFonts w:eastAsia="黑体"/>
         <w:b/>
         <w:bCs/>
         <w:color w:themeColor="background1" w:val="FFFFFF"/>
@@ -12751,6 +13223,7 @@
     </w:tblStylePr>
     <w:tblStylePr w:type="firstCol">
       <w:rPr>
+        <w:rFonts w:eastAsia="黑体"/>
         <w:color w:themeColor="background1" w:val="FFFFFF"/>
       </w:rPr>
       <w:tblPr/>
@@ -12768,6 +13241,7 @@
     </w:tblStylePr>
     <w:tblStylePr w:type="lastCol">
       <w:rPr>
+        <w:rFonts w:eastAsia="黑体"/>
         <w:color w:themeColor="background1" w:val="FFFFFF"/>
       </w:rPr>
       <w:tblPr/>
@@ -12797,11 +13271,13 @@
     </w:tblStylePr>
     <w:tblStylePr w:type="neCell">
       <w:rPr>
+        <w:rFonts w:eastAsia="黑体"/>
         <w:color w:themeColor="text1" w:val="000000"/>
       </w:rPr>
     </w:tblStylePr>
     <w:tblStylePr w:type="nwCell">
       <w:rPr>
+        <w:rFonts w:eastAsia="黑体"/>
         <w:color w:themeColor="text1" w:val="000000"/>
       </w:rPr>
     </w:tblStylePr>
@@ -12815,6 +13291,7 @@
       <w:spacing w:after="0" w:line="240" w:lineRule="auto"/>
     </w:pPr>
     <w:rPr>
+      <w:rFonts w:eastAsia="黑体"/>
       <w:color w:themeColor="text1" w:val="000000"/>
     </w:rPr>
     <w:tblPr>
@@ -12841,6 +13318,7 @@
     </w:tcPr>
     <w:tblStylePr w:type="firstRow">
       <w:rPr>
+        <w:rFonts w:eastAsia="黑体"/>
         <w:b/>
         <w:bCs/>
       </w:rPr>
@@ -12859,6 +13337,7 @@
     </w:tblStylePr>
     <w:tblStylePr w:type="lastRow">
       <w:rPr>
+        <w:rFonts w:eastAsia="黑体"/>
         <w:b/>
         <w:bCs/>
         <w:color w:themeColor="background1" w:val="FFFFFF"/>
@@ -12873,6 +13352,7 @@
     </w:tblStylePr>
     <w:tblStylePr w:type="firstCol">
       <w:rPr>
+        <w:rFonts w:eastAsia="黑体"/>
         <w:color w:themeColor="background1" w:val="FFFFFF"/>
       </w:rPr>
       <w:tblPr/>
@@ -12890,6 +13370,7 @@
     </w:tblStylePr>
     <w:tblStylePr w:type="lastCol">
       <w:rPr>
+        <w:rFonts w:eastAsia="黑体"/>
         <w:color w:themeColor="background1" w:val="FFFFFF"/>
       </w:rPr>
       <w:tblPr/>
@@ -12919,11 +13400,13 @@
     </w:tblStylePr>
     <w:tblStylePr w:type="neCell">
       <w:rPr>
+        <w:rFonts w:eastAsia="黑体"/>
         <w:color w:themeColor="text1" w:val="000000"/>
       </w:rPr>
     </w:tblStylePr>
     <w:tblStylePr w:type="nwCell">
       <w:rPr>
+        <w:rFonts w:eastAsia="黑体"/>
         <w:color w:themeColor="text1" w:val="000000"/>
       </w:rPr>
     </w:tblStylePr>
@@ -12937,6 +13420,7 @@
       <w:spacing w:after="0" w:line="240" w:lineRule="auto"/>
     </w:pPr>
     <w:rPr>
+      <w:rFonts w:eastAsia="黑体"/>
       <w:color w:themeColor="text1" w:val="000000"/>
     </w:rPr>
     <w:tblPr>
@@ -12955,6 +13439,7 @@
     </w:tcPr>
     <w:tblStylePr w:type="firstRow">
       <w:rPr>
+        <w:rFonts w:eastAsia="黑体"/>
         <w:b/>
         <w:bCs/>
         <w:color w:themeColor="background1" w:val="FFFFFF"/>
@@ -12969,6 +13454,7 @@
     </w:tblStylePr>
     <w:tblStylePr w:type="lastRow">
       <w:rPr>
+        <w:rFonts w:eastAsia="黑体"/>
         <w:b/>
         <w:bCs/>
         <w:color w:themeColor="accent2" w:themeShade="CC" w:val="9E3A38"/>
@@ -12983,12 +13469,14 @@
     </w:tblStylePr>
     <w:tblStylePr w:type="firstCol">
       <w:rPr>
+        <w:rFonts w:eastAsia="黑体"/>
         <w:b/>
         <w:bCs/>
       </w:rPr>
     </w:tblStylePr>
     <w:tblStylePr w:type="lastCol">
       <w:rPr>
+        <w:rFonts w:eastAsia="黑体"/>
         <w:b/>
         <w:bCs/>
       </w:rPr>
@@ -13023,6 +13511,7 @@
       <w:spacing w:after="0" w:line="240" w:lineRule="auto"/>
     </w:pPr>
     <w:rPr>
+      <w:rFonts w:eastAsia="黑体"/>
       <w:color w:themeColor="text1" w:val="000000"/>
     </w:rPr>
     <w:tblPr>
@@ -13041,6 +13530,7 @@
     </w:tcPr>
     <w:tblStylePr w:type="firstRow">
       <w:rPr>
+        <w:rFonts w:eastAsia="黑体"/>
         <w:b/>
         <w:bCs/>
         <w:color w:themeColor="background1" w:val="FFFFFF"/>
@@ -13055,6 +13545,7 @@
     </w:tblStylePr>
     <w:tblStylePr w:type="lastRow">
       <w:rPr>
+        <w:rFonts w:eastAsia="黑体"/>
         <w:b/>
         <w:bCs/>
         <w:color w:themeColor="accent2" w:themeShade="CC" w:val="9E3A38"/>
@@ -13069,12 +13560,14 @@
     </w:tblStylePr>
     <w:tblStylePr w:type="firstCol">
       <w:rPr>
+        <w:rFonts w:eastAsia="黑体"/>
         <w:b/>
         <w:bCs/>
       </w:rPr>
     </w:tblStylePr>
     <w:tblStylePr w:type="lastCol">
       <w:rPr>
+        <w:rFonts w:eastAsia="黑体"/>
         <w:b/>
         <w:bCs/>
       </w:rPr>
@@ -13109,6 +13602,7 @@
       <w:spacing w:after="0" w:line="240" w:lineRule="auto"/>
     </w:pPr>
     <w:rPr>
+      <w:rFonts w:eastAsia="黑体"/>
       <w:color w:themeColor="text1" w:val="000000"/>
     </w:rPr>
     <w:tblPr>
@@ -13127,6 +13621,7 @@
     </w:tcPr>
     <w:tblStylePr w:type="firstRow">
       <w:rPr>
+        <w:rFonts w:eastAsia="黑体"/>
         <w:b/>
         <w:bCs/>
         <w:color w:themeColor="background1" w:val="FFFFFF"/>
@@ -13141,6 +13636,7 @@
     </w:tblStylePr>
     <w:tblStylePr w:type="lastRow">
       <w:rPr>
+        <w:rFonts w:eastAsia="黑体"/>
         <w:b/>
         <w:bCs/>
         <w:color w:themeColor="accent2" w:themeShade="CC" w:val="9E3A38"/>
@@ -13155,12 +13651,14 @@
     </w:tblStylePr>
     <w:tblStylePr w:type="firstCol">
       <w:rPr>
+        <w:rFonts w:eastAsia="黑体"/>
         <w:b/>
         <w:bCs/>
       </w:rPr>
     </w:tblStylePr>
     <w:tblStylePr w:type="lastCol">
       <w:rPr>
+        <w:rFonts w:eastAsia="黑体"/>
         <w:b/>
         <w:bCs/>
       </w:rPr>
@@ -13195,6 +13693,7 @@
       <w:spacing w:after="0" w:line="240" w:lineRule="auto"/>
     </w:pPr>
     <w:rPr>
+      <w:rFonts w:eastAsia="黑体"/>
       <w:color w:themeColor="text1" w:val="000000"/>
     </w:rPr>
     <w:tblPr>
@@ -13213,6 +13712,7 @@
     </w:tcPr>
     <w:tblStylePr w:type="firstRow">
       <w:rPr>
+        <w:rFonts w:eastAsia="黑体"/>
         <w:b/>
         <w:bCs/>
         <w:color w:themeColor="background1" w:val="FFFFFF"/>
@@ -13227,6 +13727,7 @@
     </w:tblStylePr>
     <w:tblStylePr w:type="lastRow">
       <w:rPr>
+        <w:rFonts w:eastAsia="黑体"/>
         <w:b/>
         <w:bCs/>
         <w:color w:themeColor="accent4" w:themeShade="CC" w:val="664E82"/>
@@ -13241,12 +13742,14 @@
     </w:tblStylePr>
     <w:tblStylePr w:type="firstCol">
       <w:rPr>
+        <w:rFonts w:eastAsia="黑体"/>
         <w:b/>
         <w:bCs/>
       </w:rPr>
     </w:tblStylePr>
     <w:tblStylePr w:type="lastCol">
       <w:rPr>
+        <w:rFonts w:eastAsia="黑体"/>
         <w:b/>
         <w:bCs/>
       </w:rPr>
@@ -13281,6 +13784,7 @@
       <w:spacing w:after="0" w:line="240" w:lineRule="auto"/>
     </w:pPr>
     <w:rPr>
+      <w:rFonts w:eastAsia="黑体"/>
       <w:color w:themeColor="text1" w:val="000000"/>
     </w:rPr>
     <w:tblPr>
@@ -13299,6 +13803,7 @@
     </w:tcPr>
     <w:tblStylePr w:type="firstRow">
       <w:rPr>
+        <w:rFonts w:eastAsia="黑体"/>
         <w:b/>
         <w:bCs/>
         <w:color w:themeColor="background1" w:val="FFFFFF"/>
@@ -13313,6 +13818,7 @@
     </w:tblStylePr>
     <w:tblStylePr w:type="lastRow">
       <w:rPr>
+        <w:rFonts w:eastAsia="黑体"/>
         <w:b/>
         <w:bCs/>
         <w:color w:themeColor="accent3" w:themeShade="CC" w:val="7E9C40"/>
@@ -13327,12 +13833,14 @@
     </w:tblStylePr>
     <w:tblStylePr w:type="firstCol">
       <w:rPr>
+        <w:rFonts w:eastAsia="黑体"/>
         <w:b/>
         <w:bCs/>
       </w:rPr>
     </w:tblStylePr>
     <w:tblStylePr w:type="lastCol">
       <w:rPr>
+        <w:rFonts w:eastAsia="黑体"/>
         <w:b/>
         <w:bCs/>
       </w:rPr>
@@ -13367,6 +13875,7 @@
       <w:spacing w:after="0" w:line="240" w:lineRule="auto"/>
     </w:pPr>
     <w:rPr>
+      <w:rFonts w:eastAsia="黑体"/>
       <w:color w:themeColor="text1" w:val="000000"/>
     </w:rPr>
     <w:tblPr>
@@ -13385,6 +13894,7 @@
     </w:tcPr>
     <w:tblStylePr w:type="firstRow">
       <w:rPr>
+        <w:rFonts w:eastAsia="黑体"/>
         <w:b/>
         <w:bCs/>
         <w:color w:themeColor="background1" w:val="FFFFFF"/>
@@ -13399,6 +13909,7 @@
     </w:tblStylePr>
     <w:tblStylePr w:type="lastRow">
       <w:rPr>
+        <w:rFonts w:eastAsia="黑体"/>
         <w:b/>
         <w:bCs/>
         <w:color w:themeColor="accent6" w:themeShade="CC" w:val="F2730A"/>
@@ -13413,12 +13924,14 @@
     </w:tblStylePr>
     <w:tblStylePr w:type="firstCol">
       <w:rPr>
+        <w:rFonts w:eastAsia="黑体"/>
         <w:b/>
         <w:bCs/>
       </w:rPr>
     </w:tblStylePr>
     <w:tblStylePr w:type="lastCol">
       <w:rPr>
+        <w:rFonts w:eastAsia="黑体"/>
         <w:b/>
         <w:bCs/>
       </w:rPr>
@@ -13453,6 +13966,7 @@
       <w:spacing w:after="0" w:line="240" w:lineRule="auto"/>
     </w:pPr>
     <w:rPr>
+      <w:rFonts w:eastAsia="黑体"/>
       <w:color w:themeColor="text1" w:val="000000"/>
     </w:rPr>
     <w:tblPr>
@@ -13471,6 +13985,7 @@
     </w:tcPr>
     <w:tblStylePr w:type="firstRow">
       <w:rPr>
+        <w:rFonts w:eastAsia="黑体"/>
         <w:b/>
         <w:bCs/>
         <w:color w:themeColor="background1" w:val="FFFFFF"/>
@@ -13485,6 +14000,7 @@
     </w:tblStylePr>
     <w:tblStylePr w:type="lastRow">
       <w:rPr>
+        <w:rFonts w:eastAsia="黑体"/>
         <w:b/>
         <w:bCs/>
         <w:color w:themeColor="accent5" w:themeShade="CC" w:val="348DA5"/>
@@ -13499,12 +14015,14 @@
     </w:tblStylePr>
     <w:tblStylePr w:type="firstCol">
       <w:rPr>
+        <w:rFonts w:eastAsia="黑体"/>
         <w:b/>
         <w:bCs/>
       </w:rPr>
     </w:tblStylePr>
     <w:tblStylePr w:type="lastCol">
       <w:rPr>
+        <w:rFonts w:eastAsia="黑体"/>
         <w:b/>
         <w:bCs/>
       </w:rPr>
@@ -13539,6 +14057,7 @@
       <w:spacing w:after="0" w:line="240" w:lineRule="auto"/>
     </w:pPr>
     <w:rPr>
+      <w:rFonts w:eastAsia="黑体"/>
       <w:color w:themeColor="text1" w:val="000000"/>
     </w:rPr>
     <w:tblPr>
@@ -13560,6 +14079,7 @@
     </w:tcPr>
     <w:tblStylePr w:type="firstRow">
       <w:rPr>
+        <w:rFonts w:eastAsia="黑体"/>
         <w:b/>
         <w:bCs/>
       </w:rPr>
@@ -13570,6 +14090,7 @@
     </w:tblStylePr>
     <w:tblStylePr w:type="lastRow">
       <w:rPr>
+        <w:rFonts w:eastAsia="黑体"/>
         <w:b/>
         <w:bCs/>
         <w:color w:themeColor="text1" w:val="000000"/>
@@ -13581,6 +14102,7 @@
     </w:tblStylePr>
     <w:tblStylePr w:type="firstCol">
       <w:rPr>
+        <w:rFonts w:eastAsia="黑体"/>
         <w:color w:themeColor="background1" w:val="FFFFFF"/>
       </w:rPr>
       <w:tblPr/>
@@ -13590,6 +14112,7 @@
     </w:tblStylePr>
     <w:tblStylePr w:type="lastCol">
       <w:rPr>
+        <w:rFonts w:eastAsia="黑体"/>
         <w:color w:themeColor="background1" w:val="FFFFFF"/>
       </w:rPr>
       <w:tblPr/>
@@ -13619,6 +14142,7 @@
       <w:spacing w:after="0" w:line="240" w:lineRule="auto"/>
     </w:pPr>
     <w:rPr>
+      <w:rFonts w:eastAsia="黑体"/>
       <w:color w:themeColor="text1" w:val="000000"/>
     </w:rPr>
     <w:tblPr>
@@ -13640,6 +14164,7 @@
     </w:tcPr>
     <w:tblStylePr w:type="firstRow">
       <w:rPr>
+        <w:rFonts w:eastAsia="黑体"/>
         <w:b/>
         <w:bCs/>
       </w:rPr>
@@ -13650,6 +14175,7 @@
     </w:tblStylePr>
     <w:tblStylePr w:type="lastRow">
       <w:rPr>
+        <w:rFonts w:eastAsia="黑体"/>
         <w:b/>
         <w:bCs/>
         <w:color w:themeColor="text1" w:val="000000"/>
@@ -13661,6 +14187,7 @@
     </w:tblStylePr>
     <w:tblStylePr w:type="firstCol">
       <w:rPr>
+        <w:rFonts w:eastAsia="黑体"/>
         <w:color w:themeColor="background1" w:val="FFFFFF"/>
       </w:rPr>
       <w:tblPr/>
@@ -13670,6 +14197,7 @@
     </w:tblStylePr>
     <w:tblStylePr w:type="lastCol">
       <w:rPr>
+        <w:rFonts w:eastAsia="黑体"/>
         <w:color w:themeColor="background1" w:val="FFFFFF"/>
       </w:rPr>
       <w:tblPr/>
@@ -13699,6 +14227,7 @@
       <w:spacing w:after="0" w:line="240" w:lineRule="auto"/>
     </w:pPr>
     <w:rPr>
+      <w:rFonts w:eastAsia="黑体"/>
       <w:color w:themeColor="text1" w:val="000000"/>
     </w:rPr>
     <w:tblPr>
@@ -13720,6 +14249,7 @@
     </w:tcPr>
     <w:tblStylePr w:type="firstRow">
       <w:rPr>
+        <w:rFonts w:eastAsia="黑体"/>
         <w:b/>
         <w:bCs/>
       </w:rPr>
@@ -13730,6 +14260,7 @@
     </w:tblStylePr>
     <w:tblStylePr w:type="lastRow">
       <w:rPr>
+        <w:rFonts w:eastAsia="黑体"/>
         <w:b/>
         <w:bCs/>
         <w:color w:themeColor="text1" w:val="000000"/>
@@ -13741,6 +14272,7 @@
     </w:tblStylePr>
     <w:tblStylePr w:type="firstCol">
       <w:rPr>
+        <w:rFonts w:eastAsia="黑体"/>
         <w:color w:themeColor="background1" w:val="FFFFFF"/>
       </w:rPr>
       <w:tblPr/>
@@ -13750,6 +14282,7 @@
     </w:tblStylePr>
     <w:tblStylePr w:type="lastCol">
       <w:rPr>
+        <w:rFonts w:eastAsia="黑体"/>
         <w:color w:themeColor="background1" w:val="FFFFFF"/>
       </w:rPr>
       <w:tblPr/>
@@ -13779,6 +14312,7 @@
       <w:spacing w:after="0" w:line="240" w:lineRule="auto"/>
     </w:pPr>
     <w:rPr>
+      <w:rFonts w:eastAsia="黑体"/>
       <w:color w:themeColor="text1" w:val="000000"/>
     </w:rPr>
     <w:tblPr>
@@ -13800,6 +14334,7 @@
     </w:tcPr>
     <w:tblStylePr w:type="firstRow">
       <w:rPr>
+        <w:rFonts w:eastAsia="黑体"/>
         <w:b/>
         <w:bCs/>
       </w:rPr>
@@ -13810,6 +14345,7 @@
     </w:tblStylePr>
     <w:tblStylePr w:type="lastRow">
       <w:rPr>
+        <w:rFonts w:eastAsia="黑体"/>
         <w:b/>
         <w:bCs/>
         <w:color w:themeColor="text1" w:val="000000"/>
@@ -13821,6 +14357,7 @@
     </w:tblStylePr>
     <w:tblStylePr w:type="firstCol">
       <w:rPr>
+        <w:rFonts w:eastAsia="黑体"/>
         <w:color w:themeColor="background1" w:val="FFFFFF"/>
       </w:rPr>
       <w:tblPr/>
@@ -13830,6 +14367,7 @@
     </w:tblStylePr>
     <w:tblStylePr w:type="lastCol">
       <w:rPr>
+        <w:rFonts w:eastAsia="黑体"/>
         <w:color w:themeColor="background1" w:val="FFFFFF"/>
       </w:rPr>
       <w:tblPr/>
@@ -13859,6 +14397,7 @@
       <w:spacing w:after="0" w:line="240" w:lineRule="auto"/>
     </w:pPr>
     <w:rPr>
+      <w:rFonts w:eastAsia="黑体"/>
       <w:color w:themeColor="text1" w:val="000000"/>
     </w:rPr>
     <w:tblPr>
@@ -13880,6 +14419,7 @@
     </w:tcPr>
     <w:tblStylePr w:type="firstRow">
       <w:rPr>
+        <w:rFonts w:eastAsia="黑体"/>
         <w:b/>
         <w:bCs/>
       </w:rPr>
@@ -13890,6 +14430,7 @@
     </w:tblStylePr>
     <w:tblStylePr w:type="lastRow">
       <w:rPr>
+        <w:rFonts w:eastAsia="黑体"/>
         <w:b/>
         <w:bCs/>
         <w:color w:themeColor="text1" w:val="000000"/>
@@ -13901,6 +14442,7 @@
     </w:tblStylePr>
     <w:tblStylePr w:type="firstCol">
       <w:rPr>
+        <w:rFonts w:eastAsia="黑体"/>
         <w:color w:themeColor="background1" w:val="FFFFFF"/>
       </w:rPr>
       <w:tblPr/>
@@ -13910,6 +14452,7 @@
     </w:tblStylePr>
     <w:tblStylePr w:type="lastCol">
       <w:rPr>
+        <w:rFonts w:eastAsia="黑体"/>
         <w:color w:themeColor="background1" w:val="FFFFFF"/>
       </w:rPr>
       <w:tblPr/>
@@ -13939,6 +14482,7 @@
       <w:spacing w:after="0" w:line="240" w:lineRule="auto"/>
     </w:pPr>
     <w:rPr>
+      <w:rFonts w:eastAsia="黑体"/>
       <w:color w:themeColor="text1" w:val="000000"/>
     </w:rPr>
     <w:tblPr>
@@ -13960,6 +14504,7 @@
     </w:tcPr>
     <w:tblStylePr w:type="firstRow">
       <w:rPr>
+        <w:rFonts w:eastAsia="黑体"/>
         <w:b/>
         <w:bCs/>
       </w:rPr>
@@ -13970,6 +14515,7 @@
     </w:tblStylePr>
     <w:tblStylePr w:type="lastRow">
       <w:rPr>
+        <w:rFonts w:eastAsia="黑体"/>
         <w:b/>
         <w:bCs/>
         <w:color w:themeColor="text1" w:val="000000"/>
@@ -13981,6 +14527,7 @@
     </w:tblStylePr>
     <w:tblStylePr w:type="firstCol">
       <w:rPr>
+        <w:rFonts w:eastAsia="黑体"/>
         <w:color w:themeColor="background1" w:val="FFFFFF"/>
       </w:rPr>
       <w:tblPr/>
@@ -13990,6 +14537,7 @@
     </w:tblStylePr>
     <w:tblStylePr w:type="lastCol">
       <w:rPr>
+        <w:rFonts w:eastAsia="黑体"/>
         <w:color w:themeColor="background1" w:val="FFFFFF"/>
       </w:rPr>
       <w:tblPr/>
@@ -14019,6 +14567,7 @@
       <w:spacing w:after="0" w:line="240" w:lineRule="auto"/>
     </w:pPr>
     <w:rPr>
+      <w:rFonts w:eastAsia="黑体"/>
       <w:color w:themeColor="text1" w:val="000000"/>
     </w:rPr>
     <w:tblPr>
@@ -14040,6 +14589,7 @@
     </w:tcPr>
     <w:tblStylePr w:type="firstRow">
       <w:rPr>
+        <w:rFonts w:eastAsia="黑体"/>
         <w:b/>
         <w:bCs/>
       </w:rPr>
@@ -14050,6 +14600,7 @@
     </w:tblStylePr>
     <w:tblStylePr w:type="lastRow">
       <w:rPr>
+        <w:rFonts w:eastAsia="黑体"/>
         <w:b/>
         <w:bCs/>
         <w:color w:themeColor="text1" w:val="000000"/>
@@ -14061,6 +14612,7 @@
     </w:tblStylePr>
     <w:tblStylePr w:type="firstCol">
       <w:rPr>
+        <w:rFonts w:eastAsia="黑体"/>
         <w:color w:themeColor="background1" w:val="FFFFFF"/>
       </w:rPr>
       <w:tblPr/>
@@ -14070,6 +14622,7 @@
     </w:tblStylePr>
     <w:tblStylePr w:type="lastCol">
       <w:rPr>
+        <w:rFonts w:eastAsia="黑体"/>
         <w:color w:themeColor="background1" w:val="FFFFFF"/>
       </w:rPr>
       <w:tblPr/>
@@ -14102,6 +14655,7 @@
     <w:name w:val="KeywordTok"/>
     <w:basedOn w:val="VerbatimChar"/>
     <w:rPr>
+      <w:rFonts w:eastAsia="黑体"/>
       <w:b/>
       <w:color w:val="007020"/>
     </w:rPr>
@@ -14110,6 +14664,7 @@
     <w:name w:val="DataTypeTok"/>
     <w:basedOn w:val="VerbatimChar"/>
     <w:rPr>
+      <w:rFonts w:eastAsia="黑体"/>
       <w:color w:val="902000"/>
     </w:rPr>
   </w:style>
@@ -14117,6 +14672,7 @@
     <w:name w:val="DecValTok"/>
     <w:basedOn w:val="VerbatimChar"/>
     <w:rPr>
+      <w:rFonts w:eastAsia="黑体"/>
       <w:color w:val="40a070"/>
     </w:rPr>
   </w:style>
@@ -14124,6 +14680,7 @@
     <w:name w:val="BaseNTok"/>
     <w:basedOn w:val="VerbatimChar"/>
     <w:rPr>
+      <w:rFonts w:eastAsia="黑体"/>
       <w:color w:val="40a070"/>
     </w:rPr>
   </w:style>
@@ -14131,6 +14688,7 @@
     <w:name w:val="FloatTok"/>
     <w:basedOn w:val="VerbatimChar"/>
     <w:rPr>
+      <w:rFonts w:eastAsia="黑体"/>
       <w:color w:val="40a070"/>
     </w:rPr>
   </w:style>
@@ -14138,6 +14696,7 @@
     <w:name w:val="ConstantTok"/>
     <w:basedOn w:val="VerbatimChar"/>
     <w:rPr>
+      <w:rFonts w:eastAsia="黑体"/>
       <w:color w:val="880000"/>
     </w:rPr>
   </w:style>
@@ -14145,6 +14704,7 @@
     <w:name w:val="CharTok"/>
     <w:basedOn w:val="VerbatimChar"/>
     <w:rPr>
+      <w:rFonts w:eastAsia="黑体"/>
       <w:color w:val="4070a0"/>
     </w:rPr>
   </w:style>
@@ -14152,6 +14712,7 @@
     <w:name w:val="SpecialCharTok"/>
     <w:basedOn w:val="VerbatimChar"/>
     <w:rPr>
+      <w:rFonts w:eastAsia="黑体"/>
       <w:color w:val="4070a0"/>
     </w:rPr>
   </w:style>
@@ -14159,6 +14720,7 @@
     <w:name w:val="StringTok"/>
     <w:basedOn w:val="VerbatimChar"/>
     <w:rPr>
+      <w:rFonts w:eastAsia="黑体"/>
       <w:color w:val="4070a0"/>
     </w:rPr>
   </w:style>
@@ -14166,6 +14728,7 @@
     <w:name w:val="VerbatimStringTok"/>
     <w:basedOn w:val="VerbatimChar"/>
     <w:rPr>
+      <w:rFonts w:eastAsia="黑体"/>
       <w:color w:val="4070a0"/>
     </w:rPr>
   </w:style>
@@ -14173,6 +14736,7 @@
     <w:name w:val="SpecialStringTok"/>
     <w:basedOn w:val="VerbatimChar"/>
     <w:rPr>
+      <w:rFonts w:eastAsia="黑体"/>
       <w:color w:val="bb6688"/>
     </w:rPr>
   </w:style>
@@ -14180,6 +14744,7 @@
     <w:name w:val="ImportTok"/>
     <w:basedOn w:val="VerbatimChar"/>
     <w:rPr>
+      <w:rFonts w:eastAsia="黑体"/>
       <w:b/>
       <w:color w:val="008000"/>
     </w:rPr>
@@ -14188,6 +14753,7 @@
     <w:name w:val="CommentTok"/>
     <w:basedOn w:val="VerbatimChar"/>
     <w:rPr>
+      <w:rFonts w:eastAsia="黑体"/>
       <w:i/>
       <w:color w:val="60a0b0"/>
     </w:rPr>
@@ -14196,6 +14762,7 @@
     <w:name w:val="DocumentationTok"/>
     <w:basedOn w:val="VerbatimChar"/>
     <w:rPr>
+      <w:rFonts w:eastAsia="黑体"/>
       <w:i/>
       <w:color w:val="ba2121"/>
     </w:rPr>
@@ -14204,6 +14771,7 @@
     <w:name w:val="AnnotationTok"/>
     <w:basedOn w:val="VerbatimChar"/>
     <w:rPr>
+      <w:rFonts w:eastAsia="黑体"/>
       <w:b/>
       <w:i/>
       <w:color w:val="60a0b0"/>
@@ -14213,6 +14781,7 @@
     <w:name w:val="CommentVarTok"/>
     <w:basedOn w:val="VerbatimChar"/>
     <w:rPr>
+      <w:rFonts w:eastAsia="黑体"/>
       <w:b/>
       <w:i/>
       <w:color w:val="60a0b0"/>
@@ -14222,6 +14791,7 @@
     <w:name w:val="OtherTok"/>
     <w:basedOn w:val="VerbatimChar"/>
     <w:rPr>
+      <w:rFonts w:eastAsia="黑体"/>
       <w:color w:val="007020"/>
     </w:rPr>
   </w:style>
@@ -14229,6 +14799,7 @@
     <w:name w:val="FunctionTok"/>
     <w:basedOn w:val="VerbatimChar"/>
     <w:rPr>
+      <w:rFonts w:eastAsia="黑体"/>
       <w:color w:val="06287e"/>
     </w:rPr>
   </w:style>
@@ -14236,6 +14807,7 @@
     <w:name w:val="VariableTok"/>
     <w:basedOn w:val="VerbatimChar"/>
     <w:rPr>
+      <w:rFonts w:eastAsia="黑体"/>
       <w:color w:val="19177c"/>
     </w:rPr>
   </w:style>
@@ -14243,6 +14815,7 @@
     <w:name w:val="ControlFlowTok"/>
     <w:basedOn w:val="VerbatimChar"/>
     <w:rPr>
+      <w:rFonts w:eastAsia="黑体"/>
       <w:b/>
       <w:color w:val="007020"/>
     </w:rPr>
@@ -14251,6 +14824,7 @@
     <w:name w:val="OperatorTok"/>
     <w:basedOn w:val="VerbatimChar"/>
     <w:rPr>
+      <w:rFonts w:eastAsia="黑体"/>
       <w:color w:val="666666"/>
     </w:rPr>
   </w:style>
@@ -14258,18 +14832,22 @@
     <w:name w:val="BuiltInTok"/>
     <w:basedOn w:val="VerbatimChar"/>
     <w:rPr>
+      <w:rFonts w:eastAsia="黑体"/>
       <w:color w:val="008000"/>
     </w:rPr>
   </w:style>
   <w:style w:type="character" w:customStyle="1" w:styleId="ExtensionTok">
     <w:name w:val="ExtensionTok"/>
     <w:basedOn w:val="VerbatimChar"/>
-    <w:rPr/>
+    <w:rPr>
+      <w:rFonts w:eastAsia="黑体"/>
+    </w:rPr>
   </w:style>
   <w:style w:type="character" w:customStyle="1" w:styleId="PreprocessorTok">
     <w:name w:val="PreprocessorTok"/>
     <w:basedOn w:val="VerbatimChar"/>
     <w:rPr>
+      <w:rFonts w:eastAsia="黑体"/>
       <w:color w:val="bc7a00"/>
     </w:rPr>
   </w:style>
@@ -14277,18 +14855,22 @@
     <w:name w:val="AttributeTok"/>
     <w:basedOn w:val="VerbatimChar"/>
     <w:rPr>
+      <w:rFonts w:eastAsia="黑体"/>
       <w:color w:val="7d9029"/>
     </w:rPr>
   </w:style>
   <w:style w:type="character" w:customStyle="1" w:styleId="RegionMarkerTok">
     <w:name w:val="RegionMarkerTok"/>
     <w:basedOn w:val="VerbatimChar"/>
-    <w:rPr/>
+    <w:rPr>
+      <w:rFonts w:eastAsia="黑体"/>
+    </w:rPr>
   </w:style>
   <w:style w:type="character" w:customStyle="1" w:styleId="InformationTok">
     <w:name w:val="InformationTok"/>
     <w:basedOn w:val="VerbatimChar"/>
     <w:rPr>
+      <w:rFonts w:eastAsia="黑体"/>
       <w:b/>
       <w:i/>
       <w:color w:val="60a0b0"/>
@@ -14298,6 +14880,7 @@
     <w:name w:val="WarningTok"/>
     <w:basedOn w:val="VerbatimChar"/>
     <w:rPr>
+      <w:rFonts w:eastAsia="黑体"/>
       <w:b/>
       <w:i/>
       <w:color w:val="60a0b0"/>
@@ -14307,6 +14890,7 @@
     <w:name w:val="AlertTok"/>
     <w:basedOn w:val="VerbatimChar"/>
     <w:rPr>
+      <w:rFonts w:eastAsia="黑体"/>
       <w:b/>
       <w:color w:val="ff0000"/>
     </w:rPr>
@@ -14315,6 +14899,7 @@
     <w:name w:val="ErrorTok"/>
     <w:basedOn w:val="VerbatimChar"/>
     <w:rPr>
+      <w:rFonts w:eastAsia="黑体"/>
       <w:b/>
       <w:color w:val="ff0000"/>
     </w:rPr>
@@ -14322,7 +14907,9 @@
   <w:style w:type="character" w:customStyle="1" w:styleId="NormalTok">
     <w:name w:val="NormalTok"/>
     <w:basedOn w:val="VerbatimChar"/>
-    <w:rPr/>
+    <w:rPr>
+      <w:rFonts w:eastAsia="黑体"/>
+    </w:rPr>
   </w:style>
 </w:styles>
 </file>
@@ -14371,12 +14958,12 @@
     <a:fontScheme name="Office">
       <a:majorFont>
         <a:latin typeface="Calibri"/>
-        <a:ea typeface=""/>
+        <a:ea typeface="黑体"/>
         <a:cs typeface=""/>
         <a:font script="Jpan" typeface="ＭＳ ゴシック"/>
         <a:font script="Hang" typeface="맑은 고딕"/>
-        <a:font script="Hans" typeface="宋体"/>
-        <a:font script="Hant" typeface="新細明體"/>
+        <a:font script="Hans" typeface="黑体"/>
+        <a:font script="Hant" typeface="黑体"/>
         <a:font script="Arab" typeface="Times New Roman"/>
         <a:font script="Hebr" typeface="Times New Roman"/>
         <a:font script="Thai" typeface="Angsana New"/>
@@ -14406,12 +14993,12 @@
       </a:majorFont>
       <a:minorFont>
         <a:latin typeface="Cambria"/>
-        <a:ea typeface=""/>
+        <a:ea typeface="黑体"/>
         <a:cs typeface=""/>
         <a:font script="Jpan" typeface="ＭＳ 明朝"/>
         <a:font script="Hang" typeface="맑은 고딕"/>
-        <a:font script="Hans" typeface="宋体"/>
-        <a:font script="Hant" typeface="新細明體"/>
+        <a:font script="Hans" typeface="黑体"/>
+        <a:font script="Hant" typeface="黑体"/>
         <a:font script="Arab" typeface="Arial"/>
         <a:font script="Hebr" typeface="Arial"/>
         <a:font script="Thai" typeface="Cordia New"/>

--- a/02-放大电路/01-运算放大电路/电压跟随器电路/电压跟随器电路.docx
+++ b/02-放大电路/01-运算放大电路/电压跟随器电路/电压跟随器电路.docx
@@ -1887,7 +1887,7 @@
           <w:color w:val="555555"/>
           <w:sz w:val="21"/>
         </w:rPr>
-        <w:t>材料收集者：杜文杰，WX手机：19519196569，QQ:3478827729</w:t>
+        <w:t>材料收集者：杜文杰，微信/手机：19519196569，QQ:3478827729</w:t>
       </w:r>
     </w:p>
     <w:sectPr>
